--- a/README.docx
+++ b/README.docx
@@ -6,139 +6,250 @@
       <w:pPr>
         <w:jc w:val="center"/>
         <w:rPr>
-          <w:rFonts w:asciiTheme="minorHAnsi" w:eastAsiaTheme="minorHAnsi"/>
+          <w:rFonts w:hAnsiTheme="minorEastAsia"/>
           <w:b/>
           <w:bCs/>
-          <w:szCs w:val="22"/>
-        </w:rPr>
-      </w:pPr>
-      <w:r>
-        <w:rPr>
-          <w:rFonts w:asciiTheme="minorHAnsi" w:eastAsiaTheme="minorHAnsi"/>
+          <w:sz w:val="24"/>
+        </w:rPr>
+      </w:pPr>
+      <w:r>
+        <w:rPr>
+          <w:rFonts w:hAnsiTheme="minorEastAsia"/>
           <w:b/>
           <w:bCs/>
-          <w:szCs w:val="22"/>
-        </w:rPr>
-        <w:t>Silicon Bring-up &amp; 6.6Gbps High-Speed Interface Automated Verification System</w:t>
+          <w:sz w:val="24"/>
+        </w:rPr>
+        <w:t>Silicon Bring-up &amp; High-Speed Interface Automated Verification System</w:t>
       </w:r>
     </w:p>
     <w:p>
       <w:pPr>
-        <w:jc w:val="center"/>
-        <w:rPr>
-          <w:rFonts w:asciiTheme="minorHAnsi" w:eastAsiaTheme="minorHAnsi"/>
+        <w:rPr>
+          <w:rFonts w:hAnsiTheme="minorEastAsia"/>
+          <w:sz w:val="20"/>
+          <w:szCs w:val="20"/>
+        </w:rPr>
+      </w:pPr>
+    </w:p>
+    <w:p>
+      <w:pPr>
+        <w:rPr>
+          <w:rFonts w:hAnsiTheme="minorEastAsia"/>
+          <w:sz w:val="20"/>
+          <w:szCs w:val="20"/>
+        </w:rPr>
+      </w:pPr>
+      <w:r>
+        <w:rPr>
+          <w:rFonts w:hAnsiTheme="minorEastAsia"/>
+          <w:sz w:val="20"/>
+          <w:szCs w:val="20"/>
+        </w:rPr>
+        <w:t xml:space="preserve">모바일 D-IC 및 T-Con 구동 기술을 기반으로 하드웨어 실리콘 Bring-up 및 </w:t>
+      </w:r>
+      <w:proofErr w:type="spellStart"/>
+      <w:r>
+        <w:rPr>
+          <w:rFonts w:hAnsiTheme="minorEastAsia"/>
+          <w:sz w:val="20"/>
+          <w:szCs w:val="20"/>
+        </w:rPr>
+        <w:t>양산성</w:t>
+      </w:r>
+      <w:proofErr w:type="spellEnd"/>
+      <w:r>
+        <w:rPr>
+          <w:rFonts w:hAnsiTheme="minorEastAsia"/>
+          <w:sz w:val="20"/>
+          <w:szCs w:val="20"/>
+        </w:rPr>
+        <w:t xml:space="preserve"> 평가 과정을 완전 자동화한 통합 검증 프레임워크입니다.</w:t>
+      </w:r>
+    </w:p>
+    <w:p>
+      <w:pPr>
+        <w:rPr>
+          <w:rFonts w:hAnsiTheme="minorEastAsia"/>
+          <w:sz w:val="20"/>
+          <w:szCs w:val="20"/>
+        </w:rPr>
+      </w:pPr>
+      <w:r>
+        <w:rPr>
+          <w:rFonts w:hAnsiTheme="minorEastAsia"/>
+          <w:sz w:val="20"/>
+          <w:szCs w:val="20"/>
+        </w:rPr>
+        <w:t xml:space="preserve">수작업으로 진행되던 계측 장비 제어, 데이터 누적, 불량 로그 분석 파이프라인을 자동화하여 검증 </w:t>
+      </w:r>
+      <w:proofErr w:type="spellStart"/>
+      <w:r>
+        <w:rPr>
+          <w:rFonts w:hAnsiTheme="minorEastAsia"/>
+          <w:sz w:val="20"/>
+          <w:szCs w:val="20"/>
+        </w:rPr>
+        <w:t>턴어라운드</w:t>
+      </w:r>
+      <w:proofErr w:type="spellEnd"/>
+      <w:r>
+        <w:rPr>
+          <w:rFonts w:hAnsiTheme="minorEastAsia"/>
+          <w:sz w:val="20"/>
+          <w:szCs w:val="20"/>
+        </w:rPr>
+        <w:t xml:space="preserve"> 타임(TAT)을 획기적으로 단축하고 인적 오류를 원천 차단하기 위해 개발되었습니다. 고가의 상용 솔루션 도입이 어려운 중소 </w:t>
+      </w:r>
+      <w:proofErr w:type="spellStart"/>
+      <w:r>
+        <w:rPr>
+          <w:rFonts w:hAnsiTheme="minorEastAsia"/>
+          <w:sz w:val="20"/>
+          <w:szCs w:val="20"/>
+        </w:rPr>
+        <w:t>팹리스</w:t>
+      </w:r>
+      <w:proofErr w:type="spellEnd"/>
+      <w:r>
+        <w:rPr>
+          <w:rFonts w:hAnsiTheme="minorEastAsia"/>
+          <w:sz w:val="20"/>
+          <w:szCs w:val="20"/>
+        </w:rPr>
+        <w:t xml:space="preserve"> 및 스타트업 환경에 즉시 이식 가능한 크로스 플랫폼(Windows/Linux) 실무형 아키텍처를 지향합니다.</w:t>
+      </w:r>
+    </w:p>
+    <w:p>
+      <w:pPr>
+        <w:rPr>
+          <w:rFonts w:hAnsiTheme="minorEastAsia"/>
+          <w:sz w:val="20"/>
+          <w:szCs w:val="20"/>
+        </w:rPr>
+      </w:pPr>
+    </w:p>
+    <w:p>
+      <w:pPr>
+        <w:rPr>
+          <w:rFonts w:hAnsiTheme="minorEastAsia"/>
           <w:b/>
           <w:bCs/>
-          <w:sz w:val="18"/>
-          <w:szCs w:val="18"/>
-        </w:rPr>
-      </w:pPr>
+          <w:sz w:val="20"/>
+          <w:szCs w:val="20"/>
+        </w:rPr>
+      </w:pPr>
+      <w:r>
+        <w:rPr>
+          <w:rFonts w:hAnsiTheme="minorEastAsia"/>
+          <w:b/>
+          <w:bCs/>
+          <w:sz w:val="20"/>
+          <w:szCs w:val="20"/>
+        </w:rPr>
+        <w:t>개요 및 해결하려는 문제</w:t>
+      </w:r>
     </w:p>
     <w:p>
       <w:pPr>
-        <w:rPr>
-          <w:rFonts w:asciiTheme="minorHAnsi" w:eastAsiaTheme="minorHAnsi"/>
-          <w:sz w:val="18"/>
-          <w:szCs w:val="18"/>
-        </w:rPr>
-      </w:pPr>
-      <w:r>
-        <w:rPr>
-          <w:rFonts w:asciiTheme="minorHAnsi" w:eastAsiaTheme="minorHAnsi"/>
-          <w:sz w:val="18"/>
-          <w:szCs w:val="18"/>
-        </w:rPr>
-        <w:t xml:space="preserve">모바일 D-IC 및 T-Con 구동 기술을 기반으로 하드웨어 실리콘 Bring-up 및 </w:t>
-      </w:r>
-      <w:proofErr w:type="spellStart"/>
-      <w:r>
-        <w:rPr>
-          <w:rFonts w:asciiTheme="minorHAnsi" w:eastAsiaTheme="minorHAnsi"/>
-          <w:sz w:val="18"/>
-          <w:szCs w:val="18"/>
-        </w:rPr>
-        <w:t>양산성</w:t>
-      </w:r>
-      <w:proofErr w:type="spellEnd"/>
-      <w:r>
-        <w:rPr>
-          <w:rFonts w:asciiTheme="minorHAnsi" w:eastAsiaTheme="minorHAnsi"/>
-          <w:sz w:val="18"/>
-          <w:szCs w:val="18"/>
-        </w:rPr>
-        <w:t xml:space="preserve"> 평가 과정을 완전 자동화한 통합 검증 프레임워크입니다.</w:t>
+        <w:numPr>
+          <w:ilvl w:val="0"/>
+          <w:numId w:val="28"/>
+        </w:numPr>
+        <w:rPr>
+          <w:rFonts w:hAnsiTheme="minorEastAsia"/>
+          <w:sz w:val="20"/>
+          <w:szCs w:val="20"/>
+        </w:rPr>
+      </w:pPr>
+      <w:r>
+        <w:rPr>
+          <w:rFonts w:hAnsiTheme="minorEastAsia"/>
+          <w:sz w:val="20"/>
+          <w:szCs w:val="20"/>
+        </w:rPr>
+        <w:t>수동 분석의 한계 및 비용 증가: 엔지니어가 수백 개의 텍스트 로그 파일을 개별적으로 열어 에러 키워드를 검색하는 방식으로 인해 Debugging Time이 증가하고, Bring-up 일정이 지연되는 리스크를 해결합니다.</w:t>
       </w:r>
     </w:p>
     <w:p>
       <w:pPr>
-        <w:rPr>
-          <w:rFonts w:asciiTheme="minorHAnsi" w:eastAsiaTheme="minorHAnsi"/>
-          <w:sz w:val="18"/>
-          <w:szCs w:val="18"/>
-        </w:rPr>
-      </w:pPr>
-      <w:r>
-        <w:rPr>
-          <w:rFonts w:asciiTheme="minorHAnsi" w:eastAsiaTheme="minorHAnsi"/>
-          <w:sz w:val="18"/>
-          <w:szCs w:val="18"/>
-        </w:rPr>
-        <w:t xml:space="preserve">수작업으로 진행되던 계측 장비 제어, 데이터 누적, 불량 로그 분석 파이프라인을 자동화하여 검증 </w:t>
-      </w:r>
-      <w:proofErr w:type="spellStart"/>
-      <w:r>
-        <w:rPr>
-          <w:rFonts w:asciiTheme="minorHAnsi" w:eastAsiaTheme="minorHAnsi"/>
-          <w:sz w:val="18"/>
-          <w:szCs w:val="18"/>
-        </w:rPr>
-        <w:t>턴어라운드</w:t>
-      </w:r>
-      <w:proofErr w:type="spellEnd"/>
-      <w:r>
-        <w:rPr>
-          <w:rFonts w:asciiTheme="minorHAnsi" w:eastAsiaTheme="minorHAnsi"/>
-          <w:sz w:val="18"/>
-          <w:szCs w:val="18"/>
-        </w:rPr>
-        <w:t xml:space="preserve"> 타임(TAT)을 획기적으로 단축하고 인적 오류를 원천 차단하기 위해 개발되었습니다. 고가의 상용 솔루션 도입이 어려운 중소 </w:t>
-      </w:r>
-      <w:proofErr w:type="spellStart"/>
-      <w:r>
-        <w:rPr>
-          <w:rFonts w:asciiTheme="minorHAnsi" w:eastAsiaTheme="minorHAnsi"/>
-          <w:sz w:val="18"/>
-          <w:szCs w:val="18"/>
-        </w:rPr>
-        <w:t>팹리스</w:t>
-      </w:r>
-      <w:proofErr w:type="spellEnd"/>
-      <w:r>
-        <w:rPr>
-          <w:rFonts w:asciiTheme="minorHAnsi" w:eastAsiaTheme="minorHAnsi"/>
-          <w:sz w:val="18"/>
-          <w:szCs w:val="18"/>
-        </w:rPr>
-        <w:t xml:space="preserve"> 및 스타트업 환경에 즉시 이식 가능한 실무형 아키텍처를 지향합니다.</w:t>
+        <w:numPr>
+          <w:ilvl w:val="0"/>
+          <w:numId w:val="28"/>
+        </w:numPr>
+        <w:rPr>
+          <w:rFonts w:hAnsiTheme="minorEastAsia"/>
+          <w:sz w:val="20"/>
+          <w:szCs w:val="20"/>
+        </w:rPr>
+      </w:pPr>
+      <w:r>
+        <w:rPr>
+          <w:rFonts w:hAnsiTheme="minorEastAsia"/>
+          <w:sz w:val="20"/>
+          <w:szCs w:val="20"/>
+        </w:rPr>
+        <w:t>간헐적 불량 탐지 누수 방지: 6.6Gbps High-Speed Interface 환경에서 간헐적으로 발생하는 Lane-to-Lane Skew Violation이나 시스템 Watchdog Timeout 같은 치명적인 타이밍/프로토콜 불량 패턴을 휴먼 에러 없이 정확히 낚아챕니다.</w:t>
       </w:r>
     </w:p>
     <w:p>
       <w:pPr>
-        <w:rPr>
-          <w:rFonts w:asciiTheme="minorHAnsi" w:eastAsiaTheme="minorHAnsi"/>
-          <w:sz w:val="18"/>
-          <w:szCs w:val="18"/>
-        </w:rPr>
-      </w:pPr>
+        <w:numPr>
+          <w:ilvl w:val="0"/>
+          <w:numId w:val="28"/>
+        </w:numPr>
+        <w:rPr>
+          <w:rFonts w:hAnsiTheme="minorEastAsia"/>
+          <w:sz w:val="20"/>
+          <w:szCs w:val="20"/>
+        </w:rPr>
+      </w:pPr>
+      <w:r>
+        <w:rPr>
+          <w:rFonts w:hAnsiTheme="minorEastAsia"/>
+          <w:sz w:val="20"/>
+          <w:szCs w:val="20"/>
+        </w:rPr>
+        <w:t>야간 롱런(Long-Run) 시험 중단 리스크 제거: 밤샘 검증 중 장비 통신 오류나 타임아웃으로 시스템이 튕겼을 때, 처음부터 다시 모든 테스트 케이스(TC)를 돌릴 필요 없이 실패한 지점부터 이어 돌리는 고강도 연속성을 보장합니다.</w:t>
+      </w:r>
     </w:p>
     <w:p>
       <w:pPr>
         <w:numPr>
           <w:ilvl w:val="0"/>
-          <w:numId w:val="13"/>
+          <w:numId w:val="28"/>
         </w:numPr>
         <w:rPr>
-          <w:rFonts w:asciiTheme="minorHAnsi" w:eastAsiaTheme="minorHAnsi"/>
+          <w:rFonts w:hAnsiTheme="minorEastAsia"/>
+          <w:sz w:val="20"/>
+          <w:szCs w:val="20"/>
+        </w:rPr>
+      </w:pPr>
+      <w:r>
+        <w:rPr>
+          <w:rFonts w:hAnsiTheme="minorEastAsia"/>
+          <w:sz w:val="20"/>
+          <w:szCs w:val="20"/>
+        </w:rPr>
+        <w:t>데이터와 코드의 완전 분리: 새로운 칩셋 Spec이나 신규 불량 코드가 추가될 때마다 검증 소스 코드를 매번 직접 수정해야 하는 유지보수 비효율을 정규표현식 매핑 테이블 구조로 해결합니다.</w:t>
+      </w:r>
+    </w:p>
+    <w:p>
+      <w:pPr>
+        <w:numPr>
+          <w:ilvl w:val="0"/>
+          <w:numId w:val="28"/>
+        </w:numPr>
+        <w:rPr>
+          <w:rFonts w:hAnsiTheme="minorEastAsia"/>
+          <w:sz w:val="20"/>
+          <w:szCs w:val="20"/>
+        </w:rPr>
+      </w:pPr>
+    </w:p>
+    <w:p>
+      <w:pPr>
+        <w:rPr>
+          <w:rFonts w:hAnsiTheme="minorEastAsia"/>
           <w:b/>
           <w:bCs/>
           <w:sz w:val="20"/>
@@ -147,110 +258,453 @@
       </w:pPr>
       <w:r>
         <w:rPr>
-          <w:rFonts w:asciiTheme="minorHAnsi" w:eastAsiaTheme="minorHAnsi"/>
+          <w:rFonts w:hAnsiTheme="minorEastAsia"/>
           <w:b/>
           <w:bCs/>
           <w:sz w:val="20"/>
           <w:szCs w:val="20"/>
         </w:rPr>
-        <w:t>개요 및 해결하려는 문제</w:t>
+        <w:t>시스템 아키텍처</w:t>
       </w:r>
     </w:p>
     <w:p>
       <w:pPr>
         <w:rPr>
-          <w:rFonts w:asciiTheme="minorHAnsi" w:eastAsiaTheme="minorHAnsi"/>
-          <w:sz w:val="18"/>
-          <w:szCs w:val="18"/>
-        </w:rPr>
-      </w:pPr>
-      <w:r>
-        <w:rPr>
-          <w:rFonts w:asciiTheme="minorHAnsi" w:eastAsiaTheme="minorHAnsi"/>
-          <w:sz w:val="18"/>
-          <w:szCs w:val="18"/>
-        </w:rPr>
-        <w:t>수동 분석의 한계 및 비용 증가 엔지니어가 수백 개의 텍스트 로그 파일을 개별적으로 열어 에러 키워드를 검색하는 방식으로 인해 Debugging Time이 증가하고, Bring-up 일정이 지연되는 리스크가 존재합니다.</w:t>
+          <w:rFonts w:hAnsiTheme="minorEastAsia"/>
+          <w:sz w:val="20"/>
+          <w:szCs w:val="20"/>
+        </w:rPr>
+      </w:pPr>
+      <w:r>
+        <w:rPr>
+          <w:rFonts w:hAnsiTheme="minorEastAsia"/>
+          <w:sz w:val="20"/>
+          <w:szCs w:val="20"/>
+        </w:rPr>
+        <w:t xml:space="preserve">본 시스템은 </w:t>
+      </w:r>
+      <w:proofErr w:type="spellStart"/>
+      <w:r>
+        <w:rPr>
+          <w:rFonts w:hAnsiTheme="minorEastAsia"/>
+          <w:sz w:val="20"/>
+          <w:szCs w:val="20"/>
+        </w:rPr>
+        <w:t>실행기</w:t>
+      </w:r>
+      <w:proofErr w:type="spellEnd"/>
+      <w:r>
+        <w:rPr>
+          <w:rFonts w:hAnsiTheme="minorEastAsia"/>
+          <w:sz w:val="20"/>
+          <w:szCs w:val="20"/>
+        </w:rPr>
+        <w:t>(Runner), 분석기(Parser), 실시간 웹 대시보드(Dashboard)가 유기적으로 결합된 데이터 파이프라인 구조를 가지며, 철저한 시스템 인프라 방어 로직이 설계되어 있습니다.</w:t>
       </w:r>
     </w:p>
     <w:p>
       <w:pPr>
         <w:rPr>
-          <w:rFonts w:asciiTheme="minorHAnsi" w:eastAsiaTheme="minorHAnsi"/>
-          <w:sz w:val="18"/>
-          <w:szCs w:val="18"/>
-        </w:rPr>
-      </w:pPr>
-      <w:r>
-        <w:rPr>
-          <w:rFonts w:asciiTheme="minorHAnsi" w:eastAsiaTheme="minorHAnsi"/>
-          <w:sz w:val="18"/>
-          <w:szCs w:val="18"/>
-        </w:rPr>
-        <w:t>간헐적 불량 탐지 누수 6.6Gbps High-Speed Interface 환경에서 간헐적으로 발생하는 Lane-to-Lane Skew Violation이나 시스템 Watchdog Timeout 같은 치명적인 타이밍/프로토콜 불량 패턴을 휴먼 에러로 인해 놓칠 가능성이 높습니다.</w:t>
+          <w:rFonts w:hAnsiTheme="minorEastAsia"/>
+          <w:sz w:val="20"/>
+          <w:szCs w:val="20"/>
+        </w:rPr>
+      </w:pPr>
+      <w:r>
+        <w:rPr>
+          <w:rFonts w:hAnsiTheme="minorEastAsia"/>
+          <w:sz w:val="20"/>
+          <w:szCs w:val="20"/>
+        </w:rPr>
+        <w:t>[</w:t>
+      </w:r>
+      <w:proofErr w:type="spellStart"/>
+      <w:proofErr w:type="gramStart"/>
+      <w:r>
+        <w:rPr>
+          <w:rFonts w:hAnsiTheme="minorEastAsia"/>
+          <w:sz w:val="20"/>
+          <w:szCs w:val="20"/>
+        </w:rPr>
+        <w:t>config.json</w:t>
+      </w:r>
+      <w:proofErr w:type="spellEnd"/>
+      <w:proofErr w:type="gramEnd"/>
+      <w:r>
+        <w:rPr>
+          <w:rFonts w:hAnsiTheme="minorEastAsia"/>
+          <w:sz w:val="20"/>
+          <w:szCs w:val="20"/>
+        </w:rPr>
+        <w:t>] -&gt; [runner.py (병렬 엔진 &amp; Lock)] -&gt; 장비 제어 및 로그 생성 -&gt; [parser.py (Failure Triage)] -&gt; [</w:t>
+      </w:r>
+      <w:proofErr w:type="spellStart"/>
+      <w:r>
+        <w:rPr>
+          <w:rFonts w:hAnsiTheme="minorEastAsia"/>
+          <w:sz w:val="20"/>
+          <w:szCs w:val="20"/>
+        </w:rPr>
+        <w:t>Streamlit</w:t>
+      </w:r>
+      <w:proofErr w:type="spellEnd"/>
+      <w:r>
+        <w:rPr>
+          <w:rFonts w:hAnsiTheme="minorEastAsia"/>
+          <w:sz w:val="20"/>
+          <w:szCs w:val="20"/>
+        </w:rPr>
+        <w:t xml:space="preserve"> Dashboard]</w:t>
       </w:r>
     </w:p>
     <w:p>
       <w:pPr>
         <w:rPr>
-          <w:rFonts w:asciiTheme="minorHAnsi" w:eastAsiaTheme="minorHAnsi"/>
-          <w:sz w:val="18"/>
-          <w:szCs w:val="18"/>
-        </w:rPr>
-      </w:pPr>
-      <w:r>
-        <w:rPr>
-          <w:rFonts w:asciiTheme="minorHAnsi" w:eastAsiaTheme="minorHAnsi"/>
-          <w:sz w:val="18"/>
-          <w:szCs w:val="18"/>
-        </w:rPr>
-        <w:t>야간 롱런(Long-Run) 시험 중단 리스크 밤샘 검증 중 장비 통신 오류나 타임아웃으로 시스템이 튕겼을 때, 처음부터 다시 모든 테스트 케이스(TC)를 재실행해야 하므로 계측 자원과 시간이 낭비됩니다.</w:t>
-      </w:r>
+          <w:rFonts w:hAnsiTheme="minorEastAsia"/>
+          <w:sz w:val="20"/>
+          <w:szCs w:val="20"/>
+        </w:rPr>
+      </w:pPr>
     </w:p>
     <w:p>
       <w:pPr>
-        <w:rPr>
-          <w:rFonts w:asciiTheme="minorHAnsi" w:eastAsiaTheme="minorHAnsi"/>
-          <w:sz w:val="18"/>
-          <w:szCs w:val="18"/>
+        <w:numPr>
+          <w:ilvl w:val="0"/>
+          <w:numId w:val="29"/>
+        </w:numPr>
+        <w:rPr>
+          <w:rFonts w:hAnsiTheme="minorEastAsia"/>
+          <w:b/>
+          <w:bCs/>
+          <w:sz w:val="20"/>
+          <w:szCs w:val="20"/>
         </w:rPr>
       </w:pPr>
       <w:proofErr w:type="spellStart"/>
       <w:r>
         <w:rPr>
-          <w:rFonts w:asciiTheme="minorHAnsi" w:eastAsiaTheme="minorHAnsi"/>
-          <w:sz w:val="18"/>
-          <w:szCs w:val="18"/>
-        </w:rPr>
-        <w:t>하드코딩된</w:t>
+          <w:rFonts w:hAnsiTheme="minorEastAsia"/>
+          <w:b/>
+          <w:bCs/>
+          <w:sz w:val="20"/>
+          <w:szCs w:val="20"/>
+        </w:rPr>
+        <w:t>실행기</w:t>
       </w:r>
       <w:proofErr w:type="spellEnd"/>
       <w:r>
         <w:rPr>
-          <w:rFonts w:asciiTheme="minorHAnsi" w:eastAsiaTheme="minorHAnsi"/>
-          <w:sz w:val="18"/>
-          <w:szCs w:val="18"/>
-        </w:rPr>
-        <w:t xml:space="preserve"> 스크립트의 유연성 부재 새로운 칩셋 Spec이나 신규 불량 코드가 추가될 때마다 검증 소스 코드를 매번 직접 수정해야 하므로 유지보수 효율이 급격히 떨어집니다.</w:t>
+          <w:rFonts w:hAnsiTheme="minorEastAsia"/>
+          <w:b/>
+          <w:bCs/>
+          <w:sz w:val="20"/>
+          <w:szCs w:val="20"/>
+        </w:rPr>
+        <w:t xml:space="preserve"> (runner.py, </w:t>
+      </w:r>
+      <w:proofErr w:type="spellStart"/>
+      <w:proofErr w:type="gramStart"/>
+      <w:r>
+        <w:rPr>
+          <w:rFonts w:hAnsiTheme="minorEastAsia"/>
+          <w:b/>
+          <w:bCs/>
+          <w:sz w:val="20"/>
+          <w:szCs w:val="20"/>
+        </w:rPr>
+        <w:t>config.json</w:t>
+      </w:r>
+      <w:proofErr w:type="spellEnd"/>
+      <w:proofErr w:type="gramEnd"/>
+      <w:r>
+        <w:rPr>
+          <w:rFonts w:hAnsiTheme="minorEastAsia"/>
+          <w:b/>
+          <w:bCs/>
+          <w:sz w:val="20"/>
+          <w:szCs w:val="20"/>
+        </w:rPr>
+        <w:t>, main.py)</w:t>
       </w:r>
     </w:p>
     <w:p>
       <w:pPr>
-        <w:rPr>
-          <w:rFonts w:asciiTheme="minorHAnsi" w:eastAsiaTheme="minorHAnsi"/>
-          <w:sz w:val="18"/>
-          <w:szCs w:val="18"/>
-        </w:rPr>
-      </w:pPr>
+        <w:numPr>
+          <w:ilvl w:val="0"/>
+          <w:numId w:val="30"/>
+        </w:numPr>
+        <w:rPr>
+          <w:rFonts w:hAnsiTheme="minorEastAsia"/>
+          <w:sz w:val="20"/>
+          <w:szCs w:val="20"/>
+        </w:rPr>
+      </w:pPr>
+      <w:r>
+        <w:rPr>
+          <w:rFonts w:hAnsiTheme="minorEastAsia"/>
+          <w:sz w:val="20"/>
+          <w:szCs w:val="20"/>
+        </w:rPr>
+        <w:t xml:space="preserve">설정 기반 자동 제어: JSON 설정 파일을 </w:t>
+      </w:r>
+      <w:proofErr w:type="spellStart"/>
+      <w:r>
+        <w:rPr>
+          <w:rFonts w:hAnsiTheme="minorEastAsia"/>
+          <w:sz w:val="20"/>
+          <w:szCs w:val="20"/>
+        </w:rPr>
+        <w:t>파싱하여</w:t>
+      </w:r>
+      <w:proofErr w:type="spellEnd"/>
+      <w:r>
+        <w:rPr>
+          <w:rFonts w:hAnsiTheme="minorEastAsia"/>
+          <w:sz w:val="20"/>
+          <w:szCs w:val="20"/>
+        </w:rPr>
+        <w:t xml:space="preserve"> 복잡한 레지스터 설정, Voltage Sweep, </w:t>
+      </w:r>
+      <w:r>
+        <w:rPr>
+          <w:rFonts w:hAnsiTheme="minorEastAsia"/>
+          <w:sz w:val="20"/>
+          <w:szCs w:val="20"/>
+        </w:rPr>
+        <w:lastRenderedPageBreak/>
+        <w:t>주파수 마진 검증 시나리오를 자동으로 실행합니다.</w:t>
+      </w:r>
     </w:p>
     <w:p>
       <w:pPr>
         <w:numPr>
           <w:ilvl w:val="0"/>
-          <w:numId w:val="14"/>
+          <w:numId w:val="30"/>
         </w:numPr>
         <w:rPr>
-          <w:rFonts w:asciiTheme="minorHAnsi" w:eastAsiaTheme="minorHAnsi"/>
+          <w:rFonts w:hAnsiTheme="minorEastAsia"/>
+          <w:sz w:val="20"/>
+          <w:szCs w:val="20"/>
+        </w:rPr>
+      </w:pPr>
+      <w:r>
+        <w:rPr>
+          <w:rFonts w:hAnsiTheme="minorEastAsia"/>
+          <w:sz w:val="20"/>
+          <w:szCs w:val="20"/>
+        </w:rPr>
+        <w:t xml:space="preserve">스레드 풀 병렬 엔진: </w:t>
+      </w:r>
+      <w:proofErr w:type="spellStart"/>
+      <w:r>
+        <w:rPr>
+          <w:rFonts w:hAnsiTheme="minorEastAsia"/>
+          <w:sz w:val="20"/>
+          <w:szCs w:val="20"/>
+        </w:rPr>
+        <w:t>ThreadPoolExecutor</w:t>
+      </w:r>
+      <w:proofErr w:type="spellEnd"/>
+      <w:r>
+        <w:rPr>
+          <w:rFonts w:hAnsiTheme="minorEastAsia"/>
+          <w:sz w:val="20"/>
+          <w:szCs w:val="20"/>
+        </w:rPr>
+        <w:t xml:space="preserve"> 기반으로 최대 4개 채널을 병렬 구동하여 검증 속도를 극대화합니다.</w:t>
+      </w:r>
+    </w:p>
+    <w:p>
+      <w:pPr>
+        <w:numPr>
+          <w:ilvl w:val="0"/>
+          <w:numId w:val="30"/>
+        </w:numPr>
+        <w:rPr>
+          <w:rFonts w:hAnsiTheme="minorEastAsia"/>
+          <w:sz w:val="20"/>
+          <w:szCs w:val="20"/>
+        </w:rPr>
+      </w:pPr>
+      <w:r>
+        <w:rPr>
+          <w:rFonts w:hAnsiTheme="minorEastAsia"/>
+          <w:sz w:val="20"/>
+          <w:szCs w:val="20"/>
+        </w:rPr>
+        <w:t xml:space="preserve">하드웨어 상호 배제 (Device Lock): </w:t>
+      </w:r>
+      <w:proofErr w:type="spellStart"/>
+      <w:r>
+        <w:rPr>
+          <w:rFonts w:hAnsiTheme="minorEastAsia"/>
+          <w:sz w:val="20"/>
+          <w:szCs w:val="20"/>
+        </w:rPr>
+        <w:t>멀티스레드</w:t>
+      </w:r>
+      <w:proofErr w:type="spellEnd"/>
+      <w:r>
+        <w:rPr>
+          <w:rFonts w:hAnsiTheme="minorEastAsia"/>
+          <w:sz w:val="20"/>
+          <w:szCs w:val="20"/>
+        </w:rPr>
+        <w:t xml:space="preserve"> 환경에서 동일 계측 장비에 커맨드가 꼬여 </w:t>
+      </w:r>
+      <w:proofErr w:type="spellStart"/>
+      <w:r>
+        <w:rPr>
+          <w:rFonts w:hAnsiTheme="minorEastAsia"/>
+          <w:sz w:val="20"/>
+          <w:szCs w:val="20"/>
+        </w:rPr>
+        <w:t>락업</w:t>
+      </w:r>
+      <w:proofErr w:type="spellEnd"/>
+      <w:r>
+        <w:rPr>
+          <w:rFonts w:hAnsiTheme="minorEastAsia"/>
+          <w:sz w:val="20"/>
+          <w:szCs w:val="20"/>
+        </w:rPr>
+        <w:t xml:space="preserve">(Lock-up)이 걸리는 것을 방지하기 위해 </w:t>
+      </w:r>
+      <w:proofErr w:type="spellStart"/>
+      <w:proofErr w:type="gramStart"/>
+      <w:r>
+        <w:rPr>
+          <w:rFonts w:hAnsiTheme="minorEastAsia"/>
+          <w:sz w:val="20"/>
+          <w:szCs w:val="20"/>
+        </w:rPr>
+        <w:t>threading.Lock</w:t>
+      </w:r>
+      <w:proofErr w:type="spellEnd"/>
+      <w:proofErr w:type="gramEnd"/>
+      <w:r>
+        <w:rPr>
+          <w:rFonts w:hAnsiTheme="minorEastAsia"/>
+          <w:sz w:val="20"/>
+          <w:szCs w:val="20"/>
+        </w:rPr>
+        <w:t>() 동기화를 제어합니다.</w:t>
+      </w:r>
+    </w:p>
+    <w:p>
+      <w:pPr>
+        <w:numPr>
+          <w:ilvl w:val="0"/>
+          <w:numId w:val="30"/>
+        </w:numPr>
+        <w:rPr>
+          <w:rFonts w:hAnsiTheme="minorEastAsia"/>
+          <w:sz w:val="20"/>
+          <w:szCs w:val="20"/>
+        </w:rPr>
+      </w:pPr>
+      <w:r>
+        <w:rPr>
+          <w:rFonts w:hAnsiTheme="minorEastAsia"/>
+          <w:sz w:val="20"/>
+          <w:szCs w:val="20"/>
+        </w:rPr>
+        <w:t xml:space="preserve">실시간 실무형 Resume 기능: 검증 재시작 시 기존 폴더 내 로그 파일의 존재 </w:t>
+      </w:r>
+      <w:proofErr w:type="spellStart"/>
+      <w:r>
+        <w:rPr>
+          <w:rFonts w:hAnsiTheme="minorEastAsia"/>
+          <w:sz w:val="20"/>
+          <w:szCs w:val="20"/>
+        </w:rPr>
+        <w:t>여부뿐만</w:t>
+      </w:r>
+      <w:proofErr w:type="spellEnd"/>
+      <w:r>
+        <w:rPr>
+          <w:rFonts w:hAnsiTheme="minorEastAsia"/>
+          <w:sz w:val="20"/>
+          <w:szCs w:val="20"/>
+        </w:rPr>
+        <w:t xml:space="preserve"> 아니라, 내용물 내에 장비가 뱉은 'PASS' 각인 여부를 엄격히 </w:t>
+      </w:r>
+      <w:proofErr w:type="spellStart"/>
+      <w:r>
+        <w:rPr>
+          <w:rFonts w:hAnsiTheme="minorEastAsia"/>
+          <w:sz w:val="20"/>
+          <w:szCs w:val="20"/>
+        </w:rPr>
+        <w:t>파싱하여</w:t>
+      </w:r>
+      <w:proofErr w:type="spellEnd"/>
+      <w:r>
+        <w:rPr>
+          <w:rFonts w:hAnsiTheme="minorEastAsia"/>
+          <w:sz w:val="20"/>
+          <w:szCs w:val="20"/>
+        </w:rPr>
+        <w:t xml:space="preserve"> 실패(FAILED)했거나 중단된 차수만 콕 집어 재시험을 수행합니다.</w:t>
+      </w:r>
+    </w:p>
+    <w:p>
+      <w:pPr>
+        <w:numPr>
+          <w:ilvl w:val="0"/>
+          <w:numId w:val="30"/>
+        </w:numPr>
+        <w:rPr>
+          <w:rFonts w:hAnsiTheme="minorEastAsia"/>
+          <w:sz w:val="20"/>
+          <w:szCs w:val="20"/>
+        </w:rPr>
+      </w:pPr>
+      <w:r>
+        <w:rPr>
+          <w:rFonts w:hAnsiTheme="minorEastAsia"/>
+          <w:sz w:val="20"/>
+          <w:szCs w:val="20"/>
+        </w:rPr>
+        <w:t xml:space="preserve">인프라 방어 및 디스크 로테이션: 실행 전 시스템 잔여 용량을 체크하여 마진 부족 시 기존 로그를 </w:t>
+      </w:r>
+      <w:proofErr w:type="spellStart"/>
+      <w:r>
+        <w:rPr>
+          <w:rFonts w:hAnsiTheme="minorEastAsia"/>
+          <w:sz w:val="20"/>
+          <w:szCs w:val="20"/>
+        </w:rPr>
+        <w:t>zipfile</w:t>
+      </w:r>
+      <w:proofErr w:type="spellEnd"/>
+      <w:r>
+        <w:rPr>
+          <w:rFonts w:hAnsiTheme="minorEastAsia"/>
+          <w:sz w:val="20"/>
+          <w:szCs w:val="20"/>
+        </w:rPr>
+        <w:t>로 자동 압축 보관 후 원본을 비워 서버 다운을 원천 차단합니다. 15초 장비 타임아웃 보호 장치가 내장되어 있습니다.</w:t>
+      </w:r>
+    </w:p>
+    <w:p>
+      <w:pPr>
+        <w:ind w:left="720"/>
+        <w:rPr>
+          <w:rFonts w:hAnsiTheme="minorEastAsia" w:hint="eastAsia"/>
+          <w:sz w:val="20"/>
+          <w:szCs w:val="20"/>
+        </w:rPr>
+      </w:pPr>
+    </w:p>
+    <w:p>
+      <w:pPr>
+        <w:numPr>
+          <w:ilvl w:val="0"/>
+          <w:numId w:val="31"/>
+        </w:numPr>
+        <w:rPr>
+          <w:rFonts w:hAnsiTheme="minorEastAsia"/>
           <w:b/>
           <w:bCs/>
           <w:sz w:val="20"/>
@@ -259,876 +713,449 @@
       </w:pPr>
       <w:r>
         <w:rPr>
-          <w:rFonts w:asciiTheme="minorHAnsi" w:eastAsiaTheme="minorHAnsi"/>
+          <w:rFonts w:hAnsiTheme="minorEastAsia"/>
           <w:b/>
           <w:bCs/>
           <w:sz w:val="20"/>
           <w:szCs w:val="20"/>
         </w:rPr>
-        <w:t>시스템 아키텍처 및 주요 기능</w:t>
+        <w:t xml:space="preserve">분석기 (parser.py, </w:t>
+      </w:r>
+      <w:proofErr w:type="spellStart"/>
+      <w:r>
+        <w:rPr>
+          <w:rFonts w:hAnsiTheme="minorEastAsia"/>
+          <w:b/>
+          <w:bCs/>
+          <w:sz w:val="20"/>
+          <w:szCs w:val="20"/>
+        </w:rPr>
+        <w:t>error_</w:t>
+      </w:r>
+      <w:proofErr w:type="gramStart"/>
+      <w:r>
+        <w:rPr>
+          <w:rFonts w:hAnsiTheme="minorEastAsia"/>
+          <w:b/>
+          <w:bCs/>
+          <w:sz w:val="20"/>
+          <w:szCs w:val="20"/>
+        </w:rPr>
+        <w:t>map.json</w:t>
+      </w:r>
+      <w:proofErr w:type="spellEnd"/>
+      <w:proofErr w:type="gramEnd"/>
+      <w:r>
+        <w:rPr>
+          <w:rFonts w:hAnsiTheme="minorEastAsia"/>
+          <w:b/>
+          <w:bCs/>
+          <w:sz w:val="20"/>
+          <w:szCs w:val="20"/>
+        </w:rPr>
+        <w:t>)</w:t>
       </w:r>
     </w:p>
     <w:p>
       <w:pPr>
-        <w:rPr>
-          <w:rFonts w:asciiTheme="minorHAnsi" w:eastAsiaTheme="minorHAnsi"/>
-          <w:sz w:val="18"/>
-          <w:szCs w:val="18"/>
-        </w:rPr>
-      </w:pPr>
-      <w:r>
-        <w:rPr>
-          <w:rFonts w:asciiTheme="minorHAnsi" w:eastAsiaTheme="minorHAnsi"/>
-          <w:sz w:val="18"/>
-          <w:szCs w:val="18"/>
-        </w:rPr>
-        <w:t xml:space="preserve">본 시스템은 </w:t>
+        <w:numPr>
+          <w:ilvl w:val="0"/>
+          <w:numId w:val="32"/>
+        </w:numPr>
+        <w:rPr>
+          <w:rFonts w:hAnsiTheme="minorEastAsia"/>
+          <w:sz w:val="20"/>
+          <w:szCs w:val="20"/>
+        </w:rPr>
+      </w:pPr>
+      <w:r>
+        <w:rPr>
+          <w:rFonts w:hAnsiTheme="minorEastAsia"/>
+          <w:sz w:val="20"/>
+          <w:szCs w:val="20"/>
+        </w:rPr>
+        <w:t xml:space="preserve">정밀 정규표현식(re) 매칭 엔진: 오실로스코프 및 계측기 원문 로그에서 에러 </w:t>
       </w:r>
       <w:proofErr w:type="spellStart"/>
       <w:r>
         <w:rPr>
-          <w:rFonts w:asciiTheme="minorHAnsi" w:eastAsiaTheme="minorHAnsi"/>
-          <w:sz w:val="18"/>
-          <w:szCs w:val="18"/>
-        </w:rPr>
-        <w:t>실행기</w:t>
+          <w:rFonts w:hAnsiTheme="minorEastAsia"/>
+          <w:sz w:val="20"/>
+          <w:szCs w:val="20"/>
+        </w:rPr>
+        <w:t>코드뿐만</w:t>
       </w:r>
       <w:proofErr w:type="spellEnd"/>
       <w:r>
         <w:rPr>
-          <w:rFonts w:asciiTheme="minorHAnsi" w:eastAsiaTheme="minorHAnsi"/>
-          <w:sz w:val="18"/>
-          <w:szCs w:val="18"/>
-        </w:rPr>
-        <w:t>(Runner), 분석기(Parser), 실시간 웹 대시보드(Dashboard)가 유기적으로 결합된 데이터 파이프라인 구조를 가지며, 철저한 시스템 방어 로직이 설계되어 있습니다.</w:t>
+          <w:rFonts w:hAnsiTheme="minorEastAsia"/>
+          <w:sz w:val="20"/>
+          <w:szCs w:val="20"/>
+        </w:rPr>
+        <w:t xml:space="preserve"> 아니라 불량이 발생한 채널(</w:t>
+      </w:r>
+      <w:proofErr w:type="spellStart"/>
+      <w:r>
+        <w:rPr>
+          <w:rFonts w:hAnsiTheme="minorEastAsia"/>
+          <w:sz w:val="20"/>
+          <w:szCs w:val="20"/>
+        </w:rPr>
+        <w:t>ch</w:t>
+      </w:r>
+      <w:proofErr w:type="spellEnd"/>
+      <w:r>
+        <w:rPr>
+          <w:rFonts w:hAnsiTheme="minorEastAsia"/>
+          <w:sz w:val="20"/>
+          <w:szCs w:val="20"/>
+        </w:rPr>
+        <w:t>), 측정 수치(</w:t>
+      </w:r>
+      <w:proofErr w:type="spellStart"/>
+      <w:r>
+        <w:rPr>
+          <w:rFonts w:hAnsiTheme="minorEastAsia"/>
+          <w:sz w:val="20"/>
+          <w:szCs w:val="20"/>
+        </w:rPr>
+        <w:t>meas</w:t>
+      </w:r>
+      <w:proofErr w:type="spellEnd"/>
+      <w:r>
+        <w:rPr>
+          <w:rFonts w:hAnsiTheme="minorEastAsia"/>
+          <w:sz w:val="20"/>
+          <w:szCs w:val="20"/>
+        </w:rPr>
+        <w:t xml:space="preserve">), 스펙 </w:t>
+      </w:r>
+      <w:proofErr w:type="spellStart"/>
+      <w:r>
+        <w:rPr>
+          <w:rFonts w:hAnsiTheme="minorEastAsia"/>
+          <w:sz w:val="20"/>
+          <w:szCs w:val="20"/>
+        </w:rPr>
+        <w:t>리밋</w:t>
+      </w:r>
+      <w:proofErr w:type="spellEnd"/>
+      <w:r>
+        <w:rPr>
+          <w:rFonts w:hAnsiTheme="minorEastAsia"/>
+          <w:sz w:val="20"/>
+          <w:szCs w:val="20"/>
+        </w:rPr>
+        <w:t>(limit) 데이터를 동적으로 추출합니다.</w:t>
       </w:r>
     </w:p>
     <w:p>
       <w:pPr>
-        <w:rPr>
-          <w:rFonts w:asciiTheme="minorHAnsi" w:eastAsiaTheme="minorHAnsi"/>
-          <w:sz w:val="18"/>
-          <w:szCs w:val="18"/>
-        </w:rPr>
-      </w:pPr>
-      <w:r>
-        <w:rPr>
-          <w:rFonts w:asciiTheme="minorHAnsi" w:eastAsiaTheme="minorHAnsi"/>
-          <w:sz w:val="18"/>
-          <w:szCs w:val="18"/>
-        </w:rPr>
-        <w:t>[</w:t>
+        <w:numPr>
+          <w:ilvl w:val="0"/>
+          <w:numId w:val="32"/>
+        </w:numPr>
+        <w:rPr>
+          <w:rFonts w:hAnsiTheme="minorEastAsia"/>
+          <w:sz w:val="20"/>
+          <w:szCs w:val="20"/>
+        </w:rPr>
+      </w:pPr>
+      <w:r>
+        <w:rPr>
+          <w:rFonts w:hAnsiTheme="minorEastAsia"/>
+          <w:sz w:val="20"/>
+          <w:szCs w:val="20"/>
+        </w:rPr>
+        <w:t xml:space="preserve">Failure Triage 자동 분류: MIPI Lane-to-Lane Skew Violation(0X301/0X302), 6.6Gbps Link Training Fail(0X801), VCO Range Over, Watchdog Timeout 등의 불량을 규칙 기반 알고리즘으로 </w:t>
       </w:r>
       <w:proofErr w:type="spellStart"/>
-      <w:proofErr w:type="gramStart"/>
-      <w:r>
-        <w:rPr>
-          <w:rFonts w:asciiTheme="minorHAnsi" w:eastAsiaTheme="minorHAnsi"/>
-          <w:sz w:val="18"/>
-          <w:szCs w:val="18"/>
-        </w:rPr>
-        <w:t>config.json</w:t>
+      <w:r>
+        <w:rPr>
+          <w:rFonts w:hAnsiTheme="minorEastAsia"/>
+          <w:sz w:val="20"/>
+          <w:szCs w:val="20"/>
+        </w:rPr>
+        <w:t>카테고리화하여</w:t>
       </w:r>
       <w:proofErr w:type="spellEnd"/>
-      <w:proofErr w:type="gramEnd"/>
-      <w:r>
-        <w:rPr>
-          <w:rFonts w:asciiTheme="minorHAnsi" w:eastAsiaTheme="minorHAnsi"/>
-          <w:sz w:val="18"/>
-          <w:szCs w:val="18"/>
-        </w:rPr>
-        <w:t>] -&gt; [runner.py (병렬 엔진 &amp; Lock)] -&gt; 장비 제어 및 로그 생성 -&gt; [parser.py (Failure Triage)] -&gt; [</w:t>
-      </w:r>
-      <w:proofErr w:type="spellStart"/>
-      <w:r>
-        <w:rPr>
-          <w:rFonts w:asciiTheme="minorHAnsi" w:eastAsiaTheme="minorHAnsi"/>
-          <w:sz w:val="18"/>
-          <w:szCs w:val="18"/>
-        </w:rPr>
-        <w:t>Streamlit</w:t>
-      </w:r>
-      <w:proofErr w:type="spellEnd"/>
-      <w:r>
-        <w:rPr>
-          <w:rFonts w:asciiTheme="minorHAnsi" w:eastAsiaTheme="minorHAnsi"/>
-          <w:sz w:val="18"/>
-          <w:szCs w:val="18"/>
-        </w:rPr>
-        <w:t xml:space="preserve"> Web Dashboard] (실시간 시각화)</w:t>
+      <w:r>
+        <w:rPr>
+          <w:rFonts w:hAnsiTheme="minorEastAsia"/>
+          <w:sz w:val="20"/>
+          <w:szCs w:val="20"/>
+        </w:rPr>
+        <w:t xml:space="preserve"> 정밀 통계를 누적합니다.</w:t>
       </w:r>
     </w:p>
     <w:p>
       <w:pPr>
-        <w:rPr>
-          <w:rFonts w:asciiTheme="minorHAnsi" w:eastAsiaTheme="minorHAnsi"/>
-          <w:sz w:val="18"/>
-          <w:szCs w:val="18"/>
+        <w:ind w:left="720"/>
+        <w:rPr>
+          <w:rFonts w:hAnsiTheme="minorEastAsia" w:hint="eastAsia"/>
+          <w:sz w:val="20"/>
+          <w:szCs w:val="20"/>
         </w:rPr>
       </w:pPr>
     </w:p>
     <w:p>
       <w:pPr>
-        <w:rPr>
-          <w:rFonts w:asciiTheme="minorHAnsi" w:eastAsiaTheme="minorHAnsi"/>
+        <w:numPr>
+          <w:ilvl w:val="0"/>
+          <w:numId w:val="33"/>
+        </w:numPr>
+        <w:rPr>
+          <w:rFonts w:hAnsiTheme="minorEastAsia"/>
           <w:b/>
           <w:bCs/>
-          <w:sz w:val="18"/>
-          <w:szCs w:val="18"/>
-          <w:u w:val="single"/>
-        </w:rPr>
-      </w:pPr>
-      <w:proofErr w:type="spellStart"/>
-      <w:r>
-        <w:rPr>
-          <w:rFonts w:asciiTheme="minorHAnsi" w:eastAsiaTheme="minorHAnsi"/>
+          <w:sz w:val="20"/>
+          <w:szCs w:val="20"/>
+        </w:rPr>
+      </w:pPr>
+      <w:r>
+        <w:rPr>
+          <w:rFonts w:hAnsiTheme="minorEastAsia"/>
           <w:b/>
           <w:bCs/>
-          <w:sz w:val="18"/>
-          <w:szCs w:val="18"/>
-          <w:u w:val="single"/>
-        </w:rPr>
-        <w:t>실행기</w:t>
+          <w:sz w:val="20"/>
+          <w:szCs w:val="20"/>
+        </w:rPr>
+        <w:t>웹 대시보드 리포터 (app.py)</w:t>
+      </w:r>
+    </w:p>
+    <w:p>
+      <w:pPr>
+        <w:numPr>
+          <w:ilvl w:val="0"/>
+          <w:numId w:val="34"/>
+        </w:numPr>
+        <w:rPr>
+          <w:rFonts w:hAnsiTheme="minorEastAsia"/>
+          <w:sz w:val="20"/>
+          <w:szCs w:val="20"/>
+        </w:rPr>
+      </w:pPr>
+      <w:r>
+        <w:rPr>
+          <w:rFonts w:hAnsiTheme="minorEastAsia"/>
+          <w:sz w:val="20"/>
+          <w:szCs w:val="20"/>
+        </w:rPr>
+        <w:t xml:space="preserve">크로스 플랫폼 자동 팝업: 검증 및 데이터 집계가 마감되는 즉시 main.py 총사령관이 OS 환경을 판별(os.name)하여 브라우저에 실시간 </w:t>
+      </w:r>
+      <w:proofErr w:type="spellStart"/>
+      <w:r>
+        <w:rPr>
+          <w:rFonts w:hAnsiTheme="minorEastAsia"/>
+          <w:sz w:val="20"/>
+          <w:szCs w:val="20"/>
+        </w:rPr>
+        <w:t>수율</w:t>
       </w:r>
       <w:proofErr w:type="spellEnd"/>
       <w:r>
         <w:rPr>
-          <w:rFonts w:asciiTheme="minorHAnsi" w:eastAsiaTheme="minorHAnsi"/>
+          <w:rFonts w:hAnsiTheme="minorEastAsia"/>
+          <w:sz w:val="20"/>
+          <w:szCs w:val="20"/>
+        </w:rPr>
+        <w:t xml:space="preserve"> 차트와 불량 빈도 순위 대시보드를 자동 </w:t>
+      </w:r>
+      <w:proofErr w:type="spellStart"/>
+      <w:r>
+        <w:rPr>
+          <w:rFonts w:hAnsiTheme="minorEastAsia"/>
+          <w:sz w:val="20"/>
+          <w:szCs w:val="20"/>
+        </w:rPr>
+        <w:t>팝업합니다</w:t>
+      </w:r>
+      <w:proofErr w:type="spellEnd"/>
+      <w:r>
+        <w:rPr>
+          <w:rFonts w:hAnsiTheme="minorEastAsia"/>
+          <w:sz w:val="20"/>
+          <w:szCs w:val="20"/>
+        </w:rPr>
+        <w:t>.</w:t>
+      </w:r>
+    </w:p>
+    <w:p>
+      <w:pPr>
+        <w:numPr>
+          <w:ilvl w:val="0"/>
+          <w:numId w:val="34"/>
+        </w:numPr>
+        <w:rPr>
+          <w:rFonts w:hAnsiTheme="minorEastAsia"/>
+          <w:sz w:val="20"/>
+          <w:szCs w:val="20"/>
+        </w:rPr>
+      </w:pPr>
+      <w:r>
+        <w:rPr>
+          <w:rFonts w:hAnsiTheme="minorEastAsia"/>
+          <w:sz w:val="20"/>
+          <w:szCs w:val="20"/>
+        </w:rPr>
+        <w:t xml:space="preserve">구조화된 리포트 다운로드: </w:t>
+      </w:r>
+      <w:proofErr w:type="spellStart"/>
+      <w:r>
+        <w:rPr>
+          <w:rFonts w:hAnsiTheme="minorEastAsia"/>
+          <w:sz w:val="20"/>
+          <w:szCs w:val="20"/>
+        </w:rPr>
+        <w:t>필터링된</w:t>
+      </w:r>
+      <w:proofErr w:type="spellEnd"/>
+      <w:r>
+        <w:rPr>
+          <w:rFonts w:hAnsiTheme="minorEastAsia"/>
+          <w:sz w:val="20"/>
+          <w:szCs w:val="20"/>
+        </w:rPr>
+        <w:t xml:space="preserve"> 데이터를 기반으로 구조화된 TXT 엔지니어링 리포트를 실시간 빌드하여 즉시 내보내기 버튼을 제공합니다.</w:t>
+      </w:r>
+    </w:p>
+    <w:p>
+      <w:pPr>
+        <w:ind w:left="720"/>
+        <w:rPr>
+          <w:rFonts w:hAnsiTheme="minorEastAsia" w:hint="eastAsia"/>
+          <w:sz w:val="20"/>
+          <w:szCs w:val="20"/>
+        </w:rPr>
+      </w:pPr>
+    </w:p>
+    <w:p>
+      <w:pPr>
+        <w:rPr>
+          <w:rFonts w:hAnsiTheme="minorEastAsia"/>
           <w:b/>
           <w:bCs/>
-          <w:sz w:val="18"/>
-          <w:szCs w:val="18"/>
-          <w:u w:val="single"/>
-        </w:rPr>
-        <w:t xml:space="preserve"> (runner.py, </w:t>
-      </w:r>
-      <w:proofErr w:type="spellStart"/>
-      <w:proofErr w:type="gramStart"/>
-      <w:r>
-        <w:rPr>
-          <w:rFonts w:asciiTheme="minorHAnsi" w:eastAsiaTheme="minorHAnsi"/>
+          <w:sz w:val="20"/>
+          <w:szCs w:val="20"/>
+        </w:rPr>
+      </w:pPr>
+      <w:r>
+        <w:rPr>
+          <w:rFonts w:hAnsiTheme="minorEastAsia"/>
           <w:b/>
           <w:bCs/>
-          <w:sz w:val="18"/>
-          <w:szCs w:val="18"/>
-          <w:u w:val="single"/>
-        </w:rPr>
-        <w:t>config.json</w:t>
-      </w:r>
-      <w:proofErr w:type="spellEnd"/>
-      <w:proofErr w:type="gramEnd"/>
-      <w:r>
-        <w:rPr>
-          <w:rFonts w:asciiTheme="minorHAnsi" w:eastAsiaTheme="minorHAnsi"/>
-          <w:b/>
-          <w:bCs/>
-          <w:sz w:val="18"/>
-          <w:szCs w:val="18"/>
-          <w:u w:val="single"/>
-        </w:rPr>
-        <w:t>)</w:t>
+          <w:sz w:val="20"/>
+          <w:szCs w:val="20"/>
+        </w:rPr>
+        <w:t>기술 스택</w:t>
       </w:r>
     </w:p>
     <w:p>
       <w:pPr>
         <w:numPr>
           <w:ilvl w:val="0"/>
-          <w:numId w:val="15"/>
+          <w:numId w:val="35"/>
         </w:numPr>
         <w:rPr>
-          <w:rFonts w:asciiTheme="minorHAnsi" w:eastAsiaTheme="minorHAnsi"/>
-          <w:sz w:val="18"/>
-          <w:szCs w:val="18"/>
-        </w:rPr>
-      </w:pPr>
-      <w:r>
-        <w:rPr>
-          <w:rFonts w:asciiTheme="minorHAnsi" w:eastAsiaTheme="minorHAnsi"/>
-          <w:sz w:val="18"/>
-          <w:szCs w:val="18"/>
-        </w:rPr>
-        <w:t xml:space="preserve">설정 기반 자동 제어: JSON 설정 파일을 </w:t>
-      </w:r>
-      <w:proofErr w:type="spellStart"/>
-      <w:r>
-        <w:rPr>
-          <w:rFonts w:asciiTheme="minorHAnsi" w:eastAsiaTheme="minorHAnsi"/>
-          <w:sz w:val="18"/>
-          <w:szCs w:val="18"/>
-        </w:rPr>
-        <w:t>파싱하여</w:t>
-      </w:r>
-      <w:proofErr w:type="spellEnd"/>
-      <w:r>
-        <w:rPr>
-          <w:rFonts w:asciiTheme="minorHAnsi" w:eastAsiaTheme="minorHAnsi"/>
-          <w:sz w:val="18"/>
-          <w:szCs w:val="18"/>
-        </w:rPr>
-        <w:t xml:space="preserve"> 복잡한 레지스터 설정, Voltage Sweep, 주파수 마진 검증 시나리오를 자동으로 실행합니다.</w:t>
+          <w:rFonts w:hAnsiTheme="minorEastAsia"/>
+          <w:sz w:val="20"/>
+          <w:szCs w:val="20"/>
+        </w:rPr>
+      </w:pPr>
+      <w:r>
+        <w:rPr>
+          <w:rFonts w:hAnsiTheme="minorEastAsia"/>
+          <w:sz w:val="20"/>
+          <w:szCs w:val="20"/>
+        </w:rPr>
+        <w:t>언어: Python 3.14 (최신 가상환경 규격 반영)</w:t>
       </w:r>
     </w:p>
     <w:p>
       <w:pPr>
         <w:numPr>
           <w:ilvl w:val="0"/>
-          <w:numId w:val="15"/>
+          <w:numId w:val="35"/>
         </w:numPr>
         <w:rPr>
-          <w:rFonts w:asciiTheme="minorHAnsi" w:eastAsiaTheme="minorHAnsi"/>
-          <w:sz w:val="18"/>
-          <w:szCs w:val="18"/>
-        </w:rPr>
-      </w:pPr>
-      <w:r>
-        <w:rPr>
-          <w:rFonts w:asciiTheme="minorHAnsi" w:eastAsiaTheme="minorHAnsi"/>
-          <w:sz w:val="18"/>
-          <w:szCs w:val="18"/>
-        </w:rPr>
-        <w:t xml:space="preserve">스레드 풀 병렬 엔진: </w:t>
+          <w:rFonts w:hAnsiTheme="minorEastAsia"/>
+          <w:sz w:val="20"/>
+          <w:szCs w:val="20"/>
+        </w:rPr>
+      </w:pPr>
+      <w:r>
+        <w:rPr>
+          <w:rFonts w:hAnsiTheme="minorEastAsia"/>
+          <w:sz w:val="20"/>
+          <w:szCs w:val="20"/>
+        </w:rPr>
+        <w:t xml:space="preserve">하드웨어 인터페이스: </w:t>
       </w:r>
       <w:proofErr w:type="spellStart"/>
       <w:r>
         <w:rPr>
-          <w:rFonts w:asciiTheme="minorHAnsi" w:eastAsiaTheme="minorHAnsi"/>
-          <w:sz w:val="18"/>
-          <w:szCs w:val="18"/>
-        </w:rPr>
-        <w:t>ThreadPoolExecutor</w:t>
+          <w:rFonts w:hAnsiTheme="minorEastAsia"/>
+          <w:sz w:val="20"/>
+          <w:szCs w:val="20"/>
+        </w:rPr>
+        <w:t>PyVISA</w:t>
       </w:r>
       <w:proofErr w:type="spellEnd"/>
       <w:r>
         <w:rPr>
-          <w:rFonts w:asciiTheme="minorHAnsi" w:eastAsiaTheme="minorHAnsi"/>
-          <w:sz w:val="18"/>
-          <w:szCs w:val="18"/>
-        </w:rPr>
-        <w:t xml:space="preserve"> 기반으로 최대 4개 채널을 병렬 구동하여 검증 속도를 극대화합니다.</w:t>
+          <w:rFonts w:hAnsiTheme="minorEastAsia"/>
+          <w:sz w:val="20"/>
+          <w:szCs w:val="20"/>
+        </w:rPr>
+        <w:t xml:space="preserve"> (Virtual Instrument Software Architecture), </w:t>
+      </w:r>
+      <w:proofErr w:type="spellStart"/>
+      <w:r>
+        <w:rPr>
+          <w:rFonts w:hAnsiTheme="minorEastAsia"/>
+          <w:sz w:val="20"/>
+          <w:szCs w:val="20"/>
+        </w:rPr>
+        <w:t>pyvisa</w:t>
+      </w:r>
+      <w:proofErr w:type="spellEnd"/>
+      <w:r>
+        <w:rPr>
+          <w:rFonts w:hAnsiTheme="minorEastAsia"/>
+          <w:sz w:val="20"/>
+          <w:szCs w:val="20"/>
+        </w:rPr>
+        <w:t>-sim</w:t>
       </w:r>
     </w:p>
     <w:p>
       <w:pPr>
         <w:numPr>
           <w:ilvl w:val="0"/>
-          <w:numId w:val="15"/>
+          <w:numId w:val="35"/>
         </w:numPr>
         <w:rPr>
-          <w:rFonts w:asciiTheme="minorHAnsi" w:eastAsiaTheme="minorHAnsi"/>
-          <w:sz w:val="18"/>
-          <w:szCs w:val="18"/>
-        </w:rPr>
-      </w:pPr>
-      <w:r>
-        <w:rPr>
-          <w:rFonts w:asciiTheme="minorHAnsi" w:eastAsiaTheme="minorHAnsi"/>
-          <w:sz w:val="18"/>
-          <w:szCs w:val="18"/>
-        </w:rPr>
-        <w:t xml:space="preserve">하드웨어 상호 배제 (Device Lock): </w:t>
+          <w:rFonts w:hAnsiTheme="minorEastAsia"/>
+          <w:sz w:val="20"/>
+          <w:szCs w:val="20"/>
+        </w:rPr>
+      </w:pPr>
+      <w:r>
+        <w:rPr>
+          <w:rFonts w:hAnsiTheme="minorEastAsia"/>
+          <w:sz w:val="20"/>
+          <w:szCs w:val="20"/>
+        </w:rPr>
+        <w:t xml:space="preserve">데이터 분석 &amp; 시각화: Pandas, </w:t>
       </w:r>
       <w:proofErr w:type="spellStart"/>
       <w:r>
         <w:rPr>
-          <w:rFonts w:asciiTheme="minorHAnsi" w:eastAsiaTheme="minorHAnsi"/>
-          <w:sz w:val="18"/>
-          <w:szCs w:val="18"/>
-        </w:rPr>
-        <w:t>멀티스레드</w:t>
-      </w:r>
-      <w:proofErr w:type="spellEnd"/>
-      <w:r>
-        <w:rPr>
-          <w:rFonts w:asciiTheme="minorHAnsi" w:eastAsiaTheme="minorHAnsi"/>
-          <w:sz w:val="18"/>
-          <w:szCs w:val="18"/>
-        </w:rPr>
-        <w:t xml:space="preserve"> 환경에서 동일 계측 장비에 커맨드가 꼬여 </w:t>
-      </w:r>
-      <w:proofErr w:type="spellStart"/>
-      <w:r>
-        <w:rPr>
-          <w:rFonts w:asciiTheme="minorHAnsi" w:eastAsiaTheme="minorHAnsi"/>
-          <w:sz w:val="18"/>
-          <w:szCs w:val="18"/>
-        </w:rPr>
-        <w:t>락업</w:t>
-      </w:r>
-      <w:proofErr w:type="spellEnd"/>
-      <w:r>
-        <w:rPr>
-          <w:rFonts w:asciiTheme="minorHAnsi" w:eastAsiaTheme="minorHAnsi"/>
-          <w:sz w:val="18"/>
-          <w:szCs w:val="18"/>
-        </w:rPr>
-        <w:t xml:space="preserve">(Lock-up)이 걸리는 것을 방지하기 위해 </w:t>
-      </w:r>
-      <w:proofErr w:type="spellStart"/>
-      <w:proofErr w:type="gramStart"/>
-      <w:r>
-        <w:rPr>
-          <w:rFonts w:asciiTheme="minorHAnsi" w:eastAsiaTheme="minorHAnsi"/>
-          <w:sz w:val="18"/>
-          <w:szCs w:val="18"/>
-        </w:rPr>
-        <w:t>threading.Lock</w:t>
-      </w:r>
-      <w:proofErr w:type="spellEnd"/>
-      <w:proofErr w:type="gramEnd"/>
-      <w:r>
-        <w:rPr>
-          <w:rFonts w:asciiTheme="minorHAnsi" w:eastAsiaTheme="minorHAnsi"/>
-          <w:sz w:val="18"/>
-          <w:szCs w:val="18"/>
-        </w:rPr>
-        <w:t>()을 통한 동기화를 제어합니다.</w:t>
-      </w:r>
-    </w:p>
-    <w:p>
-      <w:pPr>
-        <w:numPr>
-          <w:ilvl w:val="0"/>
-          <w:numId w:val="15"/>
-        </w:numPr>
-        <w:rPr>
-          <w:rFonts w:asciiTheme="minorHAnsi" w:eastAsiaTheme="minorHAnsi"/>
-          <w:sz w:val="18"/>
-          <w:szCs w:val="18"/>
-        </w:rPr>
-      </w:pPr>
-      <w:r>
-        <w:rPr>
-          <w:rFonts w:asciiTheme="minorHAnsi" w:eastAsiaTheme="minorHAnsi"/>
-          <w:sz w:val="18"/>
-          <w:szCs w:val="18"/>
-        </w:rPr>
-        <w:t xml:space="preserve">실시간 실무형 Resume 기능: 검증 재시작 시, 기존 폴더 내 로그 파일의 존재 </w:t>
-      </w:r>
-      <w:proofErr w:type="spellStart"/>
-      <w:r>
-        <w:rPr>
-          <w:rFonts w:asciiTheme="minorHAnsi" w:eastAsiaTheme="minorHAnsi"/>
-          <w:sz w:val="18"/>
-          <w:szCs w:val="18"/>
-        </w:rPr>
-        <w:t>여부뿐만</w:t>
-      </w:r>
-      <w:proofErr w:type="spellEnd"/>
-      <w:r>
-        <w:rPr>
-          <w:rFonts w:asciiTheme="minorHAnsi" w:eastAsiaTheme="minorHAnsi"/>
-          <w:sz w:val="18"/>
-          <w:szCs w:val="18"/>
-        </w:rPr>
-        <w:t xml:space="preserve"> 아니라 실</w:t>
-      </w:r>
-      <w:r>
-        <w:rPr>
-          <w:rFonts w:asciiTheme="minorHAnsi" w:eastAsiaTheme="minorHAnsi"/>
-          <w:sz w:val="18"/>
-          <w:szCs w:val="18"/>
-        </w:rPr>
-        <w:lastRenderedPageBreak/>
-        <w:t xml:space="preserve">제 내용물 내에 장비가 뱉은 'PASS' 각인 여부를 엄격히 </w:t>
-      </w:r>
-      <w:proofErr w:type="spellStart"/>
-      <w:r>
-        <w:rPr>
-          <w:rFonts w:asciiTheme="minorHAnsi" w:eastAsiaTheme="minorHAnsi"/>
-          <w:sz w:val="18"/>
-          <w:szCs w:val="18"/>
-        </w:rPr>
-        <w:t>파싱합니다</w:t>
-      </w:r>
-      <w:proofErr w:type="spellEnd"/>
-      <w:r>
-        <w:rPr>
-          <w:rFonts w:asciiTheme="minorHAnsi" w:eastAsiaTheme="minorHAnsi"/>
-          <w:sz w:val="18"/>
-          <w:szCs w:val="18"/>
-        </w:rPr>
-        <w:t>. 실패(FAILED)했거나 중단된 차수만 콕 집어 재시험(Retry)을 수행하는 고강도 연속성을 보장합니다.</w:t>
-      </w:r>
-    </w:p>
-    <w:p>
-      <w:pPr>
-        <w:numPr>
-          <w:ilvl w:val="0"/>
-          <w:numId w:val="15"/>
-        </w:numPr>
-        <w:rPr>
-          <w:rFonts w:asciiTheme="minorHAnsi" w:eastAsiaTheme="minorHAnsi"/>
-          <w:sz w:val="18"/>
-          <w:szCs w:val="18"/>
-        </w:rPr>
-      </w:pPr>
-      <w:r>
-        <w:rPr>
-          <w:rFonts w:asciiTheme="minorHAnsi" w:eastAsiaTheme="minorHAnsi"/>
-          <w:sz w:val="18"/>
-          <w:szCs w:val="18"/>
-        </w:rPr>
-        <w:t>동적 세션 관리: 실행할 때마다 고유 타임스탬프 기반 결과 폴더(</w:t>
-      </w:r>
-      <w:proofErr w:type="spellStart"/>
-      <w:r>
-        <w:rPr>
-          <w:rFonts w:asciiTheme="minorHAnsi" w:eastAsiaTheme="minorHAnsi"/>
-          <w:sz w:val="18"/>
-          <w:szCs w:val="18"/>
-        </w:rPr>
-        <w:t>Project_Results_YYYYMMDD_HHMMSS</w:t>
-      </w:r>
-      <w:proofErr w:type="spellEnd"/>
-      <w:r>
-        <w:rPr>
-          <w:rFonts w:asciiTheme="minorHAnsi" w:eastAsiaTheme="minorHAnsi"/>
-          <w:sz w:val="18"/>
-          <w:szCs w:val="18"/>
-        </w:rPr>
-        <w:t>)</w:t>
-      </w:r>
-      <w:proofErr w:type="spellStart"/>
-      <w:r>
-        <w:rPr>
-          <w:rFonts w:asciiTheme="minorHAnsi" w:eastAsiaTheme="minorHAnsi"/>
-          <w:sz w:val="18"/>
-          <w:szCs w:val="18"/>
-        </w:rPr>
-        <w:t>를</w:t>
-      </w:r>
-      <w:proofErr w:type="spellEnd"/>
-      <w:r>
-        <w:rPr>
-          <w:rFonts w:asciiTheme="minorHAnsi" w:eastAsiaTheme="minorHAnsi"/>
-          <w:sz w:val="18"/>
-          <w:szCs w:val="18"/>
-        </w:rPr>
-        <w:t xml:space="preserve"> 분리 생성하여 데이터 오염을 방지하고 마감 시 ZIP 압축 백업을 수행합니다.</w:t>
-      </w:r>
-    </w:p>
-    <w:p>
-      <w:pPr>
-        <w:numPr>
-          <w:ilvl w:val="0"/>
-          <w:numId w:val="15"/>
-        </w:numPr>
-        <w:rPr>
-          <w:rFonts w:asciiTheme="minorHAnsi" w:eastAsiaTheme="minorHAnsi"/>
-          <w:sz w:val="18"/>
-          <w:szCs w:val="18"/>
-        </w:rPr>
-      </w:pPr>
-      <w:r>
-        <w:rPr>
-          <w:rFonts w:asciiTheme="minorHAnsi" w:eastAsiaTheme="minorHAnsi"/>
-          <w:sz w:val="18"/>
-          <w:szCs w:val="18"/>
-        </w:rPr>
-        <w:t>인프라 방어 로직: 디스크 1GB 미만 시 자동 차단 시스템 및 15초 장비 타임아웃(Timeout) 보호 장치를 내장했습니다.</w:t>
-      </w:r>
-    </w:p>
-    <w:p>
-      <w:pPr>
-        <w:rPr>
-          <w:rFonts w:asciiTheme="minorHAnsi" w:eastAsiaTheme="minorHAnsi"/>
-          <w:b/>
-          <w:bCs/>
-          <w:sz w:val="18"/>
-          <w:szCs w:val="18"/>
-          <w:u w:val="single"/>
-        </w:rPr>
-      </w:pPr>
-      <w:r>
-        <w:rPr>
-          <w:rFonts w:asciiTheme="minorHAnsi" w:eastAsiaTheme="minorHAnsi"/>
-          <w:b/>
-          <w:bCs/>
-          <w:sz w:val="18"/>
-          <w:szCs w:val="18"/>
-          <w:u w:val="single"/>
-        </w:rPr>
-        <w:t xml:space="preserve">분석기 (parser.py, </w:t>
-      </w:r>
-      <w:proofErr w:type="spellStart"/>
-      <w:r>
-        <w:rPr>
-          <w:rFonts w:asciiTheme="minorHAnsi" w:eastAsiaTheme="minorHAnsi"/>
-          <w:b/>
-          <w:bCs/>
-          <w:sz w:val="18"/>
-          <w:szCs w:val="18"/>
-          <w:u w:val="single"/>
-        </w:rPr>
-        <w:t>error_</w:t>
-      </w:r>
-      <w:proofErr w:type="gramStart"/>
-      <w:r>
-        <w:rPr>
-          <w:rFonts w:asciiTheme="minorHAnsi" w:eastAsiaTheme="minorHAnsi"/>
-          <w:b/>
-          <w:bCs/>
-          <w:sz w:val="18"/>
-          <w:szCs w:val="18"/>
-          <w:u w:val="single"/>
-        </w:rPr>
-        <w:t>map.json</w:t>
-      </w:r>
-      <w:proofErr w:type="spellEnd"/>
-      <w:proofErr w:type="gramEnd"/>
-      <w:r>
-        <w:rPr>
-          <w:rFonts w:asciiTheme="minorHAnsi" w:eastAsiaTheme="minorHAnsi"/>
-          <w:b/>
-          <w:bCs/>
-          <w:sz w:val="18"/>
-          <w:szCs w:val="18"/>
-          <w:u w:val="single"/>
-        </w:rPr>
-        <w:t>)</w:t>
-      </w:r>
-    </w:p>
-    <w:p>
-      <w:pPr>
-        <w:numPr>
-          <w:ilvl w:val="0"/>
-          <w:numId w:val="16"/>
-        </w:numPr>
-        <w:rPr>
-          <w:rFonts w:asciiTheme="minorHAnsi" w:eastAsiaTheme="minorHAnsi"/>
-          <w:sz w:val="18"/>
-          <w:szCs w:val="18"/>
-        </w:rPr>
-      </w:pPr>
-      <w:r>
-        <w:rPr>
-          <w:rFonts w:asciiTheme="minorHAnsi" w:eastAsiaTheme="minorHAnsi"/>
-          <w:sz w:val="18"/>
-          <w:szCs w:val="18"/>
-        </w:rPr>
-        <w:t xml:space="preserve">데이터와 코드의 완전 분리: 에러 정의 및 분류 </w:t>
-      </w:r>
-      <w:proofErr w:type="spellStart"/>
-      <w:r>
-        <w:rPr>
-          <w:rFonts w:asciiTheme="minorHAnsi" w:eastAsiaTheme="minorHAnsi"/>
-          <w:sz w:val="18"/>
-          <w:szCs w:val="18"/>
-        </w:rPr>
-        <w:t>맵을</w:t>
-      </w:r>
-      <w:proofErr w:type="spellEnd"/>
-      <w:r>
-        <w:rPr>
-          <w:rFonts w:asciiTheme="minorHAnsi" w:eastAsiaTheme="minorHAnsi"/>
-          <w:sz w:val="18"/>
-          <w:szCs w:val="18"/>
-        </w:rPr>
-        <w:t xml:space="preserve"> 외부에 두고 관리하여, 소스 코드 수정 없이 JSON 파일만 업데이트하면 신규 불량 코드에 즉시 대응합니다.</w:t>
-      </w:r>
-    </w:p>
-    <w:p>
-      <w:pPr>
-        <w:numPr>
-          <w:ilvl w:val="0"/>
-          <w:numId w:val="16"/>
-        </w:numPr>
-        <w:rPr>
-          <w:rFonts w:asciiTheme="minorHAnsi" w:eastAsiaTheme="minorHAnsi"/>
-          <w:sz w:val="18"/>
-          <w:szCs w:val="18"/>
-        </w:rPr>
-      </w:pPr>
-      <w:r>
-        <w:rPr>
-          <w:rFonts w:asciiTheme="minorHAnsi" w:eastAsiaTheme="minorHAnsi"/>
-          <w:sz w:val="18"/>
-          <w:szCs w:val="18"/>
-        </w:rPr>
-        <w:t xml:space="preserve">Failure Triage 자동 분류: MIPI Lane-to-Lane Skew Violation(0X701), 6.6Gbps Link Training Fail(0X801), VCO Range Over, Watchdog Timeout 등의 불량을 규칙 기반 알고리즘으로 </w:t>
-      </w:r>
-      <w:proofErr w:type="spellStart"/>
-      <w:r>
-        <w:rPr>
-          <w:rFonts w:asciiTheme="minorHAnsi" w:eastAsiaTheme="minorHAnsi"/>
-          <w:sz w:val="18"/>
-          <w:szCs w:val="18"/>
-        </w:rPr>
-        <w:t>카테고리화하여</w:t>
-      </w:r>
-      <w:proofErr w:type="spellEnd"/>
-      <w:r>
-        <w:rPr>
-          <w:rFonts w:asciiTheme="minorHAnsi" w:eastAsiaTheme="minorHAnsi"/>
-          <w:sz w:val="18"/>
-          <w:szCs w:val="18"/>
-        </w:rPr>
-        <w:t xml:space="preserve"> 정밀 통계를 누적합니다.</w:t>
-      </w:r>
-    </w:p>
-    <w:p>
-      <w:pPr>
-        <w:rPr>
-          <w:rFonts w:asciiTheme="minorHAnsi" w:eastAsiaTheme="minorHAnsi"/>
-          <w:b/>
-          <w:bCs/>
-          <w:sz w:val="18"/>
-          <w:szCs w:val="18"/>
-          <w:u w:val="single"/>
-        </w:rPr>
-      </w:pPr>
-      <w:r>
-        <w:rPr>
-          <w:rFonts w:asciiTheme="minorHAnsi" w:eastAsiaTheme="minorHAnsi"/>
-          <w:b/>
-          <w:bCs/>
-          <w:sz w:val="18"/>
-          <w:szCs w:val="18"/>
-          <w:u w:val="single"/>
-        </w:rPr>
-        <w:t>웹 대시보드 리포터 (</w:t>
-      </w:r>
-      <w:proofErr w:type="spellStart"/>
-      <w:r>
-        <w:rPr>
-          <w:rFonts w:asciiTheme="minorHAnsi" w:eastAsiaTheme="minorHAnsi"/>
-          <w:b/>
-          <w:bCs/>
-          <w:sz w:val="18"/>
-          <w:szCs w:val="18"/>
-          <w:u w:val="single"/>
+          <w:rFonts w:hAnsiTheme="minorEastAsia"/>
+          <w:sz w:val="20"/>
+          <w:szCs w:val="20"/>
         </w:rPr>
         <w:t>Streamlit</w:t>
-      </w:r>
-      <w:proofErr w:type="spellEnd"/>
-      <w:r>
-        <w:rPr>
-          <w:rFonts w:asciiTheme="minorHAnsi" w:eastAsiaTheme="minorHAnsi"/>
-          <w:b/>
-          <w:bCs/>
-          <w:sz w:val="18"/>
-          <w:szCs w:val="18"/>
-          <w:u w:val="single"/>
-        </w:rPr>
-        <w:t>)</w:t>
-      </w:r>
-    </w:p>
-    <w:p>
-      <w:pPr>
-        <w:numPr>
-          <w:ilvl w:val="0"/>
-          <w:numId w:val="17"/>
-        </w:numPr>
-        <w:rPr>
-          <w:rFonts w:asciiTheme="minorHAnsi" w:eastAsiaTheme="minorHAnsi"/>
-          <w:sz w:val="18"/>
-          <w:szCs w:val="18"/>
-        </w:rPr>
-      </w:pPr>
-      <w:r>
-        <w:rPr>
-          <w:rFonts w:asciiTheme="minorHAnsi" w:eastAsiaTheme="minorHAnsi"/>
-          <w:sz w:val="18"/>
-          <w:szCs w:val="18"/>
-        </w:rPr>
-        <w:t xml:space="preserve">자동 팝업 아키텍처: 검증 및 데이터 집계가 마감되는 즉시 백그라운드에서 </w:t>
-      </w:r>
-      <w:proofErr w:type="spellStart"/>
-      <w:r>
-        <w:rPr>
-          <w:rFonts w:asciiTheme="minorHAnsi" w:eastAsiaTheme="minorHAnsi"/>
-          <w:sz w:val="18"/>
-          <w:szCs w:val="18"/>
-        </w:rPr>
-        <w:t>Uvicorn</w:t>
-      </w:r>
-      <w:proofErr w:type="spellEnd"/>
-      <w:r>
-        <w:rPr>
-          <w:rFonts w:asciiTheme="minorHAnsi" w:eastAsiaTheme="minorHAnsi"/>
-          <w:sz w:val="18"/>
-          <w:szCs w:val="18"/>
-        </w:rPr>
-        <w:t xml:space="preserve"> 서버를 구동하여 브라우저에 실시간 </w:t>
-      </w:r>
-      <w:proofErr w:type="spellStart"/>
-      <w:r>
-        <w:rPr>
-          <w:rFonts w:asciiTheme="minorHAnsi" w:eastAsiaTheme="minorHAnsi"/>
-          <w:sz w:val="18"/>
-          <w:szCs w:val="18"/>
-        </w:rPr>
-        <w:t>수율</w:t>
-      </w:r>
-      <w:proofErr w:type="spellEnd"/>
-      <w:r>
-        <w:rPr>
-          <w:rFonts w:asciiTheme="minorHAnsi" w:eastAsiaTheme="minorHAnsi"/>
-          <w:sz w:val="18"/>
-          <w:szCs w:val="18"/>
-        </w:rPr>
-        <w:t xml:space="preserve"> 차트와 불량 빈도 순위 대시보드를 </w:t>
-      </w:r>
-      <w:proofErr w:type="spellStart"/>
-      <w:r>
-        <w:rPr>
-          <w:rFonts w:asciiTheme="minorHAnsi" w:eastAsiaTheme="minorHAnsi"/>
-          <w:sz w:val="18"/>
-          <w:szCs w:val="18"/>
-        </w:rPr>
-        <w:t>팝업합니다</w:t>
-      </w:r>
-      <w:proofErr w:type="spellEnd"/>
-      <w:r>
-        <w:rPr>
-          <w:rFonts w:asciiTheme="minorHAnsi" w:eastAsiaTheme="minorHAnsi"/>
-          <w:sz w:val="18"/>
-          <w:szCs w:val="18"/>
-        </w:rPr>
-        <w:t>.</w:t>
-      </w:r>
-    </w:p>
-    <w:p>
-      <w:pPr>
-        <w:ind w:left="720"/>
-        <w:rPr>
-          <w:rFonts w:asciiTheme="minorHAnsi" w:eastAsiaTheme="minorHAnsi" w:hint="eastAsia"/>
-          <w:sz w:val="18"/>
-          <w:szCs w:val="18"/>
-        </w:rPr>
-      </w:pPr>
-    </w:p>
-    <w:p>
-      <w:pPr>
-        <w:numPr>
-          <w:ilvl w:val="0"/>
-          <w:numId w:val="18"/>
-        </w:numPr>
-        <w:rPr>
-          <w:rFonts w:asciiTheme="minorHAnsi" w:eastAsiaTheme="minorHAnsi"/>
-          <w:b/>
-          <w:bCs/>
-          <w:sz w:val="20"/>
-          <w:szCs w:val="20"/>
-        </w:rPr>
-      </w:pPr>
-      <w:r>
-        <w:rPr>
-          <w:rFonts w:asciiTheme="minorHAnsi" w:eastAsiaTheme="minorHAnsi"/>
-          <w:b/>
-          <w:bCs/>
-          <w:sz w:val="20"/>
-          <w:szCs w:val="20"/>
-        </w:rPr>
-        <w:t>기술 스택</w:t>
-      </w:r>
-    </w:p>
-    <w:p>
-      <w:pPr>
-        <w:numPr>
-          <w:ilvl w:val="0"/>
-          <w:numId w:val="19"/>
-        </w:numPr>
-        <w:rPr>
-          <w:rFonts w:asciiTheme="minorHAnsi" w:eastAsiaTheme="minorHAnsi"/>
-          <w:sz w:val="18"/>
-          <w:szCs w:val="18"/>
-        </w:rPr>
-      </w:pPr>
-      <w:r>
-        <w:rPr>
-          <w:rFonts w:asciiTheme="minorHAnsi" w:eastAsiaTheme="minorHAnsi"/>
-          <w:sz w:val="18"/>
-          <w:szCs w:val="18"/>
-        </w:rPr>
-        <w:t>언어: Python 3.14 (최신 가상환경 규격 반영)</w:t>
-      </w:r>
-    </w:p>
-    <w:p>
-      <w:pPr>
-        <w:numPr>
-          <w:ilvl w:val="0"/>
-          <w:numId w:val="19"/>
-        </w:numPr>
-        <w:rPr>
-          <w:rFonts w:asciiTheme="minorHAnsi" w:eastAsiaTheme="minorHAnsi"/>
-          <w:sz w:val="18"/>
-          <w:szCs w:val="18"/>
-        </w:rPr>
-      </w:pPr>
-      <w:r>
-        <w:rPr>
-          <w:rFonts w:asciiTheme="minorHAnsi" w:eastAsiaTheme="minorHAnsi"/>
-          <w:sz w:val="18"/>
-          <w:szCs w:val="18"/>
-        </w:rPr>
-        <w:t xml:space="preserve">하드웨어 인터페이스: </w:t>
-      </w:r>
-      <w:proofErr w:type="spellStart"/>
-      <w:r>
-        <w:rPr>
-          <w:rFonts w:asciiTheme="minorHAnsi" w:eastAsiaTheme="minorHAnsi"/>
-          <w:sz w:val="18"/>
-          <w:szCs w:val="18"/>
-        </w:rPr>
-        <w:t>PyVISA</w:t>
-      </w:r>
-      <w:proofErr w:type="spellEnd"/>
-      <w:r>
-        <w:rPr>
-          <w:rFonts w:asciiTheme="minorHAnsi" w:eastAsiaTheme="minorHAnsi"/>
-          <w:sz w:val="18"/>
-          <w:szCs w:val="18"/>
-        </w:rPr>
-        <w:t xml:space="preserve"> (Virtual Instrument Software Architecture)</w:t>
-      </w:r>
-    </w:p>
-    <w:p>
-      <w:pPr>
-        <w:numPr>
-          <w:ilvl w:val="0"/>
-          <w:numId w:val="19"/>
-        </w:numPr>
-        <w:rPr>
-          <w:rFonts w:asciiTheme="minorHAnsi" w:eastAsiaTheme="minorHAnsi"/>
-          <w:sz w:val="18"/>
-          <w:szCs w:val="18"/>
-        </w:rPr>
-      </w:pPr>
-      <w:r>
-        <w:rPr>
-          <w:rFonts w:asciiTheme="minorHAnsi" w:eastAsiaTheme="minorHAnsi"/>
-          <w:sz w:val="18"/>
-          <w:szCs w:val="18"/>
-        </w:rPr>
-        <w:t xml:space="preserve">데이터 분석 &amp; 시각화: Pandas, Matplotlib, </w:t>
-      </w:r>
-      <w:proofErr w:type="spellStart"/>
-      <w:r>
-        <w:rPr>
-          <w:rFonts w:asciiTheme="minorHAnsi" w:eastAsiaTheme="minorHAnsi"/>
-          <w:sz w:val="18"/>
-          <w:szCs w:val="18"/>
-        </w:rPr>
-        <w:t>Streamlit</w:t>
-      </w:r>
-      <w:proofErr w:type="spellEnd"/>
-      <w:r>
-        <w:rPr>
-          <w:rFonts w:asciiTheme="minorHAnsi" w:eastAsiaTheme="minorHAnsi"/>
-          <w:sz w:val="18"/>
-          <w:szCs w:val="18"/>
-        </w:rPr>
-        <w:t xml:space="preserve">, </w:t>
-      </w:r>
-      <w:proofErr w:type="spellStart"/>
-      <w:r>
-        <w:rPr>
-          <w:rFonts w:asciiTheme="minorHAnsi" w:eastAsiaTheme="minorHAnsi"/>
-          <w:sz w:val="18"/>
-          <w:szCs w:val="18"/>
-        </w:rPr>
-        <w:t>Uvicorn</w:t>
       </w:r>
       <w:proofErr w:type="spellEnd"/>
     </w:p>
@@ -1136,761 +1163,707 @@
       <w:pPr>
         <w:numPr>
           <w:ilvl w:val="0"/>
-          <w:numId w:val="19"/>
+          <w:numId w:val="35"/>
         </w:numPr>
         <w:rPr>
-          <w:rFonts w:asciiTheme="minorHAnsi" w:eastAsiaTheme="minorHAnsi"/>
-          <w:sz w:val="18"/>
-          <w:szCs w:val="18"/>
-        </w:rPr>
-      </w:pPr>
-      <w:r>
-        <w:rPr>
-          <w:rFonts w:asciiTheme="minorHAnsi" w:eastAsiaTheme="minorHAnsi"/>
-          <w:sz w:val="18"/>
-          <w:szCs w:val="18"/>
-        </w:rPr>
-        <w:t xml:space="preserve">동시성 제어: </w:t>
+          <w:rFonts w:hAnsiTheme="minorEastAsia"/>
+          <w:sz w:val="20"/>
+          <w:szCs w:val="20"/>
+        </w:rPr>
+      </w:pPr>
+      <w:r>
+        <w:rPr>
+          <w:rFonts w:hAnsiTheme="minorEastAsia"/>
+          <w:sz w:val="20"/>
+          <w:szCs w:val="20"/>
+        </w:rPr>
+        <w:lastRenderedPageBreak/>
+        <w:t xml:space="preserve">동시성 제어 및 검증: </w:t>
       </w:r>
       <w:proofErr w:type="spellStart"/>
       <w:r>
         <w:rPr>
-          <w:rFonts w:asciiTheme="minorHAnsi" w:eastAsiaTheme="minorHAnsi"/>
-          <w:sz w:val="18"/>
-          <w:szCs w:val="18"/>
+          <w:rFonts w:hAnsiTheme="minorEastAsia"/>
+          <w:sz w:val="20"/>
+          <w:szCs w:val="20"/>
         </w:rPr>
         <w:t>Concurrent.futures</w:t>
       </w:r>
       <w:proofErr w:type="spellEnd"/>
       <w:r>
         <w:rPr>
-          <w:rFonts w:asciiTheme="minorHAnsi" w:eastAsiaTheme="minorHAnsi"/>
-          <w:sz w:val="18"/>
-          <w:szCs w:val="18"/>
+          <w:rFonts w:hAnsiTheme="minorEastAsia"/>
+          <w:sz w:val="20"/>
+          <w:szCs w:val="20"/>
         </w:rPr>
         <w:t xml:space="preserve"> (</w:t>
       </w:r>
       <w:proofErr w:type="spellStart"/>
       <w:r>
         <w:rPr>
-          <w:rFonts w:asciiTheme="minorHAnsi" w:eastAsiaTheme="minorHAnsi"/>
-          <w:sz w:val="18"/>
-          <w:szCs w:val="18"/>
+          <w:rFonts w:hAnsiTheme="minorEastAsia"/>
+          <w:sz w:val="20"/>
+          <w:szCs w:val="20"/>
         </w:rPr>
         <w:t>ThreadPoolExecutor</w:t>
       </w:r>
       <w:proofErr w:type="spellEnd"/>
       <w:r>
         <w:rPr>
-          <w:rFonts w:asciiTheme="minorHAnsi" w:eastAsiaTheme="minorHAnsi"/>
-          <w:sz w:val="18"/>
-          <w:szCs w:val="18"/>
-        </w:rPr>
-        <w:t>), Threading (Lock)</w:t>
-      </w:r>
+          <w:rFonts w:hAnsiTheme="minorEastAsia"/>
+          <w:sz w:val="20"/>
+          <w:szCs w:val="20"/>
+        </w:rPr>
+        <w:t xml:space="preserve">), Threading (Lock), </w:t>
+      </w:r>
+      <w:proofErr w:type="spellStart"/>
+      <w:r>
+        <w:rPr>
+          <w:rFonts w:hAnsiTheme="minorEastAsia"/>
+          <w:sz w:val="20"/>
+          <w:szCs w:val="20"/>
+        </w:rPr>
+        <w:t>pytest</w:t>
+      </w:r>
+      <w:proofErr w:type="spellEnd"/>
     </w:p>
     <w:p>
       <w:pPr>
         <w:ind w:left="720"/>
         <w:rPr>
-          <w:rFonts w:asciiTheme="minorHAnsi" w:eastAsiaTheme="minorHAnsi" w:hint="eastAsia"/>
-          <w:sz w:val="18"/>
-          <w:szCs w:val="18"/>
+          <w:rFonts w:hAnsiTheme="minorEastAsia" w:hint="eastAsia"/>
+          <w:sz w:val="20"/>
+          <w:szCs w:val="20"/>
         </w:rPr>
       </w:pPr>
     </w:p>
     <w:p>
       <w:pPr>
+        <w:rPr>
+          <w:rFonts w:hAnsiTheme="minorEastAsia"/>
+          <w:b/>
+          <w:bCs/>
+          <w:sz w:val="20"/>
+          <w:szCs w:val="20"/>
+        </w:rPr>
+      </w:pPr>
+      <w:r>
+        <w:rPr>
+          <w:rFonts w:hAnsiTheme="minorEastAsia"/>
+          <w:b/>
+          <w:bCs/>
+          <w:sz w:val="20"/>
+          <w:szCs w:val="20"/>
+        </w:rPr>
+        <w:t xml:space="preserve">구동 및 설치 방법 (크로스 플랫폼 및 </w:t>
+      </w:r>
+      <w:proofErr w:type="spellStart"/>
+      <w:r>
+        <w:rPr>
+          <w:rFonts w:hAnsiTheme="minorEastAsia"/>
+          <w:b/>
+          <w:bCs/>
+          <w:sz w:val="20"/>
+          <w:szCs w:val="20"/>
+        </w:rPr>
+        <w:t>폐쇄망</w:t>
+      </w:r>
+      <w:proofErr w:type="spellEnd"/>
+      <w:r>
+        <w:rPr>
+          <w:rFonts w:hAnsiTheme="minorEastAsia"/>
+          <w:b/>
+          <w:bCs/>
+          <w:sz w:val="20"/>
+          <w:szCs w:val="20"/>
+        </w:rPr>
+        <w:t xml:space="preserve"> 완벽 대응)</w:t>
+      </w:r>
+    </w:p>
+    <w:p>
+      <w:pPr>
+        <w:rPr>
+          <w:rFonts w:hAnsiTheme="minorEastAsia"/>
+          <w:sz w:val="20"/>
+          <w:szCs w:val="20"/>
+        </w:rPr>
+      </w:pPr>
+      <w:r>
+        <w:rPr>
+          <w:rFonts w:hAnsiTheme="minorEastAsia"/>
+          <w:sz w:val="20"/>
+          <w:szCs w:val="20"/>
+        </w:rPr>
+        <w:t xml:space="preserve">대다수 </w:t>
+      </w:r>
+      <w:proofErr w:type="spellStart"/>
+      <w:r>
+        <w:rPr>
+          <w:rFonts w:hAnsiTheme="minorEastAsia"/>
+          <w:sz w:val="20"/>
+          <w:szCs w:val="20"/>
+        </w:rPr>
+        <w:t>팹리스</w:t>
+      </w:r>
+      <w:proofErr w:type="spellEnd"/>
+      <w:r>
+        <w:rPr>
+          <w:rFonts w:hAnsiTheme="minorEastAsia"/>
+          <w:sz w:val="20"/>
+          <w:szCs w:val="20"/>
+        </w:rPr>
+        <w:t xml:space="preserve"> </w:t>
+      </w:r>
+      <w:proofErr w:type="spellStart"/>
+      <w:r>
+        <w:rPr>
+          <w:rFonts w:hAnsiTheme="minorEastAsia"/>
+          <w:sz w:val="20"/>
+          <w:szCs w:val="20"/>
+        </w:rPr>
+        <w:t>계측실</w:t>
+      </w:r>
+      <w:proofErr w:type="spellEnd"/>
+      <w:r>
+        <w:rPr>
+          <w:rFonts w:hAnsiTheme="minorEastAsia"/>
+          <w:sz w:val="20"/>
+          <w:szCs w:val="20"/>
+        </w:rPr>
+        <w:t xml:space="preserve"> 및 스타트업 보안 구역 PC는 외부 인터넷이 차단된 </w:t>
+      </w:r>
+      <w:proofErr w:type="spellStart"/>
+      <w:r>
+        <w:rPr>
+          <w:rFonts w:hAnsiTheme="minorEastAsia"/>
+          <w:sz w:val="20"/>
+          <w:szCs w:val="20"/>
+        </w:rPr>
+        <w:t>폐쇄망</w:t>
+      </w:r>
+      <w:proofErr w:type="spellEnd"/>
+      <w:r>
+        <w:rPr>
+          <w:rFonts w:hAnsiTheme="minorEastAsia"/>
+          <w:sz w:val="20"/>
+          <w:szCs w:val="20"/>
+        </w:rPr>
+        <w:t xml:space="preserve"> 환경입니다. 본 시스템은 의존성 패키지를 로컬에 사전 내장하여 인터넷 연결 없이 즉시 구동이 가능합니다.</w:t>
+      </w:r>
+    </w:p>
+    <w:p>
+      <w:pPr>
+        <w:rPr>
+          <w:rFonts w:hAnsiTheme="minorEastAsia"/>
+          <w:sz w:val="20"/>
+          <w:szCs w:val="20"/>
+        </w:rPr>
+      </w:pPr>
+    </w:p>
+    <w:p>
+      <w:pPr>
+        <w:rPr>
+          <w:rFonts w:hAnsiTheme="minorEastAsia"/>
+          <w:b/>
+          <w:bCs/>
+          <w:sz w:val="20"/>
+          <w:szCs w:val="20"/>
+        </w:rPr>
+      </w:pPr>
+      <w:r>
+        <w:rPr>
+          <w:rFonts w:hAnsiTheme="minorEastAsia"/>
+          <w:b/>
+          <w:bCs/>
+          <w:sz w:val="20"/>
+          <w:szCs w:val="20"/>
+        </w:rPr>
+        <w:t xml:space="preserve">Case A. 인터넷 연결이 불가능한 보안 </w:t>
+      </w:r>
+      <w:proofErr w:type="spellStart"/>
+      <w:r>
+        <w:rPr>
+          <w:rFonts w:hAnsiTheme="minorEastAsia"/>
+          <w:b/>
+          <w:bCs/>
+          <w:sz w:val="20"/>
+          <w:szCs w:val="20"/>
+        </w:rPr>
+        <w:t>계측실</w:t>
+      </w:r>
+      <w:proofErr w:type="spellEnd"/>
+      <w:r>
+        <w:rPr>
+          <w:rFonts w:hAnsiTheme="minorEastAsia"/>
+          <w:b/>
+          <w:bCs/>
+          <w:sz w:val="20"/>
+          <w:szCs w:val="20"/>
+        </w:rPr>
+        <w:t xml:space="preserve"> (</w:t>
+      </w:r>
+      <w:proofErr w:type="spellStart"/>
+      <w:r>
+        <w:rPr>
+          <w:rFonts w:hAnsiTheme="minorEastAsia"/>
+          <w:b/>
+          <w:bCs/>
+          <w:sz w:val="20"/>
+          <w:szCs w:val="20"/>
+        </w:rPr>
+        <w:t>폐쇄망</w:t>
+      </w:r>
+      <w:proofErr w:type="spellEnd"/>
+      <w:r>
+        <w:rPr>
+          <w:rFonts w:hAnsiTheme="minorEastAsia"/>
+          <w:b/>
+          <w:bCs/>
+          <w:sz w:val="20"/>
+          <w:szCs w:val="20"/>
+        </w:rPr>
+        <w:t xml:space="preserve"> 환경)</w:t>
+      </w:r>
+    </w:p>
+    <w:p>
+      <w:pPr>
         <w:numPr>
           <w:ilvl w:val="0"/>
-          <w:numId w:val="20"/>
+          <w:numId w:val="36"/>
         </w:numPr>
         <w:rPr>
-          <w:rFonts w:asciiTheme="minorHAnsi" w:eastAsiaTheme="minorHAnsi"/>
+          <w:rFonts w:hAnsiTheme="minorEastAsia"/>
+          <w:sz w:val="20"/>
+          <w:szCs w:val="20"/>
+        </w:rPr>
+      </w:pPr>
+      <w:r>
+        <w:rPr>
+          <w:rFonts w:hAnsiTheme="minorEastAsia"/>
+          <w:sz w:val="20"/>
+          <w:szCs w:val="20"/>
+        </w:rPr>
+        <w:t>인터넷이 가능한 외부 PC에서 필수 패키지 바퀴(*.</w:t>
+      </w:r>
+      <w:proofErr w:type="spellStart"/>
+      <w:r>
+        <w:rPr>
+          <w:rFonts w:hAnsiTheme="minorEastAsia"/>
+          <w:sz w:val="20"/>
+          <w:szCs w:val="20"/>
+        </w:rPr>
+        <w:t>whl</w:t>
+      </w:r>
+      <w:proofErr w:type="spellEnd"/>
+      <w:r>
+        <w:rPr>
+          <w:rFonts w:hAnsiTheme="minorEastAsia"/>
+          <w:sz w:val="20"/>
+          <w:szCs w:val="20"/>
+        </w:rPr>
+        <w:t>)</w:t>
+      </w:r>
+      <w:proofErr w:type="spellStart"/>
+      <w:r>
+        <w:rPr>
+          <w:rFonts w:hAnsiTheme="minorEastAsia"/>
+          <w:sz w:val="20"/>
+          <w:szCs w:val="20"/>
+        </w:rPr>
+        <w:t>를</w:t>
+      </w:r>
+      <w:proofErr w:type="spellEnd"/>
+      <w:r>
+        <w:rPr>
+          <w:rFonts w:hAnsiTheme="minorEastAsia"/>
+          <w:sz w:val="20"/>
+          <w:szCs w:val="20"/>
+        </w:rPr>
+        <w:t xml:space="preserve"> 미리 다운로드합니다. pip download -r requirements.txt -</w:t>
+      </w:r>
+      <w:proofErr w:type="gramStart"/>
+      <w:r>
+        <w:rPr>
+          <w:rFonts w:hAnsiTheme="minorEastAsia"/>
+          <w:sz w:val="20"/>
+          <w:szCs w:val="20"/>
+        </w:rPr>
+        <w:t>d .</w:t>
+      </w:r>
+      <w:proofErr w:type="gramEnd"/>
+      <w:r>
+        <w:rPr>
+          <w:rFonts w:hAnsiTheme="minorEastAsia"/>
+          <w:sz w:val="20"/>
+          <w:szCs w:val="20"/>
+        </w:rPr>
+        <w:t>/</w:t>
+      </w:r>
+      <w:proofErr w:type="spellStart"/>
+      <w:r>
+        <w:rPr>
+          <w:rFonts w:hAnsiTheme="minorEastAsia"/>
+          <w:sz w:val="20"/>
+          <w:szCs w:val="20"/>
+        </w:rPr>
+        <w:t>offline_packages</w:t>
+      </w:r>
+      <w:proofErr w:type="spellEnd"/>
+    </w:p>
+    <w:p>
+      <w:pPr>
+        <w:numPr>
+          <w:ilvl w:val="0"/>
+          <w:numId w:val="36"/>
+        </w:numPr>
+        <w:rPr>
+          <w:rFonts w:hAnsiTheme="minorEastAsia"/>
+          <w:sz w:val="20"/>
+          <w:szCs w:val="20"/>
+        </w:rPr>
+      </w:pPr>
+      <w:r>
+        <w:rPr>
+          <w:rFonts w:hAnsiTheme="minorEastAsia"/>
+          <w:sz w:val="20"/>
+          <w:szCs w:val="20"/>
+        </w:rPr>
+        <w:t>프로젝트 폴더를 보안 USB에 담아 장비 PC(Windows 또는 Linux)로 복사합니다.</w:t>
+      </w:r>
+    </w:p>
+    <w:p>
+      <w:pPr>
+        <w:numPr>
+          <w:ilvl w:val="0"/>
+          <w:numId w:val="36"/>
+        </w:numPr>
+        <w:rPr>
+          <w:rFonts w:hAnsiTheme="minorEastAsia"/>
+          <w:sz w:val="20"/>
+          <w:szCs w:val="20"/>
+        </w:rPr>
+      </w:pPr>
+      <w:r>
+        <w:rPr>
+          <w:rFonts w:hAnsiTheme="minorEastAsia"/>
+          <w:sz w:val="20"/>
+          <w:szCs w:val="20"/>
+        </w:rPr>
+        <w:t>로컬 패키지 경로를 지정하여 인터넷 없이 의존성을 100% 구축합니다. pip install --no-index --find-links</w:t>
+      </w:r>
+      <w:proofErr w:type="gramStart"/>
+      <w:r>
+        <w:rPr>
+          <w:rFonts w:hAnsiTheme="minorEastAsia"/>
+          <w:sz w:val="20"/>
+          <w:szCs w:val="20"/>
+        </w:rPr>
+        <w:t>=./</w:t>
+      </w:r>
+      <w:proofErr w:type="spellStart"/>
+      <w:proofErr w:type="gramEnd"/>
+      <w:r>
+        <w:rPr>
+          <w:rFonts w:hAnsiTheme="minorEastAsia"/>
+          <w:sz w:val="20"/>
+          <w:szCs w:val="20"/>
+        </w:rPr>
+        <w:t>offline_packages</w:t>
+      </w:r>
+      <w:proofErr w:type="spellEnd"/>
+      <w:r>
+        <w:rPr>
+          <w:rFonts w:hAnsiTheme="minorEastAsia"/>
+          <w:sz w:val="20"/>
+          <w:szCs w:val="20"/>
+        </w:rPr>
+        <w:t xml:space="preserve"> -r requirements.txt</w:t>
+      </w:r>
+    </w:p>
+    <w:p>
+      <w:pPr>
+        <w:ind w:left="720"/>
+        <w:rPr>
+          <w:rFonts w:hAnsiTheme="minorEastAsia" w:hint="eastAsia"/>
           <w:b/>
           <w:bCs/>
           <w:sz w:val="20"/>
           <w:szCs w:val="20"/>
         </w:rPr>
       </w:pPr>
-      <w:r>
-        <w:rPr>
-          <w:rFonts w:asciiTheme="minorHAnsi" w:eastAsiaTheme="minorHAnsi"/>
+    </w:p>
+    <w:p>
+      <w:pPr>
+        <w:rPr>
+          <w:rFonts w:hAnsiTheme="minorEastAsia"/>
           <w:b/>
           <w:bCs/>
           <w:sz w:val="20"/>
           <w:szCs w:val="20"/>
         </w:rPr>
-        <w:t>구동 및 설치 방법 (</w:t>
-      </w:r>
-      <w:proofErr w:type="spellStart"/>
-      <w:r>
-        <w:rPr>
-          <w:rFonts w:asciiTheme="minorHAnsi" w:eastAsiaTheme="minorHAnsi"/>
+      </w:pPr>
+      <w:r>
+        <w:rPr>
+          <w:rFonts w:hAnsiTheme="minorEastAsia"/>
           <w:b/>
           <w:bCs/>
           <w:sz w:val="20"/>
           <w:szCs w:val="20"/>
         </w:rPr>
-        <w:t>폐쇄망</w:t>
+        <w:t>Case B. 일반 개발 환경 (온라인 환경 원터치 구동)</w:t>
+      </w:r>
+    </w:p>
+    <w:p>
+      <w:pPr>
+        <w:rPr>
+          <w:rFonts w:hAnsiTheme="minorEastAsia"/>
+          <w:sz w:val="20"/>
+          <w:szCs w:val="20"/>
+        </w:rPr>
+      </w:pPr>
+      <w:r>
+        <w:rPr>
+          <w:rFonts w:hAnsiTheme="minorEastAsia"/>
+          <w:sz w:val="20"/>
+          <w:szCs w:val="20"/>
+        </w:rPr>
+        <w:t xml:space="preserve">Windows 환경 폴더 내에 위치한 run.bat 파일을 </w:t>
+      </w:r>
+      <w:proofErr w:type="spellStart"/>
+      <w:r>
+        <w:rPr>
+          <w:rFonts w:hAnsiTheme="minorEastAsia"/>
+          <w:sz w:val="20"/>
+          <w:szCs w:val="20"/>
+        </w:rPr>
+        <w:t>더블클릭하여</w:t>
       </w:r>
       <w:proofErr w:type="spellEnd"/>
       <w:r>
         <w:rPr>
-          <w:rFonts w:asciiTheme="minorHAnsi" w:eastAsiaTheme="minorHAnsi"/>
+          <w:rFonts w:hAnsiTheme="minorEastAsia"/>
+          <w:sz w:val="20"/>
+          <w:szCs w:val="20"/>
+        </w:rPr>
+        <w:t xml:space="preserve"> 실행하거나 터미널에 아래 명령어를 입력합니다. </w:t>
+      </w:r>
+      <w:proofErr w:type="gramStart"/>
+      <w:r>
+        <w:rPr>
+          <w:rFonts w:hAnsiTheme="minorEastAsia"/>
+          <w:sz w:val="20"/>
+          <w:szCs w:val="20"/>
+        </w:rPr>
+        <w:t>call .</w:t>
+      </w:r>
+      <w:proofErr w:type="spellStart"/>
+      <w:r>
+        <w:rPr>
+          <w:rFonts w:hAnsiTheme="minorEastAsia"/>
+          <w:sz w:val="20"/>
+          <w:szCs w:val="20"/>
+        </w:rPr>
+        <w:t>venv</w:t>
+      </w:r>
+      <w:proofErr w:type="spellEnd"/>
+      <w:proofErr w:type="gramEnd"/>
+      <w:r>
+        <w:rPr>
+          <w:rFonts w:hAnsiTheme="minorEastAsia"/>
+          <w:sz w:val="20"/>
+          <w:szCs w:val="20"/>
+        </w:rPr>
+        <w:t>\Scripts\activate python main.py</w:t>
+      </w:r>
+    </w:p>
+    <w:p>
+      <w:pPr>
+        <w:rPr>
+          <w:rFonts w:hAnsiTheme="minorEastAsia"/>
+          <w:sz w:val="20"/>
+          <w:szCs w:val="20"/>
+        </w:rPr>
+      </w:pPr>
+      <w:r>
+        <w:rPr>
+          <w:rFonts w:hAnsiTheme="minorEastAsia"/>
+          <w:sz w:val="20"/>
+          <w:szCs w:val="20"/>
+        </w:rPr>
+        <w:t xml:space="preserve">Linux (Ubuntu/CentOS) 환경 리눅스 서버 터미널 환경에서 실행 권한을 부여한 뒤 run.sh를 구동합니다. </w:t>
+      </w:r>
+      <w:proofErr w:type="spellStart"/>
+      <w:r>
+        <w:rPr>
+          <w:rFonts w:hAnsiTheme="minorEastAsia"/>
+          <w:sz w:val="20"/>
+          <w:szCs w:val="20"/>
+        </w:rPr>
+        <w:t>chmod</w:t>
+      </w:r>
+      <w:proofErr w:type="spellEnd"/>
+      <w:r>
+        <w:rPr>
+          <w:rFonts w:hAnsiTheme="minorEastAsia"/>
+          <w:sz w:val="20"/>
+          <w:szCs w:val="20"/>
+        </w:rPr>
+        <w:t xml:space="preserve"> +x run.sh ./run.sh</w:t>
+      </w:r>
+    </w:p>
+    <w:p>
+      <w:pPr>
+        <w:rPr>
+          <w:rFonts w:hAnsiTheme="minorEastAsia"/>
+          <w:sz w:val="20"/>
+          <w:szCs w:val="20"/>
+        </w:rPr>
+      </w:pPr>
+    </w:p>
+    <w:p>
+      <w:pPr>
+        <w:rPr>
+          <w:rFonts w:hAnsiTheme="minorEastAsia"/>
           <w:b/>
           <w:bCs/>
           <w:sz w:val="20"/>
           <w:szCs w:val="20"/>
         </w:rPr>
-        <w:t xml:space="preserve"> 오프라인 배포 특화)</w:t>
+      </w:pPr>
+      <w:r>
+        <w:rPr>
+          <w:rFonts w:hAnsiTheme="minorEastAsia"/>
+          <w:b/>
+          <w:bCs/>
+          <w:sz w:val="20"/>
+          <w:szCs w:val="20"/>
+        </w:rPr>
+        <w:t>기대 효과 (Business Value)</w:t>
       </w:r>
     </w:p>
     <w:p>
       <w:pPr>
-        <w:rPr>
-          <w:rFonts w:asciiTheme="minorHAnsi" w:eastAsiaTheme="minorHAnsi"/>
-          <w:sz w:val="18"/>
-          <w:szCs w:val="18"/>
-        </w:rPr>
-      </w:pPr>
-      <w:r>
-        <w:rPr>
-          <w:rFonts w:asciiTheme="minorHAnsi" w:eastAsiaTheme="minorHAnsi"/>
-          <w:sz w:val="18"/>
-          <w:szCs w:val="18"/>
-        </w:rPr>
-        <w:t xml:space="preserve">대다수 </w:t>
+        <w:numPr>
+          <w:ilvl w:val="0"/>
+          <w:numId w:val="37"/>
+        </w:numPr>
+        <w:rPr>
+          <w:rFonts w:hAnsiTheme="minorEastAsia"/>
+          <w:sz w:val="20"/>
+          <w:szCs w:val="20"/>
+        </w:rPr>
+      </w:pPr>
+      <w:r>
+        <w:rPr>
+          <w:rFonts w:hAnsiTheme="minorEastAsia"/>
+          <w:sz w:val="20"/>
+          <w:szCs w:val="20"/>
+        </w:rPr>
+        <w:t xml:space="preserve">비용 절감: 수천만 원 상당의 외산 상용 자동화 솔루션 없이도 오픈소스 파이썬 인프라만으로 커스텀 </w:t>
       </w:r>
       <w:proofErr w:type="spellStart"/>
       <w:r>
         <w:rPr>
-          <w:rFonts w:asciiTheme="minorHAnsi" w:eastAsiaTheme="minorHAnsi"/>
-          <w:sz w:val="18"/>
-          <w:szCs w:val="18"/>
-        </w:rPr>
-        <w:t>팹리스</w:t>
+          <w:rFonts w:hAnsiTheme="minorEastAsia"/>
+          <w:sz w:val="20"/>
+          <w:szCs w:val="20"/>
+        </w:rPr>
+        <w:t>탑티어</w:t>
       </w:r>
       <w:proofErr w:type="spellEnd"/>
       <w:r>
         <w:rPr>
-          <w:rFonts w:asciiTheme="minorHAnsi" w:eastAsiaTheme="minorHAnsi"/>
-          <w:sz w:val="18"/>
-          <w:szCs w:val="18"/>
-        </w:rPr>
-        <w:t xml:space="preserve"> </w:t>
-      </w:r>
-      <w:proofErr w:type="spellStart"/>
-      <w:r>
-        <w:rPr>
-          <w:rFonts w:asciiTheme="minorHAnsi" w:eastAsiaTheme="minorHAnsi"/>
-          <w:sz w:val="18"/>
-          <w:szCs w:val="18"/>
-        </w:rPr>
-        <w:t>계측실</w:t>
-      </w:r>
-      <w:proofErr w:type="spellEnd"/>
-      <w:r>
-        <w:rPr>
-          <w:rFonts w:asciiTheme="minorHAnsi" w:eastAsiaTheme="minorHAnsi"/>
-          <w:sz w:val="18"/>
-          <w:szCs w:val="18"/>
-        </w:rPr>
-        <w:t xml:space="preserve"> 및 스타트업 보안 구역 PC는 외부 인터넷이 차단된 </w:t>
-      </w:r>
-      <w:proofErr w:type="spellStart"/>
-      <w:r>
-        <w:rPr>
-          <w:rFonts w:asciiTheme="minorHAnsi" w:eastAsiaTheme="minorHAnsi"/>
-          <w:sz w:val="18"/>
-          <w:szCs w:val="18"/>
-        </w:rPr>
-        <w:t>폐쇄망</w:t>
-      </w:r>
-      <w:proofErr w:type="spellEnd"/>
-      <w:r>
-        <w:rPr>
-          <w:rFonts w:asciiTheme="minorHAnsi" w:eastAsiaTheme="minorHAnsi"/>
-          <w:sz w:val="18"/>
-          <w:szCs w:val="18"/>
-        </w:rPr>
-        <w:t xml:space="preserve"> 환경입니다. 본 시스템은 USB 이식만으로 단 한 줄의 명령어 없이 오프라인 설치가 가능하도록 배포본이 </w:t>
-      </w:r>
-      <w:proofErr w:type="spellStart"/>
-      <w:r>
-        <w:rPr>
-          <w:rFonts w:asciiTheme="minorHAnsi" w:eastAsiaTheme="minorHAnsi"/>
-          <w:sz w:val="18"/>
-          <w:szCs w:val="18"/>
-        </w:rPr>
-        <w:t>패키징되어</w:t>
-      </w:r>
-      <w:proofErr w:type="spellEnd"/>
-      <w:r>
-        <w:rPr>
-          <w:rFonts w:asciiTheme="minorHAnsi" w:eastAsiaTheme="minorHAnsi"/>
-          <w:sz w:val="18"/>
-          <w:szCs w:val="18"/>
-        </w:rPr>
-        <w:t xml:space="preserve"> 있습니다.</w:t>
+          <w:rFonts w:hAnsiTheme="minorEastAsia"/>
+          <w:sz w:val="20"/>
+          <w:szCs w:val="20"/>
+        </w:rPr>
+        <w:t xml:space="preserve"> 검증 파이프라인 구축 및 독립적 유지보수가 가능함을 증명합니다.</w:t>
       </w:r>
     </w:p>
     <w:p>
       <w:pPr>
-        <w:rPr>
-          <w:rFonts w:asciiTheme="minorHAnsi" w:eastAsiaTheme="minorHAnsi"/>
-          <w:sz w:val="18"/>
-          <w:szCs w:val="18"/>
-        </w:rPr>
-      </w:pPr>
+        <w:numPr>
+          <w:ilvl w:val="0"/>
+          <w:numId w:val="37"/>
+        </w:numPr>
+        <w:rPr>
+          <w:rFonts w:hAnsiTheme="minorEastAsia"/>
+          <w:sz w:val="20"/>
+          <w:szCs w:val="20"/>
+        </w:rPr>
+      </w:pPr>
+      <w:r>
+        <w:rPr>
+          <w:rFonts w:hAnsiTheme="minorEastAsia"/>
+          <w:sz w:val="20"/>
+          <w:szCs w:val="20"/>
+        </w:rPr>
+        <w:t xml:space="preserve">검증 TAT(Turnaround Time) 80% 단축: 100% 자동화된 반복 </w:t>
+      </w:r>
+      <w:proofErr w:type="spellStart"/>
+      <w:r>
+        <w:rPr>
+          <w:rFonts w:hAnsiTheme="minorEastAsia"/>
+          <w:sz w:val="20"/>
+          <w:szCs w:val="20"/>
+        </w:rPr>
+        <w:t>스위핑</w:t>
+      </w:r>
+      <w:proofErr w:type="spellEnd"/>
+      <w:r>
+        <w:rPr>
+          <w:rFonts w:hAnsiTheme="minorEastAsia"/>
+          <w:sz w:val="20"/>
+          <w:szCs w:val="20"/>
+        </w:rPr>
+        <w:t xml:space="preserve"> 및 일괄 파싱 파이프라인을 통해 엔지니어의 단순 리소스를 절감하고 핵심 디버깅에만 집중할 수 있게 합니다.</w:t>
+      </w:r>
     </w:p>
     <w:p>
       <w:pPr>
-        <w:rPr>
-          <w:rFonts w:asciiTheme="minorHAnsi" w:eastAsiaTheme="minorHAnsi"/>
-          <w:sz w:val="18"/>
-          <w:szCs w:val="18"/>
-        </w:rPr>
-      </w:pPr>
-      <w:r>
-        <w:rPr>
-          <w:rFonts w:asciiTheme="minorHAnsi" w:eastAsiaTheme="minorHAnsi"/>
-          <w:sz w:val="18"/>
-          <w:szCs w:val="18"/>
-        </w:rPr>
-        <w:t xml:space="preserve">Case A. 인터넷 연결이 불가능한 보안 </w:t>
+        <w:numPr>
+          <w:ilvl w:val="0"/>
+          <w:numId w:val="37"/>
+        </w:numPr>
+        <w:rPr>
+          <w:rFonts w:hAnsiTheme="minorEastAsia"/>
+          <w:sz w:val="20"/>
+          <w:szCs w:val="20"/>
+        </w:rPr>
+      </w:pPr>
+      <w:r>
+        <w:rPr>
+          <w:rFonts w:hAnsiTheme="minorEastAsia"/>
+          <w:sz w:val="20"/>
+          <w:szCs w:val="20"/>
+        </w:rPr>
+        <w:t xml:space="preserve">야간 무인 검증 신뢰성 확보: 장비 </w:t>
       </w:r>
       <w:proofErr w:type="spellStart"/>
       <w:r>
         <w:rPr>
-          <w:rFonts w:asciiTheme="minorHAnsi" w:eastAsiaTheme="minorHAnsi"/>
-          <w:sz w:val="18"/>
-          <w:szCs w:val="18"/>
-        </w:rPr>
-        <w:t>계측실</w:t>
+          <w:rFonts w:hAnsiTheme="minorEastAsia"/>
+          <w:sz w:val="20"/>
+          <w:szCs w:val="20"/>
+        </w:rPr>
+        <w:t>락</w:t>
       </w:r>
       <w:proofErr w:type="spellEnd"/>
       <w:r>
         <w:rPr>
-          <w:rFonts w:asciiTheme="minorHAnsi" w:eastAsiaTheme="minorHAnsi"/>
-          <w:sz w:val="18"/>
-          <w:szCs w:val="18"/>
-        </w:rPr>
-        <w:t xml:space="preserve"> (</w:t>
-      </w:r>
-      <w:proofErr w:type="spellStart"/>
-      <w:r>
-        <w:rPr>
-          <w:rFonts w:asciiTheme="minorHAnsi" w:eastAsiaTheme="minorHAnsi"/>
-          <w:sz w:val="18"/>
-          <w:szCs w:val="18"/>
-        </w:rPr>
-        <w:t>폐쇄망</w:t>
-      </w:r>
-      <w:proofErr w:type="spellEnd"/>
-      <w:r>
-        <w:rPr>
-          <w:rFonts w:asciiTheme="minorHAnsi" w:eastAsiaTheme="minorHAnsi"/>
-          <w:sz w:val="18"/>
-          <w:szCs w:val="18"/>
-        </w:rPr>
-        <w:t xml:space="preserve"> 환경)</w:t>
+          <w:rFonts w:hAnsiTheme="minorEastAsia"/>
+          <w:sz w:val="20"/>
+          <w:szCs w:val="20"/>
+        </w:rPr>
+        <w:t xml:space="preserve"> 방지 및 무한 루프 차단, 실패 차수 선별 Resume 메커니즘을 통해 엔지니어가 퇴근한 야간 시간대에도 24시간 중단 없는 강건한 검증을 보장합니다.</w:t>
       </w:r>
     </w:p>
     <w:p>
       <w:pPr>
-        <w:numPr>
-          <w:ilvl w:val="0"/>
-          <w:numId w:val="21"/>
-        </w:numPr>
-        <w:rPr>
-          <w:rFonts w:asciiTheme="minorHAnsi" w:eastAsiaTheme="minorHAnsi"/>
-          <w:sz w:val="18"/>
-          <w:szCs w:val="18"/>
-        </w:rPr>
-      </w:pPr>
-      <w:r>
-        <w:rPr>
-          <w:rFonts w:asciiTheme="minorHAnsi" w:eastAsiaTheme="minorHAnsi"/>
-          <w:sz w:val="18"/>
-          <w:szCs w:val="18"/>
-        </w:rPr>
-        <w:t>시스템 패키지 폴더를 USB에 담아 장비 PC로 복사합니다.</w:t>
-      </w:r>
-    </w:p>
-    <w:p>
-      <w:pPr>
-        <w:numPr>
-          <w:ilvl w:val="0"/>
-          <w:numId w:val="21"/>
-        </w:numPr>
-        <w:rPr>
-          <w:rFonts w:asciiTheme="minorHAnsi" w:eastAsiaTheme="minorHAnsi"/>
-          <w:sz w:val="18"/>
-          <w:szCs w:val="18"/>
-        </w:rPr>
-      </w:pPr>
-      <w:r>
-        <w:rPr>
-          <w:rFonts w:asciiTheme="minorHAnsi" w:eastAsiaTheme="minorHAnsi"/>
-          <w:sz w:val="18"/>
-          <w:szCs w:val="18"/>
-        </w:rPr>
-        <w:t xml:space="preserve">폴더 내에 위치한 install_offline.bat 파일을 </w:t>
-      </w:r>
-      <w:proofErr w:type="spellStart"/>
-      <w:r>
-        <w:rPr>
-          <w:rFonts w:asciiTheme="minorHAnsi" w:eastAsiaTheme="minorHAnsi"/>
-          <w:sz w:val="18"/>
-          <w:szCs w:val="18"/>
-        </w:rPr>
-        <w:t>더블클릭하여</w:t>
-      </w:r>
-      <w:proofErr w:type="spellEnd"/>
-      <w:r>
-        <w:rPr>
-          <w:rFonts w:asciiTheme="minorHAnsi" w:eastAsiaTheme="minorHAnsi"/>
-          <w:sz w:val="18"/>
-          <w:szCs w:val="18"/>
-        </w:rPr>
-        <w:t xml:space="preserve"> 실행합니다.</w:t>
-      </w:r>
-    </w:p>
-    <w:p>
-      <w:pPr>
-        <w:numPr>
-          <w:ilvl w:val="0"/>
-          <w:numId w:val="22"/>
-        </w:numPr>
-        <w:rPr>
-          <w:rFonts w:asciiTheme="minorHAnsi" w:eastAsiaTheme="minorHAnsi"/>
-          <w:sz w:val="18"/>
-          <w:szCs w:val="18"/>
-        </w:rPr>
-      </w:pPr>
-      <w:r>
-        <w:rPr>
-          <w:rFonts w:asciiTheme="minorHAnsi" w:eastAsiaTheme="minorHAnsi"/>
-          <w:sz w:val="18"/>
-          <w:szCs w:val="18"/>
-        </w:rPr>
-        <w:t>내부적으로 --no-index --find-links=./</w:t>
-      </w:r>
-      <w:proofErr w:type="spellStart"/>
-      <w:r>
-        <w:rPr>
-          <w:rFonts w:asciiTheme="minorHAnsi" w:eastAsiaTheme="minorHAnsi"/>
-          <w:sz w:val="18"/>
-          <w:szCs w:val="18"/>
-        </w:rPr>
-        <w:t>offline_packages</w:t>
-      </w:r>
-      <w:proofErr w:type="spellEnd"/>
-      <w:r>
-        <w:rPr>
-          <w:rFonts w:asciiTheme="minorHAnsi" w:eastAsiaTheme="minorHAnsi"/>
-          <w:sz w:val="18"/>
-          <w:szCs w:val="18"/>
-        </w:rPr>
-        <w:t xml:space="preserve"> 옵션이 구동되어 외부 인터넷 없이 로컬 완성형 Wheel 파일(.</w:t>
-      </w:r>
-      <w:proofErr w:type="spellStart"/>
-      <w:r>
-        <w:rPr>
-          <w:rFonts w:asciiTheme="minorHAnsi" w:eastAsiaTheme="minorHAnsi"/>
-          <w:sz w:val="18"/>
-          <w:szCs w:val="18"/>
-        </w:rPr>
-        <w:t>whl</w:t>
-      </w:r>
-      <w:proofErr w:type="spellEnd"/>
-      <w:r>
-        <w:rPr>
-          <w:rFonts w:asciiTheme="minorHAnsi" w:eastAsiaTheme="minorHAnsi"/>
-          <w:sz w:val="18"/>
-          <w:szCs w:val="18"/>
-        </w:rPr>
-        <w:t>)들로 가상환경 의존성을 100% 완벽히 구축합니다.</w:t>
-      </w:r>
-    </w:p>
-    <w:p>
-      <w:pPr>
-        <w:numPr>
-          <w:ilvl w:val="0"/>
-          <w:numId w:val="22"/>
-        </w:numPr>
-        <w:rPr>
-          <w:rFonts w:asciiTheme="minorHAnsi" w:eastAsiaTheme="minorHAnsi"/>
-          <w:sz w:val="18"/>
-          <w:szCs w:val="18"/>
-        </w:rPr>
-      </w:pPr>
-    </w:p>
-    <w:p>
-      <w:pPr>
-        <w:rPr>
-          <w:rFonts w:asciiTheme="minorHAnsi" w:eastAsiaTheme="minorHAnsi"/>
-          <w:sz w:val="18"/>
-          <w:szCs w:val="18"/>
-        </w:rPr>
-      </w:pPr>
-      <w:r>
-        <w:rPr>
-          <w:rFonts w:asciiTheme="minorHAnsi" w:eastAsiaTheme="minorHAnsi"/>
-          <w:sz w:val="18"/>
-          <w:szCs w:val="18"/>
-        </w:rPr>
-        <w:t xml:space="preserve">Case B. 일반 개발 환경 (온라인 환경) python -m </w:t>
-      </w:r>
-      <w:proofErr w:type="spellStart"/>
-      <w:proofErr w:type="gramStart"/>
-      <w:r>
-        <w:rPr>
-          <w:rFonts w:asciiTheme="minorHAnsi" w:eastAsiaTheme="minorHAnsi"/>
-          <w:sz w:val="18"/>
-          <w:szCs w:val="18"/>
-        </w:rPr>
-        <w:t>venv</w:t>
-      </w:r>
-      <w:proofErr w:type="spellEnd"/>
-      <w:r>
-        <w:rPr>
-          <w:rFonts w:asciiTheme="minorHAnsi" w:eastAsiaTheme="minorHAnsi"/>
-          <w:sz w:val="18"/>
-          <w:szCs w:val="18"/>
-        </w:rPr>
-        <w:t xml:space="preserve"> .</w:t>
-      </w:r>
-      <w:proofErr w:type="spellStart"/>
-      <w:r>
-        <w:rPr>
-          <w:rFonts w:asciiTheme="minorHAnsi" w:eastAsiaTheme="minorHAnsi"/>
-          <w:sz w:val="18"/>
-          <w:szCs w:val="18"/>
-        </w:rPr>
-        <w:t>venv</w:t>
-      </w:r>
-      <w:proofErr w:type="spellEnd"/>
-      <w:r>
-        <w:rPr>
-          <w:rFonts w:asciiTheme="minorHAnsi" w:eastAsiaTheme="minorHAnsi"/>
-          <w:sz w:val="18"/>
-          <w:szCs w:val="18"/>
-        </w:rPr>
-        <w:t xml:space="preserve"> .</w:t>
-      </w:r>
-      <w:proofErr w:type="spellStart"/>
-      <w:r>
-        <w:rPr>
-          <w:rFonts w:asciiTheme="minorHAnsi" w:eastAsiaTheme="minorHAnsi"/>
-          <w:sz w:val="18"/>
-          <w:szCs w:val="18"/>
-        </w:rPr>
-        <w:t>venv</w:t>
-      </w:r>
-      <w:proofErr w:type="spellEnd"/>
-      <w:proofErr w:type="gramEnd"/>
-      <w:r>
-        <w:rPr>
-          <w:rFonts w:asciiTheme="minorHAnsi" w:eastAsiaTheme="minorHAnsi"/>
-          <w:sz w:val="18"/>
-          <w:szCs w:val="18"/>
-        </w:rPr>
-        <w:t>\Scripts\activate pip install -r requirements.txt</w:t>
-      </w:r>
-    </w:p>
-    <w:p>
-      <w:pPr>
-        <w:rPr>
-          <w:rFonts w:asciiTheme="minorHAnsi" w:eastAsiaTheme="minorHAnsi"/>
-          <w:sz w:val="18"/>
-          <w:szCs w:val="18"/>
-        </w:rPr>
-      </w:pPr>
-      <w:r>
-        <w:rPr>
-          <w:rFonts w:asciiTheme="minorHAnsi" w:eastAsiaTheme="minorHAnsi"/>
-          <w:sz w:val="18"/>
-          <w:szCs w:val="18"/>
-        </w:rPr>
-        <w:t>시스템 가동 및 원스톱 모니터링 python runner.py</w:t>
-      </w:r>
-    </w:p>
-    <w:p>
-      <w:pPr>
-        <w:numPr>
-          <w:ilvl w:val="0"/>
-          <w:numId w:val="23"/>
-        </w:numPr>
-        <w:rPr>
-          <w:rFonts w:asciiTheme="minorHAnsi" w:eastAsiaTheme="minorHAnsi"/>
-          <w:sz w:val="18"/>
-          <w:szCs w:val="18"/>
-        </w:rPr>
-      </w:pPr>
-      <w:r>
-        <w:rPr>
-          <w:rFonts w:asciiTheme="minorHAnsi" w:eastAsiaTheme="minorHAnsi"/>
-          <w:sz w:val="18"/>
-          <w:szCs w:val="18"/>
-        </w:rPr>
-        <w:t>연결된 VISA 장비 리스트가 화면에 출력되면 타깃 장비 번호를 선택합니다.</w:t>
-      </w:r>
-    </w:p>
-    <w:p>
-      <w:pPr>
-        <w:numPr>
-          <w:ilvl w:val="0"/>
-          <w:numId w:val="23"/>
-        </w:numPr>
-        <w:rPr>
-          <w:rFonts w:asciiTheme="minorHAnsi" w:eastAsiaTheme="minorHAnsi"/>
-          <w:sz w:val="18"/>
-          <w:szCs w:val="18"/>
-        </w:rPr>
-      </w:pPr>
-      <w:r>
-        <w:rPr>
-          <w:rFonts w:asciiTheme="minorHAnsi" w:eastAsiaTheme="minorHAnsi"/>
-          <w:sz w:val="18"/>
-          <w:szCs w:val="18"/>
-        </w:rPr>
-        <w:t xml:space="preserve">중단된 이력이 있을 경우 [RESUME CHECK] 프롬프트가 </w:t>
-      </w:r>
-      <w:proofErr w:type="spellStart"/>
-      <w:r>
-        <w:rPr>
-          <w:rFonts w:asciiTheme="minorHAnsi" w:eastAsiaTheme="minorHAnsi"/>
-          <w:sz w:val="18"/>
-          <w:szCs w:val="18"/>
-        </w:rPr>
-        <w:t>팝업되며</w:t>
-      </w:r>
-      <w:proofErr w:type="spellEnd"/>
-      <w:r>
-        <w:rPr>
-          <w:rFonts w:asciiTheme="minorHAnsi" w:eastAsiaTheme="minorHAnsi"/>
-          <w:sz w:val="18"/>
-          <w:szCs w:val="18"/>
-        </w:rPr>
-        <w:t>, y 입력 시 미완료 항목만 자동으로 이어서 검증을 완수합니다.</w:t>
-      </w:r>
-    </w:p>
-    <w:p>
-      <w:pPr>
-        <w:numPr>
-          <w:ilvl w:val="0"/>
-          <w:numId w:val="23"/>
-        </w:numPr>
-        <w:rPr>
-          <w:rFonts w:asciiTheme="minorHAnsi" w:eastAsiaTheme="minorHAnsi"/>
-          <w:sz w:val="18"/>
-          <w:szCs w:val="18"/>
-        </w:rPr>
-      </w:pPr>
-      <w:r>
-        <w:rPr>
-          <w:rFonts w:asciiTheme="minorHAnsi" w:eastAsiaTheme="minorHAnsi"/>
-          <w:sz w:val="18"/>
-          <w:szCs w:val="18"/>
-        </w:rPr>
-        <w:t xml:space="preserve">검증 마감 즉시 웹 브라우저에 대시보드가 자동으로 </w:t>
-      </w:r>
-      <w:proofErr w:type="spellStart"/>
-      <w:r>
-        <w:rPr>
-          <w:rFonts w:asciiTheme="minorHAnsi" w:eastAsiaTheme="minorHAnsi"/>
-          <w:sz w:val="18"/>
-          <w:szCs w:val="18"/>
-        </w:rPr>
-        <w:t>로드됩니다</w:t>
-      </w:r>
-      <w:proofErr w:type="spellEnd"/>
-      <w:r>
-        <w:rPr>
-          <w:rFonts w:asciiTheme="minorHAnsi" w:eastAsiaTheme="minorHAnsi"/>
-          <w:sz w:val="18"/>
-          <w:szCs w:val="18"/>
-        </w:rPr>
-        <w:t>.</w:t>
-      </w:r>
-    </w:p>
-    <w:p>
-      <w:pPr>
-        <w:ind w:left="720"/>
-        <w:rPr>
-          <w:rFonts w:asciiTheme="minorHAnsi" w:eastAsiaTheme="minorHAnsi" w:hint="eastAsia"/>
-          <w:sz w:val="18"/>
-          <w:szCs w:val="18"/>
-        </w:rPr>
-      </w:pPr>
-    </w:p>
-    <w:p>
-      <w:pPr>
-        <w:numPr>
-          <w:ilvl w:val="0"/>
-          <w:numId w:val="24"/>
-        </w:numPr>
-        <w:rPr>
-          <w:rFonts w:asciiTheme="minorHAnsi" w:eastAsiaTheme="minorHAnsi"/>
-          <w:b/>
-          <w:bCs/>
-          <w:sz w:val="20"/>
-          <w:szCs w:val="20"/>
-        </w:rPr>
-      </w:pPr>
-      <w:r>
-        <w:rPr>
-          <w:rFonts w:asciiTheme="minorHAnsi" w:eastAsiaTheme="minorHAnsi"/>
-          <w:b/>
-          <w:bCs/>
-          <w:sz w:val="20"/>
-          <w:szCs w:val="20"/>
-        </w:rPr>
-        <w:t>기대 효과 (Business Value)</w:t>
-      </w:r>
-    </w:p>
-    <w:p>
-      <w:pPr>
-        <w:numPr>
-          <w:ilvl w:val="0"/>
-          <w:numId w:val="25"/>
-        </w:numPr>
-        <w:rPr>
-          <w:rFonts w:asciiTheme="minorHAnsi" w:eastAsiaTheme="minorHAnsi"/>
-          <w:sz w:val="18"/>
-          <w:szCs w:val="18"/>
-        </w:rPr>
-      </w:pPr>
-      <w:r>
-        <w:rPr>
-          <w:rFonts w:asciiTheme="minorHAnsi" w:eastAsiaTheme="minorHAnsi"/>
-          <w:sz w:val="18"/>
-          <w:szCs w:val="18"/>
-        </w:rPr>
-        <w:t xml:space="preserve">검증 TAT(Turnaround Time) 80% 단축: 100% 자동화된 반복 </w:t>
-      </w:r>
-      <w:proofErr w:type="spellStart"/>
-      <w:r>
-        <w:rPr>
-          <w:rFonts w:asciiTheme="minorHAnsi" w:eastAsiaTheme="minorHAnsi"/>
-          <w:sz w:val="18"/>
-          <w:szCs w:val="18"/>
-        </w:rPr>
-        <w:t>스위핑</w:t>
-      </w:r>
-      <w:proofErr w:type="spellEnd"/>
-      <w:r>
-        <w:rPr>
-          <w:rFonts w:asciiTheme="minorHAnsi" w:eastAsiaTheme="minorHAnsi"/>
-          <w:sz w:val="18"/>
-          <w:szCs w:val="18"/>
-        </w:rPr>
-        <w:t xml:space="preserve"> 및 일괄 파싱 파이프라인을 통해 엔지니어의 단순 분석 리소스를 절감하고 핵심 디버깅에만 집중할 수 있게 합니다.</w:t>
-      </w:r>
-    </w:p>
-    <w:p>
-      <w:pPr>
-        <w:numPr>
-          <w:ilvl w:val="0"/>
-          <w:numId w:val="25"/>
-        </w:numPr>
-        <w:rPr>
-          <w:rFonts w:asciiTheme="minorHAnsi" w:eastAsiaTheme="minorHAnsi"/>
-          <w:sz w:val="18"/>
-          <w:szCs w:val="18"/>
-        </w:rPr>
-      </w:pPr>
-      <w:r>
-        <w:rPr>
-          <w:rFonts w:asciiTheme="minorHAnsi" w:eastAsiaTheme="minorHAnsi"/>
-          <w:sz w:val="18"/>
-          <w:szCs w:val="18"/>
-        </w:rPr>
-        <w:t xml:space="preserve">야간 무인 검증 신뢰성 확보: 장비 </w:t>
-      </w:r>
-      <w:proofErr w:type="spellStart"/>
-      <w:r>
-        <w:rPr>
-          <w:rFonts w:asciiTheme="minorHAnsi" w:eastAsiaTheme="minorHAnsi"/>
-          <w:sz w:val="18"/>
-          <w:szCs w:val="18"/>
-        </w:rPr>
-        <w:t>락</w:t>
-      </w:r>
-      <w:proofErr w:type="spellEnd"/>
-      <w:r>
-        <w:rPr>
-          <w:rFonts w:asciiTheme="minorHAnsi" w:eastAsiaTheme="minorHAnsi"/>
-          <w:sz w:val="18"/>
-          <w:szCs w:val="18"/>
-        </w:rPr>
-        <w:t xml:space="preserve"> 방지 및 무한 루프 차단, 실패 차수 선별 Resume 메커니즘을 통해 엔지니어가 퇴근한 야간 시간대에도 24시간 중단 없는 강건한 검증을 보장합니다.</w:t>
-      </w:r>
-    </w:p>
-    <w:p>
-      <w:pPr>
-        <w:numPr>
-          <w:ilvl w:val="0"/>
-          <w:numId w:val="25"/>
-        </w:numPr>
-        <w:rPr>
-          <w:rFonts w:asciiTheme="minorHAnsi" w:eastAsiaTheme="minorHAnsi"/>
-          <w:sz w:val="18"/>
-          <w:szCs w:val="18"/>
-        </w:rPr>
-      </w:pPr>
-      <w:r>
-        <w:rPr>
-          <w:rFonts w:asciiTheme="minorHAnsi" w:eastAsiaTheme="minorHAnsi"/>
-          <w:sz w:val="18"/>
-          <w:szCs w:val="18"/>
-        </w:rPr>
-        <w:t xml:space="preserve">오픈소스 기반 인프라 비용 절감: 스타트업 및 중소 </w:t>
-      </w:r>
-      <w:proofErr w:type="spellStart"/>
-      <w:r>
-        <w:rPr>
-          <w:rFonts w:asciiTheme="minorHAnsi" w:eastAsiaTheme="minorHAnsi"/>
-          <w:sz w:val="18"/>
-          <w:szCs w:val="18"/>
-        </w:rPr>
-        <w:t>팹리스</w:t>
-      </w:r>
-      <w:proofErr w:type="spellEnd"/>
-      <w:r>
-        <w:rPr>
-          <w:rFonts w:asciiTheme="minorHAnsi" w:eastAsiaTheme="minorHAnsi"/>
-          <w:sz w:val="18"/>
-          <w:szCs w:val="18"/>
-        </w:rPr>
-        <w:t xml:space="preserve"> 환경에서 수천만 원 상당의 상용 자동화 솔루션 없이도 파이썬 인프라만으로 커스텀 </w:t>
-      </w:r>
-      <w:proofErr w:type="spellStart"/>
-      <w:r>
-        <w:rPr>
-          <w:rFonts w:asciiTheme="minorHAnsi" w:eastAsiaTheme="minorHAnsi"/>
-          <w:sz w:val="18"/>
-          <w:szCs w:val="18"/>
-        </w:rPr>
-        <w:t>탑티어</w:t>
-      </w:r>
-      <w:proofErr w:type="spellEnd"/>
-      <w:r>
-        <w:rPr>
-          <w:rFonts w:asciiTheme="minorHAnsi" w:eastAsiaTheme="minorHAnsi"/>
-          <w:sz w:val="18"/>
-          <w:szCs w:val="18"/>
-        </w:rPr>
-        <w:t xml:space="preserve"> 검증 파이프라인 구축 및 유지보수가 가능함을 증명합니다.</w:t>
-      </w:r>
-    </w:p>
-    <w:p>
-      <w:pPr>
-        <w:rPr>
-          <w:sz w:val="18"/>
-          <w:szCs w:val="18"/>
+        <w:rPr>
+          <w:rFonts w:hAnsiTheme="minorEastAsia"/>
+          <w:sz w:val="20"/>
+          <w:szCs w:val="20"/>
         </w:rPr>
       </w:pPr>
     </w:p>
@@ -2914,6 +2887,155 @@
     </w:lvl>
   </w:abstractNum>
   <w:abstractNum w:abstractNumId="7" w15:restartNumberingAfterBreak="0">
+    <w:nsid w:val="11260A11"/>
+    <w:multiLevelType w:val="multilevel"/>
+    <w:tmpl w:val="A08EDA4A"/>
+    <w:lvl w:ilvl="0">
+      <w:start w:val="1"/>
+      <w:numFmt w:val="bullet"/>
+      <w:lvlText w:val=""/>
+      <w:lvlJc w:val="left"/>
+      <w:pPr>
+        <w:tabs>
+          <w:tab w:val="num" w:pos="720"/>
+        </w:tabs>
+        <w:ind w:left="720" w:hanging="360"/>
+      </w:pPr>
+      <w:rPr>
+        <w:rFonts w:ascii="Symbol" w:hAnsi="Symbol" w:hint="default"/>
+        <w:sz w:val="20"/>
+      </w:rPr>
+    </w:lvl>
+    <w:lvl w:ilvl="1" w:tentative="1">
+      <w:start w:val="1"/>
+      <w:numFmt w:val="bullet"/>
+      <w:lvlText w:val="o"/>
+      <w:lvlJc w:val="left"/>
+      <w:pPr>
+        <w:tabs>
+          <w:tab w:val="num" w:pos="1440"/>
+        </w:tabs>
+        <w:ind w:left="1440" w:hanging="360"/>
+      </w:pPr>
+      <w:rPr>
+        <w:rFonts w:ascii="Courier New" w:hAnsi="Courier New" w:hint="default"/>
+        <w:sz w:val="20"/>
+      </w:rPr>
+    </w:lvl>
+    <w:lvl w:ilvl="2" w:tentative="1">
+      <w:start w:val="1"/>
+      <w:numFmt w:val="bullet"/>
+      <w:lvlText w:val=""/>
+      <w:lvlJc w:val="left"/>
+      <w:pPr>
+        <w:tabs>
+          <w:tab w:val="num" w:pos="2160"/>
+        </w:tabs>
+        <w:ind w:left="2160" w:hanging="360"/>
+      </w:pPr>
+      <w:rPr>
+        <w:rFonts w:ascii="Wingdings" w:hAnsi="Wingdings" w:hint="default"/>
+        <w:sz w:val="20"/>
+      </w:rPr>
+    </w:lvl>
+    <w:lvl w:ilvl="3" w:tentative="1">
+      <w:start w:val="1"/>
+      <w:numFmt w:val="bullet"/>
+      <w:lvlText w:val=""/>
+      <w:lvlJc w:val="left"/>
+      <w:pPr>
+        <w:tabs>
+          <w:tab w:val="num" w:pos="2880"/>
+        </w:tabs>
+        <w:ind w:left="2880" w:hanging="360"/>
+      </w:pPr>
+      <w:rPr>
+        <w:rFonts w:ascii="Wingdings" w:hAnsi="Wingdings" w:hint="default"/>
+        <w:sz w:val="20"/>
+      </w:rPr>
+    </w:lvl>
+    <w:lvl w:ilvl="4" w:tentative="1">
+      <w:start w:val="1"/>
+      <w:numFmt w:val="bullet"/>
+      <w:lvlText w:val=""/>
+      <w:lvlJc w:val="left"/>
+      <w:pPr>
+        <w:tabs>
+          <w:tab w:val="num" w:pos="3600"/>
+        </w:tabs>
+        <w:ind w:left="3600" w:hanging="360"/>
+      </w:pPr>
+      <w:rPr>
+        <w:rFonts w:ascii="Wingdings" w:hAnsi="Wingdings" w:hint="default"/>
+        <w:sz w:val="20"/>
+      </w:rPr>
+    </w:lvl>
+    <w:lvl w:ilvl="5" w:tentative="1">
+      <w:start w:val="1"/>
+      <w:numFmt w:val="bullet"/>
+      <w:lvlText w:val=""/>
+      <w:lvlJc w:val="left"/>
+      <w:pPr>
+        <w:tabs>
+          <w:tab w:val="num" w:pos="4320"/>
+        </w:tabs>
+        <w:ind w:left="4320" w:hanging="360"/>
+      </w:pPr>
+      <w:rPr>
+        <w:rFonts w:ascii="Wingdings" w:hAnsi="Wingdings" w:hint="default"/>
+        <w:sz w:val="20"/>
+      </w:rPr>
+    </w:lvl>
+    <w:lvl w:ilvl="6" w:tentative="1">
+      <w:start w:val="1"/>
+      <w:numFmt w:val="bullet"/>
+      <w:lvlText w:val=""/>
+      <w:lvlJc w:val="left"/>
+      <w:pPr>
+        <w:tabs>
+          <w:tab w:val="num" w:pos="5040"/>
+        </w:tabs>
+        <w:ind w:left="5040" w:hanging="360"/>
+      </w:pPr>
+      <w:rPr>
+        <w:rFonts w:ascii="Wingdings" w:hAnsi="Wingdings" w:hint="default"/>
+        <w:sz w:val="20"/>
+      </w:rPr>
+    </w:lvl>
+    <w:lvl w:ilvl="7" w:tentative="1">
+      <w:start w:val="1"/>
+      <w:numFmt w:val="bullet"/>
+      <w:lvlText w:val=""/>
+      <w:lvlJc w:val="left"/>
+      <w:pPr>
+        <w:tabs>
+          <w:tab w:val="num" w:pos="5760"/>
+        </w:tabs>
+        <w:ind w:left="5760" w:hanging="360"/>
+      </w:pPr>
+      <w:rPr>
+        <w:rFonts w:ascii="Wingdings" w:hAnsi="Wingdings" w:hint="default"/>
+        <w:sz w:val="20"/>
+      </w:rPr>
+    </w:lvl>
+    <w:lvl w:ilvl="8" w:tentative="1">
+      <w:start w:val="1"/>
+      <w:numFmt w:val="bullet"/>
+      <w:lvlText w:val=""/>
+      <w:lvlJc w:val="left"/>
+      <w:pPr>
+        <w:tabs>
+          <w:tab w:val="num" w:pos="6480"/>
+        </w:tabs>
+        <w:ind w:left="6480" w:hanging="360"/>
+      </w:pPr>
+      <w:rPr>
+        <w:rFonts w:ascii="Wingdings" w:hAnsi="Wingdings" w:hint="default"/>
+        <w:sz w:val="20"/>
+      </w:rPr>
+    </w:lvl>
+  </w:abstractNum>
+  <w:abstractNum w:abstractNumId="8" w15:restartNumberingAfterBreak="0">
     <w:nsid w:val="114065F0"/>
     <w:multiLevelType w:val="multilevel"/>
     <w:tmpl w:val="E238111E"/>
@@ -3062,7 +3184,120 @@
       </w:rPr>
     </w:lvl>
   </w:abstractNum>
-  <w:abstractNum w:abstractNumId="8" w15:restartNumberingAfterBreak="0">
+  <w:abstractNum w:abstractNumId="9" w15:restartNumberingAfterBreak="0">
+    <w:nsid w:val="1F105142"/>
+    <w:multiLevelType w:val="multilevel"/>
+    <w:tmpl w:val="2CDAF1CC"/>
+    <w:lvl w:ilvl="0">
+      <w:start w:val="1"/>
+      <w:numFmt w:val="decimal"/>
+      <w:lvlText w:val="%1."/>
+      <w:lvlJc w:val="left"/>
+      <w:pPr>
+        <w:tabs>
+          <w:tab w:val="num" w:pos="720"/>
+        </w:tabs>
+        <w:ind w:left="720" w:hanging="360"/>
+      </w:pPr>
+    </w:lvl>
+    <w:lvl w:ilvl="1" w:tentative="1">
+      <w:start w:val="1"/>
+      <w:numFmt w:val="decimal"/>
+      <w:lvlText w:val="%2."/>
+      <w:lvlJc w:val="left"/>
+      <w:pPr>
+        <w:tabs>
+          <w:tab w:val="num" w:pos="1440"/>
+        </w:tabs>
+        <w:ind w:left="1440" w:hanging="360"/>
+      </w:pPr>
+    </w:lvl>
+    <w:lvl w:ilvl="2" w:tentative="1">
+      <w:start w:val="1"/>
+      <w:numFmt w:val="decimal"/>
+      <w:lvlText w:val="%3."/>
+      <w:lvlJc w:val="left"/>
+      <w:pPr>
+        <w:tabs>
+          <w:tab w:val="num" w:pos="2160"/>
+        </w:tabs>
+        <w:ind w:left="2160" w:hanging="360"/>
+      </w:pPr>
+    </w:lvl>
+    <w:lvl w:ilvl="3" w:tentative="1">
+      <w:start w:val="1"/>
+      <w:numFmt w:val="decimal"/>
+      <w:lvlText w:val="%4."/>
+      <w:lvlJc w:val="left"/>
+      <w:pPr>
+        <w:tabs>
+          <w:tab w:val="num" w:pos="2880"/>
+        </w:tabs>
+        <w:ind w:left="2880" w:hanging="360"/>
+      </w:pPr>
+    </w:lvl>
+    <w:lvl w:ilvl="4" w:tentative="1">
+      <w:start w:val="1"/>
+      <w:numFmt w:val="decimal"/>
+      <w:lvlText w:val="%5."/>
+      <w:lvlJc w:val="left"/>
+      <w:pPr>
+        <w:tabs>
+          <w:tab w:val="num" w:pos="3600"/>
+        </w:tabs>
+        <w:ind w:left="3600" w:hanging="360"/>
+      </w:pPr>
+    </w:lvl>
+    <w:lvl w:ilvl="5" w:tentative="1">
+      <w:start w:val="1"/>
+      <w:numFmt w:val="decimal"/>
+      <w:lvlText w:val="%6."/>
+      <w:lvlJc w:val="left"/>
+      <w:pPr>
+        <w:tabs>
+          <w:tab w:val="num" w:pos="4320"/>
+        </w:tabs>
+        <w:ind w:left="4320" w:hanging="360"/>
+      </w:pPr>
+    </w:lvl>
+    <w:lvl w:ilvl="6" w:tentative="1">
+      <w:start w:val="1"/>
+      <w:numFmt w:val="decimal"/>
+      <w:lvlText w:val="%7."/>
+      <w:lvlJc w:val="left"/>
+      <w:pPr>
+        <w:tabs>
+          <w:tab w:val="num" w:pos="5040"/>
+        </w:tabs>
+        <w:ind w:left="5040" w:hanging="360"/>
+      </w:pPr>
+    </w:lvl>
+    <w:lvl w:ilvl="7" w:tentative="1">
+      <w:start w:val="1"/>
+      <w:numFmt w:val="decimal"/>
+      <w:lvlText w:val="%8."/>
+      <w:lvlJc w:val="left"/>
+      <w:pPr>
+        <w:tabs>
+          <w:tab w:val="num" w:pos="5760"/>
+        </w:tabs>
+        <w:ind w:left="5760" w:hanging="360"/>
+      </w:pPr>
+    </w:lvl>
+    <w:lvl w:ilvl="8" w:tentative="1">
+      <w:start w:val="1"/>
+      <w:numFmt w:val="decimal"/>
+      <w:lvlText w:val="%9."/>
+      <w:lvlJc w:val="left"/>
+      <w:pPr>
+        <w:tabs>
+          <w:tab w:val="num" w:pos="6480"/>
+        </w:tabs>
+        <w:ind w:left="6480" w:hanging="360"/>
+      </w:pPr>
+    </w:lvl>
+  </w:abstractNum>
+  <w:abstractNum w:abstractNumId="10" w15:restartNumberingAfterBreak="0">
     <w:nsid w:val="23EC44BD"/>
     <w:multiLevelType w:val="multilevel"/>
     <w:tmpl w:val="9872CD42"/>
@@ -3175,7 +3410,7 @@
       </w:pPr>
     </w:lvl>
   </w:abstractNum>
-  <w:abstractNum w:abstractNumId="9" w15:restartNumberingAfterBreak="0">
+  <w:abstractNum w:abstractNumId="11" w15:restartNumberingAfterBreak="0">
     <w:nsid w:val="24465C6F"/>
     <w:multiLevelType w:val="multilevel"/>
     <w:tmpl w:val="AA9CBDDE"/>
@@ -3324,7 +3559,120 @@
       </w:rPr>
     </w:lvl>
   </w:abstractNum>
-  <w:abstractNum w:abstractNumId="10" w15:restartNumberingAfterBreak="0">
+  <w:abstractNum w:abstractNumId="12" w15:restartNumberingAfterBreak="0">
+    <w:nsid w:val="263319A8"/>
+    <w:multiLevelType w:val="multilevel"/>
+    <w:tmpl w:val="D778B080"/>
+    <w:lvl w:ilvl="0">
+      <w:start w:val="3"/>
+      <w:numFmt w:val="decimal"/>
+      <w:lvlText w:val="%1."/>
+      <w:lvlJc w:val="left"/>
+      <w:pPr>
+        <w:tabs>
+          <w:tab w:val="num" w:pos="720"/>
+        </w:tabs>
+        <w:ind w:left="720" w:hanging="360"/>
+      </w:pPr>
+    </w:lvl>
+    <w:lvl w:ilvl="1" w:tentative="1">
+      <w:start w:val="1"/>
+      <w:numFmt w:val="decimal"/>
+      <w:lvlText w:val="%2."/>
+      <w:lvlJc w:val="left"/>
+      <w:pPr>
+        <w:tabs>
+          <w:tab w:val="num" w:pos="1440"/>
+        </w:tabs>
+        <w:ind w:left="1440" w:hanging="360"/>
+      </w:pPr>
+    </w:lvl>
+    <w:lvl w:ilvl="2" w:tentative="1">
+      <w:start w:val="1"/>
+      <w:numFmt w:val="decimal"/>
+      <w:lvlText w:val="%3."/>
+      <w:lvlJc w:val="left"/>
+      <w:pPr>
+        <w:tabs>
+          <w:tab w:val="num" w:pos="2160"/>
+        </w:tabs>
+        <w:ind w:left="2160" w:hanging="360"/>
+      </w:pPr>
+    </w:lvl>
+    <w:lvl w:ilvl="3" w:tentative="1">
+      <w:start w:val="1"/>
+      <w:numFmt w:val="decimal"/>
+      <w:lvlText w:val="%4."/>
+      <w:lvlJc w:val="left"/>
+      <w:pPr>
+        <w:tabs>
+          <w:tab w:val="num" w:pos="2880"/>
+        </w:tabs>
+        <w:ind w:left="2880" w:hanging="360"/>
+      </w:pPr>
+    </w:lvl>
+    <w:lvl w:ilvl="4" w:tentative="1">
+      <w:start w:val="1"/>
+      <w:numFmt w:val="decimal"/>
+      <w:lvlText w:val="%5."/>
+      <w:lvlJc w:val="left"/>
+      <w:pPr>
+        <w:tabs>
+          <w:tab w:val="num" w:pos="3600"/>
+        </w:tabs>
+        <w:ind w:left="3600" w:hanging="360"/>
+      </w:pPr>
+    </w:lvl>
+    <w:lvl w:ilvl="5" w:tentative="1">
+      <w:start w:val="1"/>
+      <w:numFmt w:val="decimal"/>
+      <w:lvlText w:val="%6."/>
+      <w:lvlJc w:val="left"/>
+      <w:pPr>
+        <w:tabs>
+          <w:tab w:val="num" w:pos="4320"/>
+        </w:tabs>
+        <w:ind w:left="4320" w:hanging="360"/>
+      </w:pPr>
+    </w:lvl>
+    <w:lvl w:ilvl="6" w:tentative="1">
+      <w:start w:val="1"/>
+      <w:numFmt w:val="decimal"/>
+      <w:lvlText w:val="%7."/>
+      <w:lvlJc w:val="left"/>
+      <w:pPr>
+        <w:tabs>
+          <w:tab w:val="num" w:pos="5040"/>
+        </w:tabs>
+        <w:ind w:left="5040" w:hanging="360"/>
+      </w:pPr>
+    </w:lvl>
+    <w:lvl w:ilvl="7" w:tentative="1">
+      <w:start w:val="1"/>
+      <w:numFmt w:val="decimal"/>
+      <w:lvlText w:val="%8."/>
+      <w:lvlJc w:val="left"/>
+      <w:pPr>
+        <w:tabs>
+          <w:tab w:val="num" w:pos="5760"/>
+        </w:tabs>
+        <w:ind w:left="5760" w:hanging="360"/>
+      </w:pPr>
+    </w:lvl>
+    <w:lvl w:ilvl="8" w:tentative="1">
+      <w:start w:val="1"/>
+      <w:numFmt w:val="decimal"/>
+      <w:lvlText w:val="%9."/>
+      <w:lvlJc w:val="left"/>
+      <w:pPr>
+        <w:tabs>
+          <w:tab w:val="num" w:pos="6480"/>
+        </w:tabs>
+        <w:ind w:left="6480" w:hanging="360"/>
+      </w:pPr>
+    </w:lvl>
+  </w:abstractNum>
+  <w:abstractNum w:abstractNumId="13" w15:restartNumberingAfterBreak="0">
     <w:nsid w:val="27942361"/>
     <w:multiLevelType w:val="multilevel"/>
     <w:tmpl w:val="EE76B22C"/>
@@ -3473,7 +3821,7 @@
       </w:rPr>
     </w:lvl>
   </w:abstractNum>
-  <w:abstractNum w:abstractNumId="11" w15:restartNumberingAfterBreak="0">
+  <w:abstractNum w:abstractNumId="14" w15:restartNumberingAfterBreak="0">
     <w:nsid w:val="28B13EE6"/>
     <w:multiLevelType w:val="multilevel"/>
     <w:tmpl w:val="67B047C8"/>
@@ -3622,7 +3970,7 @@
       </w:rPr>
     </w:lvl>
   </w:abstractNum>
-  <w:abstractNum w:abstractNumId="12" w15:restartNumberingAfterBreak="0">
+  <w:abstractNum w:abstractNumId="15" w15:restartNumberingAfterBreak="0">
     <w:nsid w:val="29931B94"/>
     <w:multiLevelType w:val="multilevel"/>
     <w:tmpl w:val="72742B0A"/>
@@ -3771,7 +4119,7 @@
       </w:rPr>
     </w:lvl>
   </w:abstractNum>
-  <w:abstractNum w:abstractNumId="13" w15:restartNumberingAfterBreak="0">
+  <w:abstractNum w:abstractNumId="16" w15:restartNumberingAfterBreak="0">
     <w:nsid w:val="2B3A1008"/>
     <w:multiLevelType w:val="multilevel"/>
     <w:tmpl w:val="74404132"/>
@@ -3920,7 +4268,156 @@
       </w:rPr>
     </w:lvl>
   </w:abstractNum>
-  <w:abstractNum w:abstractNumId="14" w15:restartNumberingAfterBreak="0">
+  <w:abstractNum w:abstractNumId="17" w15:restartNumberingAfterBreak="0">
+    <w:nsid w:val="2D4153FE"/>
+    <w:multiLevelType w:val="multilevel"/>
+    <w:tmpl w:val="0DD4E038"/>
+    <w:lvl w:ilvl="0">
+      <w:start w:val="1"/>
+      <w:numFmt w:val="bullet"/>
+      <w:lvlText w:val=""/>
+      <w:lvlJc w:val="left"/>
+      <w:pPr>
+        <w:tabs>
+          <w:tab w:val="num" w:pos="720"/>
+        </w:tabs>
+        <w:ind w:left="720" w:hanging="360"/>
+      </w:pPr>
+      <w:rPr>
+        <w:rFonts w:ascii="Symbol" w:hAnsi="Symbol" w:hint="default"/>
+        <w:sz w:val="20"/>
+      </w:rPr>
+    </w:lvl>
+    <w:lvl w:ilvl="1" w:tentative="1">
+      <w:start w:val="1"/>
+      <w:numFmt w:val="bullet"/>
+      <w:lvlText w:val="o"/>
+      <w:lvlJc w:val="left"/>
+      <w:pPr>
+        <w:tabs>
+          <w:tab w:val="num" w:pos="1440"/>
+        </w:tabs>
+        <w:ind w:left="1440" w:hanging="360"/>
+      </w:pPr>
+      <w:rPr>
+        <w:rFonts w:ascii="Courier New" w:hAnsi="Courier New" w:hint="default"/>
+        <w:sz w:val="20"/>
+      </w:rPr>
+    </w:lvl>
+    <w:lvl w:ilvl="2" w:tentative="1">
+      <w:start w:val="1"/>
+      <w:numFmt w:val="bullet"/>
+      <w:lvlText w:val=""/>
+      <w:lvlJc w:val="left"/>
+      <w:pPr>
+        <w:tabs>
+          <w:tab w:val="num" w:pos="2160"/>
+        </w:tabs>
+        <w:ind w:left="2160" w:hanging="360"/>
+      </w:pPr>
+      <w:rPr>
+        <w:rFonts w:ascii="Wingdings" w:hAnsi="Wingdings" w:hint="default"/>
+        <w:sz w:val="20"/>
+      </w:rPr>
+    </w:lvl>
+    <w:lvl w:ilvl="3" w:tentative="1">
+      <w:start w:val="1"/>
+      <w:numFmt w:val="bullet"/>
+      <w:lvlText w:val=""/>
+      <w:lvlJc w:val="left"/>
+      <w:pPr>
+        <w:tabs>
+          <w:tab w:val="num" w:pos="2880"/>
+        </w:tabs>
+        <w:ind w:left="2880" w:hanging="360"/>
+      </w:pPr>
+      <w:rPr>
+        <w:rFonts w:ascii="Wingdings" w:hAnsi="Wingdings" w:hint="default"/>
+        <w:sz w:val="20"/>
+      </w:rPr>
+    </w:lvl>
+    <w:lvl w:ilvl="4" w:tentative="1">
+      <w:start w:val="1"/>
+      <w:numFmt w:val="bullet"/>
+      <w:lvlText w:val=""/>
+      <w:lvlJc w:val="left"/>
+      <w:pPr>
+        <w:tabs>
+          <w:tab w:val="num" w:pos="3600"/>
+        </w:tabs>
+        <w:ind w:left="3600" w:hanging="360"/>
+      </w:pPr>
+      <w:rPr>
+        <w:rFonts w:ascii="Wingdings" w:hAnsi="Wingdings" w:hint="default"/>
+        <w:sz w:val="20"/>
+      </w:rPr>
+    </w:lvl>
+    <w:lvl w:ilvl="5" w:tentative="1">
+      <w:start w:val="1"/>
+      <w:numFmt w:val="bullet"/>
+      <w:lvlText w:val=""/>
+      <w:lvlJc w:val="left"/>
+      <w:pPr>
+        <w:tabs>
+          <w:tab w:val="num" w:pos="4320"/>
+        </w:tabs>
+        <w:ind w:left="4320" w:hanging="360"/>
+      </w:pPr>
+      <w:rPr>
+        <w:rFonts w:ascii="Wingdings" w:hAnsi="Wingdings" w:hint="default"/>
+        <w:sz w:val="20"/>
+      </w:rPr>
+    </w:lvl>
+    <w:lvl w:ilvl="6" w:tentative="1">
+      <w:start w:val="1"/>
+      <w:numFmt w:val="bullet"/>
+      <w:lvlText w:val=""/>
+      <w:lvlJc w:val="left"/>
+      <w:pPr>
+        <w:tabs>
+          <w:tab w:val="num" w:pos="5040"/>
+        </w:tabs>
+        <w:ind w:left="5040" w:hanging="360"/>
+      </w:pPr>
+      <w:rPr>
+        <w:rFonts w:ascii="Wingdings" w:hAnsi="Wingdings" w:hint="default"/>
+        <w:sz w:val="20"/>
+      </w:rPr>
+    </w:lvl>
+    <w:lvl w:ilvl="7" w:tentative="1">
+      <w:start w:val="1"/>
+      <w:numFmt w:val="bullet"/>
+      <w:lvlText w:val=""/>
+      <w:lvlJc w:val="left"/>
+      <w:pPr>
+        <w:tabs>
+          <w:tab w:val="num" w:pos="5760"/>
+        </w:tabs>
+        <w:ind w:left="5760" w:hanging="360"/>
+      </w:pPr>
+      <w:rPr>
+        <w:rFonts w:ascii="Wingdings" w:hAnsi="Wingdings" w:hint="default"/>
+        <w:sz w:val="20"/>
+      </w:rPr>
+    </w:lvl>
+    <w:lvl w:ilvl="8" w:tentative="1">
+      <w:start w:val="1"/>
+      <w:numFmt w:val="bullet"/>
+      <w:lvlText w:val=""/>
+      <w:lvlJc w:val="left"/>
+      <w:pPr>
+        <w:tabs>
+          <w:tab w:val="num" w:pos="6480"/>
+        </w:tabs>
+        <w:ind w:left="6480" w:hanging="360"/>
+      </w:pPr>
+      <w:rPr>
+        <w:rFonts w:ascii="Wingdings" w:hAnsi="Wingdings" w:hint="default"/>
+        <w:sz w:val="20"/>
+      </w:rPr>
+    </w:lvl>
+  </w:abstractNum>
+  <w:abstractNum w:abstractNumId="18" w15:restartNumberingAfterBreak="0">
     <w:nsid w:val="34723CC9"/>
     <w:multiLevelType w:val="multilevel"/>
     <w:tmpl w:val="66961354"/>
@@ -4069,7 +4566,7 @@
       </w:rPr>
     </w:lvl>
   </w:abstractNum>
-  <w:abstractNum w:abstractNumId="15" w15:restartNumberingAfterBreak="0">
+  <w:abstractNum w:abstractNumId="19" w15:restartNumberingAfterBreak="0">
     <w:nsid w:val="35BD4619"/>
     <w:multiLevelType w:val="multilevel"/>
     <w:tmpl w:val="D158BBC6"/>
@@ -4218,7 +4715,7 @@
       </w:rPr>
     </w:lvl>
   </w:abstractNum>
-  <w:abstractNum w:abstractNumId="16" w15:restartNumberingAfterBreak="0">
+  <w:abstractNum w:abstractNumId="20" w15:restartNumberingAfterBreak="0">
     <w:nsid w:val="3A614EB9"/>
     <w:multiLevelType w:val="multilevel"/>
     <w:tmpl w:val="A6E4FE40"/>
@@ -4367,7 +4864,7 @@
       </w:rPr>
     </w:lvl>
   </w:abstractNum>
-  <w:abstractNum w:abstractNumId="17" w15:restartNumberingAfterBreak="0">
+  <w:abstractNum w:abstractNumId="21" w15:restartNumberingAfterBreak="0">
     <w:nsid w:val="3F962994"/>
     <w:multiLevelType w:val="multilevel"/>
     <w:tmpl w:val="7A0C7B8A"/>
@@ -4516,7 +5013,7 @@
       </w:rPr>
     </w:lvl>
   </w:abstractNum>
-  <w:abstractNum w:abstractNumId="18" w15:restartNumberingAfterBreak="0">
+  <w:abstractNum w:abstractNumId="22" w15:restartNumberingAfterBreak="0">
     <w:nsid w:val="48EB293D"/>
     <w:multiLevelType w:val="multilevel"/>
     <w:tmpl w:val="9AC05408"/>
@@ -4665,7 +5162,7 @@
       </w:rPr>
     </w:lvl>
   </w:abstractNum>
-  <w:abstractNum w:abstractNumId="19" w15:restartNumberingAfterBreak="0">
+  <w:abstractNum w:abstractNumId="23" w15:restartNumberingAfterBreak="0">
     <w:nsid w:val="497E30A8"/>
     <w:multiLevelType w:val="multilevel"/>
     <w:tmpl w:val="A5343230"/>
@@ -4778,7 +5275,531 @@
       </w:pPr>
     </w:lvl>
   </w:abstractNum>
-  <w:abstractNum w:abstractNumId="20" w15:restartNumberingAfterBreak="0">
+  <w:abstractNum w:abstractNumId="24" w15:restartNumberingAfterBreak="0">
+    <w:nsid w:val="51C35FFB"/>
+    <w:multiLevelType w:val="multilevel"/>
+    <w:tmpl w:val="C4D83434"/>
+    <w:lvl w:ilvl="0">
+      <w:start w:val="2"/>
+      <w:numFmt w:val="decimal"/>
+      <w:lvlText w:val="%1."/>
+      <w:lvlJc w:val="left"/>
+      <w:pPr>
+        <w:tabs>
+          <w:tab w:val="num" w:pos="720"/>
+        </w:tabs>
+        <w:ind w:left="720" w:hanging="360"/>
+      </w:pPr>
+    </w:lvl>
+    <w:lvl w:ilvl="1" w:tentative="1">
+      <w:start w:val="1"/>
+      <w:numFmt w:val="decimal"/>
+      <w:lvlText w:val="%2."/>
+      <w:lvlJc w:val="left"/>
+      <w:pPr>
+        <w:tabs>
+          <w:tab w:val="num" w:pos="1440"/>
+        </w:tabs>
+        <w:ind w:left="1440" w:hanging="360"/>
+      </w:pPr>
+    </w:lvl>
+    <w:lvl w:ilvl="2" w:tentative="1">
+      <w:start w:val="1"/>
+      <w:numFmt w:val="decimal"/>
+      <w:lvlText w:val="%3."/>
+      <w:lvlJc w:val="left"/>
+      <w:pPr>
+        <w:tabs>
+          <w:tab w:val="num" w:pos="2160"/>
+        </w:tabs>
+        <w:ind w:left="2160" w:hanging="360"/>
+      </w:pPr>
+    </w:lvl>
+    <w:lvl w:ilvl="3" w:tentative="1">
+      <w:start w:val="1"/>
+      <w:numFmt w:val="decimal"/>
+      <w:lvlText w:val="%4."/>
+      <w:lvlJc w:val="left"/>
+      <w:pPr>
+        <w:tabs>
+          <w:tab w:val="num" w:pos="2880"/>
+        </w:tabs>
+        <w:ind w:left="2880" w:hanging="360"/>
+      </w:pPr>
+    </w:lvl>
+    <w:lvl w:ilvl="4" w:tentative="1">
+      <w:start w:val="1"/>
+      <w:numFmt w:val="decimal"/>
+      <w:lvlText w:val="%5."/>
+      <w:lvlJc w:val="left"/>
+      <w:pPr>
+        <w:tabs>
+          <w:tab w:val="num" w:pos="3600"/>
+        </w:tabs>
+        <w:ind w:left="3600" w:hanging="360"/>
+      </w:pPr>
+    </w:lvl>
+    <w:lvl w:ilvl="5" w:tentative="1">
+      <w:start w:val="1"/>
+      <w:numFmt w:val="decimal"/>
+      <w:lvlText w:val="%6."/>
+      <w:lvlJc w:val="left"/>
+      <w:pPr>
+        <w:tabs>
+          <w:tab w:val="num" w:pos="4320"/>
+        </w:tabs>
+        <w:ind w:left="4320" w:hanging="360"/>
+      </w:pPr>
+    </w:lvl>
+    <w:lvl w:ilvl="6" w:tentative="1">
+      <w:start w:val="1"/>
+      <w:numFmt w:val="decimal"/>
+      <w:lvlText w:val="%7."/>
+      <w:lvlJc w:val="left"/>
+      <w:pPr>
+        <w:tabs>
+          <w:tab w:val="num" w:pos="5040"/>
+        </w:tabs>
+        <w:ind w:left="5040" w:hanging="360"/>
+      </w:pPr>
+    </w:lvl>
+    <w:lvl w:ilvl="7" w:tentative="1">
+      <w:start w:val="1"/>
+      <w:numFmt w:val="decimal"/>
+      <w:lvlText w:val="%8."/>
+      <w:lvlJc w:val="left"/>
+      <w:pPr>
+        <w:tabs>
+          <w:tab w:val="num" w:pos="5760"/>
+        </w:tabs>
+        <w:ind w:left="5760" w:hanging="360"/>
+      </w:pPr>
+    </w:lvl>
+    <w:lvl w:ilvl="8" w:tentative="1">
+      <w:start w:val="1"/>
+      <w:numFmt w:val="decimal"/>
+      <w:lvlText w:val="%9."/>
+      <w:lvlJc w:val="left"/>
+      <w:pPr>
+        <w:tabs>
+          <w:tab w:val="num" w:pos="6480"/>
+        </w:tabs>
+        <w:ind w:left="6480" w:hanging="360"/>
+      </w:pPr>
+    </w:lvl>
+  </w:abstractNum>
+  <w:abstractNum w:abstractNumId="25" w15:restartNumberingAfterBreak="0">
+    <w:nsid w:val="52C46FAA"/>
+    <w:multiLevelType w:val="multilevel"/>
+    <w:tmpl w:val="4C642552"/>
+    <w:lvl w:ilvl="0">
+      <w:start w:val="1"/>
+      <w:numFmt w:val="bullet"/>
+      <w:lvlText w:val=""/>
+      <w:lvlJc w:val="left"/>
+      <w:pPr>
+        <w:tabs>
+          <w:tab w:val="num" w:pos="720"/>
+        </w:tabs>
+        <w:ind w:left="720" w:hanging="360"/>
+      </w:pPr>
+      <w:rPr>
+        <w:rFonts w:ascii="Symbol" w:hAnsi="Symbol" w:hint="default"/>
+        <w:sz w:val="20"/>
+      </w:rPr>
+    </w:lvl>
+    <w:lvl w:ilvl="1" w:tentative="1">
+      <w:start w:val="1"/>
+      <w:numFmt w:val="bullet"/>
+      <w:lvlText w:val="o"/>
+      <w:lvlJc w:val="left"/>
+      <w:pPr>
+        <w:tabs>
+          <w:tab w:val="num" w:pos="1440"/>
+        </w:tabs>
+        <w:ind w:left="1440" w:hanging="360"/>
+      </w:pPr>
+      <w:rPr>
+        <w:rFonts w:ascii="Courier New" w:hAnsi="Courier New" w:hint="default"/>
+        <w:sz w:val="20"/>
+      </w:rPr>
+    </w:lvl>
+    <w:lvl w:ilvl="2" w:tentative="1">
+      <w:start w:val="1"/>
+      <w:numFmt w:val="bullet"/>
+      <w:lvlText w:val=""/>
+      <w:lvlJc w:val="left"/>
+      <w:pPr>
+        <w:tabs>
+          <w:tab w:val="num" w:pos="2160"/>
+        </w:tabs>
+        <w:ind w:left="2160" w:hanging="360"/>
+      </w:pPr>
+      <w:rPr>
+        <w:rFonts w:ascii="Wingdings" w:hAnsi="Wingdings" w:hint="default"/>
+        <w:sz w:val="20"/>
+      </w:rPr>
+    </w:lvl>
+    <w:lvl w:ilvl="3" w:tentative="1">
+      <w:start w:val="1"/>
+      <w:numFmt w:val="bullet"/>
+      <w:lvlText w:val=""/>
+      <w:lvlJc w:val="left"/>
+      <w:pPr>
+        <w:tabs>
+          <w:tab w:val="num" w:pos="2880"/>
+        </w:tabs>
+        <w:ind w:left="2880" w:hanging="360"/>
+      </w:pPr>
+      <w:rPr>
+        <w:rFonts w:ascii="Wingdings" w:hAnsi="Wingdings" w:hint="default"/>
+        <w:sz w:val="20"/>
+      </w:rPr>
+    </w:lvl>
+    <w:lvl w:ilvl="4" w:tentative="1">
+      <w:start w:val="1"/>
+      <w:numFmt w:val="bullet"/>
+      <w:lvlText w:val=""/>
+      <w:lvlJc w:val="left"/>
+      <w:pPr>
+        <w:tabs>
+          <w:tab w:val="num" w:pos="3600"/>
+        </w:tabs>
+        <w:ind w:left="3600" w:hanging="360"/>
+      </w:pPr>
+      <w:rPr>
+        <w:rFonts w:ascii="Wingdings" w:hAnsi="Wingdings" w:hint="default"/>
+        <w:sz w:val="20"/>
+      </w:rPr>
+    </w:lvl>
+    <w:lvl w:ilvl="5" w:tentative="1">
+      <w:start w:val="1"/>
+      <w:numFmt w:val="bullet"/>
+      <w:lvlText w:val=""/>
+      <w:lvlJc w:val="left"/>
+      <w:pPr>
+        <w:tabs>
+          <w:tab w:val="num" w:pos="4320"/>
+        </w:tabs>
+        <w:ind w:left="4320" w:hanging="360"/>
+      </w:pPr>
+      <w:rPr>
+        <w:rFonts w:ascii="Wingdings" w:hAnsi="Wingdings" w:hint="default"/>
+        <w:sz w:val="20"/>
+      </w:rPr>
+    </w:lvl>
+    <w:lvl w:ilvl="6" w:tentative="1">
+      <w:start w:val="1"/>
+      <w:numFmt w:val="bullet"/>
+      <w:lvlText w:val=""/>
+      <w:lvlJc w:val="left"/>
+      <w:pPr>
+        <w:tabs>
+          <w:tab w:val="num" w:pos="5040"/>
+        </w:tabs>
+        <w:ind w:left="5040" w:hanging="360"/>
+      </w:pPr>
+      <w:rPr>
+        <w:rFonts w:ascii="Wingdings" w:hAnsi="Wingdings" w:hint="default"/>
+        <w:sz w:val="20"/>
+      </w:rPr>
+    </w:lvl>
+    <w:lvl w:ilvl="7" w:tentative="1">
+      <w:start w:val="1"/>
+      <w:numFmt w:val="bullet"/>
+      <w:lvlText w:val=""/>
+      <w:lvlJc w:val="left"/>
+      <w:pPr>
+        <w:tabs>
+          <w:tab w:val="num" w:pos="5760"/>
+        </w:tabs>
+        <w:ind w:left="5760" w:hanging="360"/>
+      </w:pPr>
+      <w:rPr>
+        <w:rFonts w:ascii="Wingdings" w:hAnsi="Wingdings" w:hint="default"/>
+        <w:sz w:val="20"/>
+      </w:rPr>
+    </w:lvl>
+    <w:lvl w:ilvl="8" w:tentative="1">
+      <w:start w:val="1"/>
+      <w:numFmt w:val="bullet"/>
+      <w:lvlText w:val=""/>
+      <w:lvlJc w:val="left"/>
+      <w:pPr>
+        <w:tabs>
+          <w:tab w:val="num" w:pos="6480"/>
+        </w:tabs>
+        <w:ind w:left="6480" w:hanging="360"/>
+      </w:pPr>
+      <w:rPr>
+        <w:rFonts w:ascii="Wingdings" w:hAnsi="Wingdings" w:hint="default"/>
+        <w:sz w:val="20"/>
+      </w:rPr>
+    </w:lvl>
+  </w:abstractNum>
+  <w:abstractNum w:abstractNumId="26" w15:restartNumberingAfterBreak="0">
+    <w:nsid w:val="5B7E3767"/>
+    <w:multiLevelType w:val="multilevel"/>
+    <w:tmpl w:val="751C412A"/>
+    <w:lvl w:ilvl="0">
+      <w:start w:val="1"/>
+      <w:numFmt w:val="decimal"/>
+      <w:lvlText w:val="%1."/>
+      <w:lvlJc w:val="left"/>
+      <w:pPr>
+        <w:tabs>
+          <w:tab w:val="num" w:pos="720"/>
+        </w:tabs>
+        <w:ind w:left="720" w:hanging="360"/>
+      </w:pPr>
+    </w:lvl>
+    <w:lvl w:ilvl="1" w:tentative="1">
+      <w:start w:val="1"/>
+      <w:numFmt w:val="decimal"/>
+      <w:lvlText w:val="%2."/>
+      <w:lvlJc w:val="left"/>
+      <w:pPr>
+        <w:tabs>
+          <w:tab w:val="num" w:pos="1440"/>
+        </w:tabs>
+        <w:ind w:left="1440" w:hanging="360"/>
+      </w:pPr>
+    </w:lvl>
+    <w:lvl w:ilvl="2" w:tentative="1">
+      <w:start w:val="1"/>
+      <w:numFmt w:val="decimal"/>
+      <w:lvlText w:val="%3."/>
+      <w:lvlJc w:val="left"/>
+      <w:pPr>
+        <w:tabs>
+          <w:tab w:val="num" w:pos="2160"/>
+        </w:tabs>
+        <w:ind w:left="2160" w:hanging="360"/>
+      </w:pPr>
+    </w:lvl>
+    <w:lvl w:ilvl="3" w:tentative="1">
+      <w:start w:val="1"/>
+      <w:numFmt w:val="decimal"/>
+      <w:lvlText w:val="%4."/>
+      <w:lvlJc w:val="left"/>
+      <w:pPr>
+        <w:tabs>
+          <w:tab w:val="num" w:pos="2880"/>
+        </w:tabs>
+        <w:ind w:left="2880" w:hanging="360"/>
+      </w:pPr>
+    </w:lvl>
+    <w:lvl w:ilvl="4" w:tentative="1">
+      <w:start w:val="1"/>
+      <w:numFmt w:val="decimal"/>
+      <w:lvlText w:val="%5."/>
+      <w:lvlJc w:val="left"/>
+      <w:pPr>
+        <w:tabs>
+          <w:tab w:val="num" w:pos="3600"/>
+        </w:tabs>
+        <w:ind w:left="3600" w:hanging="360"/>
+      </w:pPr>
+    </w:lvl>
+    <w:lvl w:ilvl="5" w:tentative="1">
+      <w:start w:val="1"/>
+      <w:numFmt w:val="decimal"/>
+      <w:lvlText w:val="%6."/>
+      <w:lvlJc w:val="left"/>
+      <w:pPr>
+        <w:tabs>
+          <w:tab w:val="num" w:pos="4320"/>
+        </w:tabs>
+        <w:ind w:left="4320" w:hanging="360"/>
+      </w:pPr>
+    </w:lvl>
+    <w:lvl w:ilvl="6" w:tentative="1">
+      <w:start w:val="1"/>
+      <w:numFmt w:val="decimal"/>
+      <w:lvlText w:val="%7."/>
+      <w:lvlJc w:val="left"/>
+      <w:pPr>
+        <w:tabs>
+          <w:tab w:val="num" w:pos="5040"/>
+        </w:tabs>
+        <w:ind w:left="5040" w:hanging="360"/>
+      </w:pPr>
+    </w:lvl>
+    <w:lvl w:ilvl="7" w:tentative="1">
+      <w:start w:val="1"/>
+      <w:numFmt w:val="decimal"/>
+      <w:lvlText w:val="%8."/>
+      <w:lvlJc w:val="left"/>
+      <w:pPr>
+        <w:tabs>
+          <w:tab w:val="num" w:pos="5760"/>
+        </w:tabs>
+        <w:ind w:left="5760" w:hanging="360"/>
+      </w:pPr>
+    </w:lvl>
+    <w:lvl w:ilvl="8" w:tentative="1">
+      <w:start w:val="1"/>
+      <w:numFmt w:val="decimal"/>
+      <w:lvlText w:val="%9."/>
+      <w:lvlJc w:val="left"/>
+      <w:pPr>
+        <w:tabs>
+          <w:tab w:val="num" w:pos="6480"/>
+        </w:tabs>
+        <w:ind w:left="6480" w:hanging="360"/>
+      </w:pPr>
+    </w:lvl>
+  </w:abstractNum>
+  <w:abstractNum w:abstractNumId="27" w15:restartNumberingAfterBreak="0">
+    <w:nsid w:val="5E4C5E1D"/>
+    <w:multiLevelType w:val="multilevel"/>
+    <w:tmpl w:val="A4DC047A"/>
+    <w:lvl w:ilvl="0">
+      <w:start w:val="1"/>
+      <w:numFmt w:val="bullet"/>
+      <w:lvlText w:val=""/>
+      <w:lvlJc w:val="left"/>
+      <w:pPr>
+        <w:tabs>
+          <w:tab w:val="num" w:pos="720"/>
+        </w:tabs>
+        <w:ind w:left="720" w:hanging="360"/>
+      </w:pPr>
+      <w:rPr>
+        <w:rFonts w:ascii="Symbol" w:hAnsi="Symbol" w:hint="default"/>
+        <w:sz w:val="20"/>
+      </w:rPr>
+    </w:lvl>
+    <w:lvl w:ilvl="1" w:tentative="1">
+      <w:start w:val="1"/>
+      <w:numFmt w:val="bullet"/>
+      <w:lvlText w:val="o"/>
+      <w:lvlJc w:val="left"/>
+      <w:pPr>
+        <w:tabs>
+          <w:tab w:val="num" w:pos="1440"/>
+        </w:tabs>
+        <w:ind w:left="1440" w:hanging="360"/>
+      </w:pPr>
+      <w:rPr>
+        <w:rFonts w:ascii="Courier New" w:hAnsi="Courier New" w:hint="default"/>
+        <w:sz w:val="20"/>
+      </w:rPr>
+    </w:lvl>
+    <w:lvl w:ilvl="2" w:tentative="1">
+      <w:start w:val="1"/>
+      <w:numFmt w:val="bullet"/>
+      <w:lvlText w:val=""/>
+      <w:lvlJc w:val="left"/>
+      <w:pPr>
+        <w:tabs>
+          <w:tab w:val="num" w:pos="2160"/>
+        </w:tabs>
+        <w:ind w:left="2160" w:hanging="360"/>
+      </w:pPr>
+      <w:rPr>
+        <w:rFonts w:ascii="Wingdings" w:hAnsi="Wingdings" w:hint="default"/>
+        <w:sz w:val="20"/>
+      </w:rPr>
+    </w:lvl>
+    <w:lvl w:ilvl="3" w:tentative="1">
+      <w:start w:val="1"/>
+      <w:numFmt w:val="bullet"/>
+      <w:lvlText w:val=""/>
+      <w:lvlJc w:val="left"/>
+      <w:pPr>
+        <w:tabs>
+          <w:tab w:val="num" w:pos="2880"/>
+        </w:tabs>
+        <w:ind w:left="2880" w:hanging="360"/>
+      </w:pPr>
+      <w:rPr>
+        <w:rFonts w:ascii="Wingdings" w:hAnsi="Wingdings" w:hint="default"/>
+        <w:sz w:val="20"/>
+      </w:rPr>
+    </w:lvl>
+    <w:lvl w:ilvl="4" w:tentative="1">
+      <w:start w:val="1"/>
+      <w:numFmt w:val="bullet"/>
+      <w:lvlText w:val=""/>
+      <w:lvlJc w:val="left"/>
+      <w:pPr>
+        <w:tabs>
+          <w:tab w:val="num" w:pos="3600"/>
+        </w:tabs>
+        <w:ind w:left="3600" w:hanging="360"/>
+      </w:pPr>
+      <w:rPr>
+        <w:rFonts w:ascii="Wingdings" w:hAnsi="Wingdings" w:hint="default"/>
+        <w:sz w:val="20"/>
+      </w:rPr>
+    </w:lvl>
+    <w:lvl w:ilvl="5" w:tentative="1">
+      <w:start w:val="1"/>
+      <w:numFmt w:val="bullet"/>
+      <w:lvlText w:val=""/>
+      <w:lvlJc w:val="left"/>
+      <w:pPr>
+        <w:tabs>
+          <w:tab w:val="num" w:pos="4320"/>
+        </w:tabs>
+        <w:ind w:left="4320" w:hanging="360"/>
+      </w:pPr>
+      <w:rPr>
+        <w:rFonts w:ascii="Wingdings" w:hAnsi="Wingdings" w:hint="default"/>
+        <w:sz w:val="20"/>
+      </w:rPr>
+    </w:lvl>
+    <w:lvl w:ilvl="6" w:tentative="1">
+      <w:start w:val="1"/>
+      <w:numFmt w:val="bullet"/>
+      <w:lvlText w:val=""/>
+      <w:lvlJc w:val="left"/>
+      <w:pPr>
+        <w:tabs>
+          <w:tab w:val="num" w:pos="5040"/>
+        </w:tabs>
+        <w:ind w:left="5040" w:hanging="360"/>
+      </w:pPr>
+      <w:rPr>
+        <w:rFonts w:ascii="Wingdings" w:hAnsi="Wingdings" w:hint="default"/>
+        <w:sz w:val="20"/>
+      </w:rPr>
+    </w:lvl>
+    <w:lvl w:ilvl="7" w:tentative="1">
+      <w:start w:val="1"/>
+      <w:numFmt w:val="bullet"/>
+      <w:lvlText w:val=""/>
+      <w:lvlJc w:val="left"/>
+      <w:pPr>
+        <w:tabs>
+          <w:tab w:val="num" w:pos="5760"/>
+        </w:tabs>
+        <w:ind w:left="5760" w:hanging="360"/>
+      </w:pPr>
+      <w:rPr>
+        <w:rFonts w:ascii="Wingdings" w:hAnsi="Wingdings" w:hint="default"/>
+        <w:sz w:val="20"/>
+      </w:rPr>
+    </w:lvl>
+    <w:lvl w:ilvl="8" w:tentative="1">
+      <w:start w:val="1"/>
+      <w:numFmt w:val="bullet"/>
+      <w:lvlText w:val=""/>
+      <w:lvlJc w:val="left"/>
+      <w:pPr>
+        <w:tabs>
+          <w:tab w:val="num" w:pos="6480"/>
+        </w:tabs>
+        <w:ind w:left="6480" w:hanging="360"/>
+      </w:pPr>
+      <w:rPr>
+        <w:rFonts w:ascii="Wingdings" w:hAnsi="Wingdings" w:hint="default"/>
+        <w:sz w:val="20"/>
+      </w:rPr>
+    </w:lvl>
+  </w:abstractNum>
+  <w:abstractNum w:abstractNumId="28" w15:restartNumberingAfterBreak="0">
     <w:nsid w:val="639C10C0"/>
     <w:multiLevelType w:val="multilevel"/>
     <w:tmpl w:val="A8765024"/>
@@ -4927,7 +5948,7 @@
       </w:rPr>
     </w:lvl>
   </w:abstractNum>
-  <w:abstractNum w:abstractNumId="21" w15:restartNumberingAfterBreak="0">
+  <w:abstractNum w:abstractNumId="29" w15:restartNumberingAfterBreak="0">
     <w:nsid w:val="64E57F15"/>
     <w:multiLevelType w:val="multilevel"/>
     <w:tmpl w:val="3F90EC7A"/>
@@ -5040,7 +6061,120 @@
       </w:pPr>
     </w:lvl>
   </w:abstractNum>
-  <w:abstractNum w:abstractNumId="22" w15:restartNumberingAfterBreak="0">
+  <w:abstractNum w:abstractNumId="30" w15:restartNumberingAfterBreak="0">
+    <w:nsid w:val="697611DF"/>
+    <w:multiLevelType w:val="multilevel"/>
+    <w:tmpl w:val="A878A630"/>
+    <w:lvl w:ilvl="0">
+      <w:start w:val="2"/>
+      <w:numFmt w:val="decimal"/>
+      <w:lvlText w:val="%1."/>
+      <w:lvlJc w:val="left"/>
+      <w:pPr>
+        <w:tabs>
+          <w:tab w:val="num" w:pos="720"/>
+        </w:tabs>
+        <w:ind w:left="720" w:hanging="360"/>
+      </w:pPr>
+    </w:lvl>
+    <w:lvl w:ilvl="1" w:tentative="1">
+      <w:start w:val="1"/>
+      <w:numFmt w:val="decimal"/>
+      <w:lvlText w:val="%2."/>
+      <w:lvlJc w:val="left"/>
+      <w:pPr>
+        <w:tabs>
+          <w:tab w:val="num" w:pos="1440"/>
+        </w:tabs>
+        <w:ind w:left="1440" w:hanging="360"/>
+      </w:pPr>
+    </w:lvl>
+    <w:lvl w:ilvl="2" w:tentative="1">
+      <w:start w:val="1"/>
+      <w:numFmt w:val="decimal"/>
+      <w:lvlText w:val="%3."/>
+      <w:lvlJc w:val="left"/>
+      <w:pPr>
+        <w:tabs>
+          <w:tab w:val="num" w:pos="2160"/>
+        </w:tabs>
+        <w:ind w:left="2160" w:hanging="360"/>
+      </w:pPr>
+    </w:lvl>
+    <w:lvl w:ilvl="3" w:tentative="1">
+      <w:start w:val="1"/>
+      <w:numFmt w:val="decimal"/>
+      <w:lvlText w:val="%4."/>
+      <w:lvlJc w:val="left"/>
+      <w:pPr>
+        <w:tabs>
+          <w:tab w:val="num" w:pos="2880"/>
+        </w:tabs>
+        <w:ind w:left="2880" w:hanging="360"/>
+      </w:pPr>
+    </w:lvl>
+    <w:lvl w:ilvl="4" w:tentative="1">
+      <w:start w:val="1"/>
+      <w:numFmt w:val="decimal"/>
+      <w:lvlText w:val="%5."/>
+      <w:lvlJc w:val="left"/>
+      <w:pPr>
+        <w:tabs>
+          <w:tab w:val="num" w:pos="3600"/>
+        </w:tabs>
+        <w:ind w:left="3600" w:hanging="360"/>
+      </w:pPr>
+    </w:lvl>
+    <w:lvl w:ilvl="5" w:tentative="1">
+      <w:start w:val="1"/>
+      <w:numFmt w:val="decimal"/>
+      <w:lvlText w:val="%6."/>
+      <w:lvlJc w:val="left"/>
+      <w:pPr>
+        <w:tabs>
+          <w:tab w:val="num" w:pos="4320"/>
+        </w:tabs>
+        <w:ind w:left="4320" w:hanging="360"/>
+      </w:pPr>
+    </w:lvl>
+    <w:lvl w:ilvl="6" w:tentative="1">
+      <w:start w:val="1"/>
+      <w:numFmt w:val="decimal"/>
+      <w:lvlText w:val="%7."/>
+      <w:lvlJc w:val="left"/>
+      <w:pPr>
+        <w:tabs>
+          <w:tab w:val="num" w:pos="5040"/>
+        </w:tabs>
+        <w:ind w:left="5040" w:hanging="360"/>
+      </w:pPr>
+    </w:lvl>
+    <w:lvl w:ilvl="7" w:tentative="1">
+      <w:start w:val="1"/>
+      <w:numFmt w:val="decimal"/>
+      <w:lvlText w:val="%8."/>
+      <w:lvlJc w:val="left"/>
+      <w:pPr>
+        <w:tabs>
+          <w:tab w:val="num" w:pos="5760"/>
+        </w:tabs>
+        <w:ind w:left="5760" w:hanging="360"/>
+      </w:pPr>
+    </w:lvl>
+    <w:lvl w:ilvl="8" w:tentative="1">
+      <w:start w:val="1"/>
+      <w:numFmt w:val="decimal"/>
+      <w:lvlText w:val="%9."/>
+      <w:lvlJc w:val="left"/>
+      <w:pPr>
+        <w:tabs>
+          <w:tab w:val="num" w:pos="6480"/>
+        </w:tabs>
+        <w:ind w:left="6480" w:hanging="360"/>
+      </w:pPr>
+    </w:lvl>
+  </w:abstractNum>
+  <w:abstractNum w:abstractNumId="31" w15:restartNumberingAfterBreak="0">
     <w:nsid w:val="6BE92574"/>
     <w:multiLevelType w:val="multilevel"/>
     <w:tmpl w:val="04FC8C4A"/>
@@ -5189,7 +6323,156 @@
       </w:rPr>
     </w:lvl>
   </w:abstractNum>
-  <w:abstractNum w:abstractNumId="23" w15:restartNumberingAfterBreak="0">
+  <w:abstractNum w:abstractNumId="32" w15:restartNumberingAfterBreak="0">
+    <w:nsid w:val="6FCE1317"/>
+    <w:multiLevelType w:val="multilevel"/>
+    <w:tmpl w:val="34D41DAA"/>
+    <w:lvl w:ilvl="0">
+      <w:start w:val="1"/>
+      <w:numFmt w:val="bullet"/>
+      <w:lvlText w:val=""/>
+      <w:lvlJc w:val="left"/>
+      <w:pPr>
+        <w:tabs>
+          <w:tab w:val="num" w:pos="720"/>
+        </w:tabs>
+        <w:ind w:left="720" w:hanging="360"/>
+      </w:pPr>
+      <w:rPr>
+        <w:rFonts w:ascii="Symbol" w:hAnsi="Symbol" w:hint="default"/>
+        <w:sz w:val="20"/>
+      </w:rPr>
+    </w:lvl>
+    <w:lvl w:ilvl="1" w:tentative="1">
+      <w:start w:val="1"/>
+      <w:numFmt w:val="bullet"/>
+      <w:lvlText w:val="o"/>
+      <w:lvlJc w:val="left"/>
+      <w:pPr>
+        <w:tabs>
+          <w:tab w:val="num" w:pos="1440"/>
+        </w:tabs>
+        <w:ind w:left="1440" w:hanging="360"/>
+      </w:pPr>
+      <w:rPr>
+        <w:rFonts w:ascii="Courier New" w:hAnsi="Courier New" w:hint="default"/>
+        <w:sz w:val="20"/>
+      </w:rPr>
+    </w:lvl>
+    <w:lvl w:ilvl="2" w:tentative="1">
+      <w:start w:val="1"/>
+      <w:numFmt w:val="bullet"/>
+      <w:lvlText w:val=""/>
+      <w:lvlJc w:val="left"/>
+      <w:pPr>
+        <w:tabs>
+          <w:tab w:val="num" w:pos="2160"/>
+        </w:tabs>
+        <w:ind w:left="2160" w:hanging="360"/>
+      </w:pPr>
+      <w:rPr>
+        <w:rFonts w:ascii="Wingdings" w:hAnsi="Wingdings" w:hint="default"/>
+        <w:sz w:val="20"/>
+      </w:rPr>
+    </w:lvl>
+    <w:lvl w:ilvl="3" w:tentative="1">
+      <w:start w:val="1"/>
+      <w:numFmt w:val="bullet"/>
+      <w:lvlText w:val=""/>
+      <w:lvlJc w:val="left"/>
+      <w:pPr>
+        <w:tabs>
+          <w:tab w:val="num" w:pos="2880"/>
+        </w:tabs>
+        <w:ind w:left="2880" w:hanging="360"/>
+      </w:pPr>
+      <w:rPr>
+        <w:rFonts w:ascii="Wingdings" w:hAnsi="Wingdings" w:hint="default"/>
+        <w:sz w:val="20"/>
+      </w:rPr>
+    </w:lvl>
+    <w:lvl w:ilvl="4" w:tentative="1">
+      <w:start w:val="1"/>
+      <w:numFmt w:val="bullet"/>
+      <w:lvlText w:val=""/>
+      <w:lvlJc w:val="left"/>
+      <w:pPr>
+        <w:tabs>
+          <w:tab w:val="num" w:pos="3600"/>
+        </w:tabs>
+        <w:ind w:left="3600" w:hanging="360"/>
+      </w:pPr>
+      <w:rPr>
+        <w:rFonts w:ascii="Wingdings" w:hAnsi="Wingdings" w:hint="default"/>
+        <w:sz w:val="20"/>
+      </w:rPr>
+    </w:lvl>
+    <w:lvl w:ilvl="5" w:tentative="1">
+      <w:start w:val="1"/>
+      <w:numFmt w:val="bullet"/>
+      <w:lvlText w:val=""/>
+      <w:lvlJc w:val="left"/>
+      <w:pPr>
+        <w:tabs>
+          <w:tab w:val="num" w:pos="4320"/>
+        </w:tabs>
+        <w:ind w:left="4320" w:hanging="360"/>
+      </w:pPr>
+      <w:rPr>
+        <w:rFonts w:ascii="Wingdings" w:hAnsi="Wingdings" w:hint="default"/>
+        <w:sz w:val="20"/>
+      </w:rPr>
+    </w:lvl>
+    <w:lvl w:ilvl="6" w:tentative="1">
+      <w:start w:val="1"/>
+      <w:numFmt w:val="bullet"/>
+      <w:lvlText w:val=""/>
+      <w:lvlJc w:val="left"/>
+      <w:pPr>
+        <w:tabs>
+          <w:tab w:val="num" w:pos="5040"/>
+        </w:tabs>
+        <w:ind w:left="5040" w:hanging="360"/>
+      </w:pPr>
+      <w:rPr>
+        <w:rFonts w:ascii="Wingdings" w:hAnsi="Wingdings" w:hint="default"/>
+        <w:sz w:val="20"/>
+      </w:rPr>
+    </w:lvl>
+    <w:lvl w:ilvl="7" w:tentative="1">
+      <w:start w:val="1"/>
+      <w:numFmt w:val="bullet"/>
+      <w:lvlText w:val=""/>
+      <w:lvlJc w:val="left"/>
+      <w:pPr>
+        <w:tabs>
+          <w:tab w:val="num" w:pos="5760"/>
+        </w:tabs>
+        <w:ind w:left="5760" w:hanging="360"/>
+      </w:pPr>
+      <w:rPr>
+        <w:rFonts w:ascii="Wingdings" w:hAnsi="Wingdings" w:hint="default"/>
+        <w:sz w:val="20"/>
+      </w:rPr>
+    </w:lvl>
+    <w:lvl w:ilvl="8" w:tentative="1">
+      <w:start w:val="1"/>
+      <w:numFmt w:val="bullet"/>
+      <w:lvlText w:val=""/>
+      <w:lvlJc w:val="left"/>
+      <w:pPr>
+        <w:tabs>
+          <w:tab w:val="num" w:pos="6480"/>
+        </w:tabs>
+        <w:ind w:left="6480" w:hanging="360"/>
+      </w:pPr>
+      <w:rPr>
+        <w:rFonts w:ascii="Wingdings" w:hAnsi="Wingdings" w:hint="default"/>
+        <w:sz w:val="20"/>
+      </w:rPr>
+    </w:lvl>
+  </w:abstractNum>
+  <w:abstractNum w:abstractNumId="33" w15:restartNumberingAfterBreak="0">
     <w:nsid w:val="719477F4"/>
     <w:multiLevelType w:val="multilevel"/>
     <w:tmpl w:val="57C82222"/>
@@ -5302,7 +6585,7 @@
       </w:pPr>
     </w:lvl>
   </w:abstractNum>
-  <w:abstractNum w:abstractNumId="24" w15:restartNumberingAfterBreak="0">
+  <w:abstractNum w:abstractNumId="34" w15:restartNumberingAfterBreak="0">
     <w:nsid w:val="728C2380"/>
     <w:multiLevelType w:val="multilevel"/>
     <w:tmpl w:val="1A28D712"/>
@@ -5415,32 +6698,330 @@
       </w:pPr>
     </w:lvl>
   </w:abstractNum>
+  <w:abstractNum w:abstractNumId="35" w15:restartNumberingAfterBreak="0">
+    <w:nsid w:val="7C2C652A"/>
+    <w:multiLevelType w:val="multilevel"/>
+    <w:tmpl w:val="79B23FFE"/>
+    <w:lvl w:ilvl="0">
+      <w:start w:val="1"/>
+      <w:numFmt w:val="bullet"/>
+      <w:lvlText w:val=""/>
+      <w:lvlJc w:val="left"/>
+      <w:pPr>
+        <w:tabs>
+          <w:tab w:val="num" w:pos="720"/>
+        </w:tabs>
+        <w:ind w:left="720" w:hanging="360"/>
+      </w:pPr>
+      <w:rPr>
+        <w:rFonts w:ascii="Symbol" w:hAnsi="Symbol" w:hint="default"/>
+        <w:sz w:val="20"/>
+      </w:rPr>
+    </w:lvl>
+    <w:lvl w:ilvl="1" w:tentative="1">
+      <w:start w:val="1"/>
+      <w:numFmt w:val="bullet"/>
+      <w:lvlText w:val="o"/>
+      <w:lvlJc w:val="left"/>
+      <w:pPr>
+        <w:tabs>
+          <w:tab w:val="num" w:pos="1440"/>
+        </w:tabs>
+        <w:ind w:left="1440" w:hanging="360"/>
+      </w:pPr>
+      <w:rPr>
+        <w:rFonts w:ascii="Courier New" w:hAnsi="Courier New" w:hint="default"/>
+        <w:sz w:val="20"/>
+      </w:rPr>
+    </w:lvl>
+    <w:lvl w:ilvl="2" w:tentative="1">
+      <w:start w:val="1"/>
+      <w:numFmt w:val="bullet"/>
+      <w:lvlText w:val=""/>
+      <w:lvlJc w:val="left"/>
+      <w:pPr>
+        <w:tabs>
+          <w:tab w:val="num" w:pos="2160"/>
+        </w:tabs>
+        <w:ind w:left="2160" w:hanging="360"/>
+      </w:pPr>
+      <w:rPr>
+        <w:rFonts w:ascii="Wingdings" w:hAnsi="Wingdings" w:hint="default"/>
+        <w:sz w:val="20"/>
+      </w:rPr>
+    </w:lvl>
+    <w:lvl w:ilvl="3" w:tentative="1">
+      <w:start w:val="1"/>
+      <w:numFmt w:val="bullet"/>
+      <w:lvlText w:val=""/>
+      <w:lvlJc w:val="left"/>
+      <w:pPr>
+        <w:tabs>
+          <w:tab w:val="num" w:pos="2880"/>
+        </w:tabs>
+        <w:ind w:left="2880" w:hanging="360"/>
+      </w:pPr>
+      <w:rPr>
+        <w:rFonts w:ascii="Wingdings" w:hAnsi="Wingdings" w:hint="default"/>
+        <w:sz w:val="20"/>
+      </w:rPr>
+    </w:lvl>
+    <w:lvl w:ilvl="4" w:tentative="1">
+      <w:start w:val="1"/>
+      <w:numFmt w:val="bullet"/>
+      <w:lvlText w:val=""/>
+      <w:lvlJc w:val="left"/>
+      <w:pPr>
+        <w:tabs>
+          <w:tab w:val="num" w:pos="3600"/>
+        </w:tabs>
+        <w:ind w:left="3600" w:hanging="360"/>
+      </w:pPr>
+      <w:rPr>
+        <w:rFonts w:ascii="Wingdings" w:hAnsi="Wingdings" w:hint="default"/>
+        <w:sz w:val="20"/>
+      </w:rPr>
+    </w:lvl>
+    <w:lvl w:ilvl="5" w:tentative="1">
+      <w:start w:val="1"/>
+      <w:numFmt w:val="bullet"/>
+      <w:lvlText w:val=""/>
+      <w:lvlJc w:val="left"/>
+      <w:pPr>
+        <w:tabs>
+          <w:tab w:val="num" w:pos="4320"/>
+        </w:tabs>
+        <w:ind w:left="4320" w:hanging="360"/>
+      </w:pPr>
+      <w:rPr>
+        <w:rFonts w:ascii="Wingdings" w:hAnsi="Wingdings" w:hint="default"/>
+        <w:sz w:val="20"/>
+      </w:rPr>
+    </w:lvl>
+    <w:lvl w:ilvl="6" w:tentative="1">
+      <w:start w:val="1"/>
+      <w:numFmt w:val="bullet"/>
+      <w:lvlText w:val=""/>
+      <w:lvlJc w:val="left"/>
+      <w:pPr>
+        <w:tabs>
+          <w:tab w:val="num" w:pos="5040"/>
+        </w:tabs>
+        <w:ind w:left="5040" w:hanging="360"/>
+      </w:pPr>
+      <w:rPr>
+        <w:rFonts w:ascii="Wingdings" w:hAnsi="Wingdings" w:hint="default"/>
+        <w:sz w:val="20"/>
+      </w:rPr>
+    </w:lvl>
+    <w:lvl w:ilvl="7" w:tentative="1">
+      <w:start w:val="1"/>
+      <w:numFmt w:val="bullet"/>
+      <w:lvlText w:val=""/>
+      <w:lvlJc w:val="left"/>
+      <w:pPr>
+        <w:tabs>
+          <w:tab w:val="num" w:pos="5760"/>
+        </w:tabs>
+        <w:ind w:left="5760" w:hanging="360"/>
+      </w:pPr>
+      <w:rPr>
+        <w:rFonts w:ascii="Wingdings" w:hAnsi="Wingdings" w:hint="default"/>
+        <w:sz w:val="20"/>
+      </w:rPr>
+    </w:lvl>
+    <w:lvl w:ilvl="8" w:tentative="1">
+      <w:start w:val="1"/>
+      <w:numFmt w:val="bullet"/>
+      <w:lvlText w:val=""/>
+      <w:lvlJc w:val="left"/>
+      <w:pPr>
+        <w:tabs>
+          <w:tab w:val="num" w:pos="6480"/>
+        </w:tabs>
+        <w:ind w:left="6480" w:hanging="360"/>
+      </w:pPr>
+      <w:rPr>
+        <w:rFonts w:ascii="Wingdings" w:hAnsi="Wingdings" w:hint="default"/>
+        <w:sz w:val="20"/>
+      </w:rPr>
+    </w:lvl>
+  </w:abstractNum>
+  <w:abstractNum w:abstractNumId="36" w15:restartNumberingAfterBreak="0">
+    <w:nsid w:val="7FF07069"/>
+    <w:multiLevelType w:val="multilevel"/>
+    <w:tmpl w:val="834808E4"/>
+    <w:lvl w:ilvl="0">
+      <w:start w:val="1"/>
+      <w:numFmt w:val="bullet"/>
+      <w:lvlText w:val=""/>
+      <w:lvlJc w:val="left"/>
+      <w:pPr>
+        <w:tabs>
+          <w:tab w:val="num" w:pos="720"/>
+        </w:tabs>
+        <w:ind w:left="720" w:hanging="360"/>
+      </w:pPr>
+      <w:rPr>
+        <w:rFonts w:ascii="Symbol" w:hAnsi="Symbol" w:hint="default"/>
+        <w:sz w:val="20"/>
+      </w:rPr>
+    </w:lvl>
+    <w:lvl w:ilvl="1" w:tentative="1">
+      <w:start w:val="1"/>
+      <w:numFmt w:val="bullet"/>
+      <w:lvlText w:val="o"/>
+      <w:lvlJc w:val="left"/>
+      <w:pPr>
+        <w:tabs>
+          <w:tab w:val="num" w:pos="1440"/>
+        </w:tabs>
+        <w:ind w:left="1440" w:hanging="360"/>
+      </w:pPr>
+      <w:rPr>
+        <w:rFonts w:ascii="Courier New" w:hAnsi="Courier New" w:hint="default"/>
+        <w:sz w:val="20"/>
+      </w:rPr>
+    </w:lvl>
+    <w:lvl w:ilvl="2" w:tentative="1">
+      <w:start w:val="1"/>
+      <w:numFmt w:val="bullet"/>
+      <w:lvlText w:val=""/>
+      <w:lvlJc w:val="left"/>
+      <w:pPr>
+        <w:tabs>
+          <w:tab w:val="num" w:pos="2160"/>
+        </w:tabs>
+        <w:ind w:left="2160" w:hanging="360"/>
+      </w:pPr>
+      <w:rPr>
+        <w:rFonts w:ascii="Wingdings" w:hAnsi="Wingdings" w:hint="default"/>
+        <w:sz w:val="20"/>
+      </w:rPr>
+    </w:lvl>
+    <w:lvl w:ilvl="3" w:tentative="1">
+      <w:start w:val="1"/>
+      <w:numFmt w:val="bullet"/>
+      <w:lvlText w:val=""/>
+      <w:lvlJc w:val="left"/>
+      <w:pPr>
+        <w:tabs>
+          <w:tab w:val="num" w:pos="2880"/>
+        </w:tabs>
+        <w:ind w:left="2880" w:hanging="360"/>
+      </w:pPr>
+      <w:rPr>
+        <w:rFonts w:ascii="Wingdings" w:hAnsi="Wingdings" w:hint="default"/>
+        <w:sz w:val="20"/>
+      </w:rPr>
+    </w:lvl>
+    <w:lvl w:ilvl="4" w:tentative="1">
+      <w:start w:val="1"/>
+      <w:numFmt w:val="bullet"/>
+      <w:lvlText w:val=""/>
+      <w:lvlJc w:val="left"/>
+      <w:pPr>
+        <w:tabs>
+          <w:tab w:val="num" w:pos="3600"/>
+        </w:tabs>
+        <w:ind w:left="3600" w:hanging="360"/>
+      </w:pPr>
+      <w:rPr>
+        <w:rFonts w:ascii="Wingdings" w:hAnsi="Wingdings" w:hint="default"/>
+        <w:sz w:val="20"/>
+      </w:rPr>
+    </w:lvl>
+    <w:lvl w:ilvl="5" w:tentative="1">
+      <w:start w:val="1"/>
+      <w:numFmt w:val="bullet"/>
+      <w:lvlText w:val=""/>
+      <w:lvlJc w:val="left"/>
+      <w:pPr>
+        <w:tabs>
+          <w:tab w:val="num" w:pos="4320"/>
+        </w:tabs>
+        <w:ind w:left="4320" w:hanging="360"/>
+      </w:pPr>
+      <w:rPr>
+        <w:rFonts w:ascii="Wingdings" w:hAnsi="Wingdings" w:hint="default"/>
+        <w:sz w:val="20"/>
+      </w:rPr>
+    </w:lvl>
+    <w:lvl w:ilvl="6" w:tentative="1">
+      <w:start w:val="1"/>
+      <w:numFmt w:val="bullet"/>
+      <w:lvlText w:val=""/>
+      <w:lvlJc w:val="left"/>
+      <w:pPr>
+        <w:tabs>
+          <w:tab w:val="num" w:pos="5040"/>
+        </w:tabs>
+        <w:ind w:left="5040" w:hanging="360"/>
+      </w:pPr>
+      <w:rPr>
+        <w:rFonts w:ascii="Wingdings" w:hAnsi="Wingdings" w:hint="default"/>
+        <w:sz w:val="20"/>
+      </w:rPr>
+    </w:lvl>
+    <w:lvl w:ilvl="7" w:tentative="1">
+      <w:start w:val="1"/>
+      <w:numFmt w:val="bullet"/>
+      <w:lvlText w:val=""/>
+      <w:lvlJc w:val="left"/>
+      <w:pPr>
+        <w:tabs>
+          <w:tab w:val="num" w:pos="5760"/>
+        </w:tabs>
+        <w:ind w:left="5760" w:hanging="360"/>
+      </w:pPr>
+      <w:rPr>
+        <w:rFonts w:ascii="Wingdings" w:hAnsi="Wingdings" w:hint="default"/>
+        <w:sz w:val="20"/>
+      </w:rPr>
+    </w:lvl>
+    <w:lvl w:ilvl="8" w:tentative="1">
+      <w:start w:val="1"/>
+      <w:numFmt w:val="bullet"/>
+      <w:lvlText w:val=""/>
+      <w:lvlJc w:val="left"/>
+      <w:pPr>
+        <w:tabs>
+          <w:tab w:val="num" w:pos="6480"/>
+        </w:tabs>
+        <w:ind w:left="6480" w:hanging="360"/>
+      </w:pPr>
+      <w:rPr>
+        <w:rFonts w:ascii="Wingdings" w:hAnsi="Wingdings" w:hint="default"/>
+        <w:sz w:val="20"/>
+      </w:rPr>
+    </w:lvl>
+  </w:abstractNum>
   <w:num w:numId="1" w16cid:durableId="15540152">
-    <w:abstractNumId w:val="7"/>
+    <w:abstractNumId w:val="8"/>
   </w:num>
   <w:num w:numId="2" w16cid:durableId="1621112866">
     <w:abstractNumId w:val="3"/>
   </w:num>
   <w:num w:numId="3" w16cid:durableId="308438406">
+    <w:abstractNumId w:val="19"/>
+  </w:num>
+  <w:num w:numId="4" w16cid:durableId="1213889158">
+    <w:abstractNumId w:val="11"/>
+  </w:num>
+  <w:num w:numId="5" w16cid:durableId="1916546381">
+    <w:abstractNumId w:val="21"/>
+  </w:num>
+  <w:num w:numId="6" w16cid:durableId="948464508">
+    <w:abstractNumId w:val="16"/>
+  </w:num>
+  <w:num w:numId="7" w16cid:durableId="1117601184">
     <w:abstractNumId w:val="15"/>
   </w:num>
-  <w:num w:numId="4" w16cid:durableId="1213889158">
-    <w:abstractNumId w:val="9"/>
-  </w:num>
-  <w:num w:numId="5" w16cid:durableId="1916546381">
-    <w:abstractNumId w:val="17"/>
-  </w:num>
-  <w:num w:numId="6" w16cid:durableId="948464508">
-    <w:abstractNumId w:val="13"/>
-  </w:num>
-  <w:num w:numId="7" w16cid:durableId="1117601184">
-    <w:abstractNumId w:val="12"/>
-  </w:num>
   <w:num w:numId="8" w16cid:durableId="79642612">
-    <w:abstractNumId w:val="20"/>
+    <w:abstractNumId w:val="28"/>
   </w:num>
   <w:num w:numId="9" w16cid:durableId="1978990881">
-    <w:abstractNumId w:val="14"/>
+    <w:abstractNumId w:val="18"/>
   </w:num>
   <w:num w:numId="10" w16cid:durableId="507599918">
     <w:abstractNumId w:val="0"/>
@@ -5449,34 +7030,34 @@
     <w:abstractNumId w:val="4"/>
   </w:num>
   <w:num w:numId="12" w16cid:durableId="778791901">
-    <w:abstractNumId w:val="22"/>
+    <w:abstractNumId w:val="31"/>
   </w:num>
   <w:num w:numId="13" w16cid:durableId="1923563326">
-    <w:abstractNumId w:val="8"/>
+    <w:abstractNumId w:val="10"/>
   </w:num>
   <w:num w:numId="14" w16cid:durableId="1810784613">
-    <w:abstractNumId w:val="23"/>
+    <w:abstractNumId w:val="33"/>
   </w:num>
   <w:num w:numId="15" w16cid:durableId="1085034708">
-    <w:abstractNumId w:val="16"/>
+    <w:abstractNumId w:val="20"/>
   </w:num>
   <w:num w:numId="16" w16cid:durableId="1478182600">
-    <w:abstractNumId w:val="10"/>
+    <w:abstractNumId w:val="13"/>
   </w:num>
   <w:num w:numId="17" w16cid:durableId="530730154">
-    <w:abstractNumId w:val="11"/>
+    <w:abstractNumId w:val="14"/>
   </w:num>
   <w:num w:numId="18" w16cid:durableId="1791321088">
-    <w:abstractNumId w:val="19"/>
+    <w:abstractNumId w:val="23"/>
   </w:num>
   <w:num w:numId="19" w16cid:durableId="1840121054">
     <w:abstractNumId w:val="6"/>
   </w:num>
   <w:num w:numId="20" w16cid:durableId="838929894">
-    <w:abstractNumId w:val="24"/>
+    <w:abstractNumId w:val="34"/>
   </w:num>
   <w:num w:numId="21" w16cid:durableId="1555654509">
-    <w:abstractNumId w:val="21"/>
+    <w:abstractNumId w:val="29"/>
   </w:num>
   <w:num w:numId="22" w16cid:durableId="617954891">
     <w:abstractNumId w:val="1"/>
@@ -5488,7 +7069,43 @@
     <w:abstractNumId w:val="5"/>
   </w:num>
   <w:num w:numId="25" w16cid:durableId="178935049">
-    <w:abstractNumId w:val="18"/>
+    <w:abstractNumId w:val="22"/>
+  </w:num>
+  <w:num w:numId="26" w16cid:durableId="19013732">
+    <w:abstractNumId w:val="24"/>
+  </w:num>
+  <w:num w:numId="27" w16cid:durableId="460536243">
+    <w:abstractNumId w:val="25"/>
+  </w:num>
+  <w:num w:numId="28" w16cid:durableId="638730269">
+    <w:abstractNumId w:val="35"/>
+  </w:num>
+  <w:num w:numId="29" w16cid:durableId="646787125">
+    <w:abstractNumId w:val="26"/>
+  </w:num>
+  <w:num w:numId="30" w16cid:durableId="626395582">
+    <w:abstractNumId w:val="17"/>
+  </w:num>
+  <w:num w:numId="31" w16cid:durableId="112217845">
+    <w:abstractNumId w:val="30"/>
+  </w:num>
+  <w:num w:numId="32" w16cid:durableId="406803275">
+    <w:abstractNumId w:val="27"/>
+  </w:num>
+  <w:num w:numId="33" w16cid:durableId="1616523257">
+    <w:abstractNumId w:val="12"/>
+  </w:num>
+  <w:num w:numId="34" w16cid:durableId="1919820685">
+    <w:abstractNumId w:val="7"/>
+  </w:num>
+  <w:num w:numId="35" w16cid:durableId="1071854465">
+    <w:abstractNumId w:val="36"/>
+  </w:num>
+  <w:num w:numId="36" w16cid:durableId="1888252955">
+    <w:abstractNumId w:val="9"/>
+  </w:num>
+  <w:num w:numId="37" w16cid:durableId="651637364">
+    <w:abstractNumId w:val="32"/>
   </w:num>
 </w:numbering>
 </file>
